--- a/Deliverables/4.Deliverables-Dependability/Software Dependability Report.docx
+++ b/Deliverables/4.Deliverables-Dependability/Software Dependability Report.docx
@@ -1,6 +1,6 @@
 
 <file path=word/document.xml><?xml version="1.0" encoding="utf-8"?>
-<w:document xmlns:wpc="http://schemas.microsoft.com/office/word/2010/wordprocessingCanvas" xmlns:cx="http://schemas.microsoft.com/office/drawing/2014/chartex" xmlns:cx1="http://schemas.microsoft.com/office/drawing/2015/9/8/chartex" xmlns:cx2="http://schemas.microsoft.com/office/drawing/2015/10/21/chartex" xmlns:cx3="http://schemas.microsoft.com/office/drawing/2016/5/9/chartex" xmlns:cx4="http://schemas.microsoft.com/office/drawing/2016/5/10/chartex" xmlns:cx5="http://schemas.microsoft.com/office/drawing/2016/5/11/chartex" xmlns:cx6="http://schemas.microsoft.com/office/drawing/2016/5/12/chartex" xmlns:cx7="http://schemas.microsoft.com/office/drawing/2016/5/13/chartex" xmlns:cx8="http://schemas.microsoft.com/office/drawing/2016/5/14/chartex" xmlns:mc="http://schemas.openxmlformats.org/markup-compatibility/2006" xmlns:aink="http://schemas.microsoft.com/office/drawing/2016/ink" xmlns:am3d="http://schemas.microsoft.com/office/drawing/2017/model3d" xmlns:o="urn:schemas-microsoft-com:office:office" xmlns:oel="http://schemas.microsoft.com/office/2019/extlst" xmlns:r="http://schemas.openxmlformats.org/officeDocument/2006/relationships" xmlns:m="http://schemas.openxmlformats.org/officeDocument/2006/math" xmlns:v="urn:schemas-microsoft-com:vml" xmlns:wp14="http://schemas.microsoft.com/office/word/2010/wordprocessingDrawing" xmlns:wp="http://schemas.openxmlformats.org/drawingml/2006/wordprocessingDrawing" xmlns:w10="urn:schemas-microsoft-com:office:word" xmlns:w="http://schemas.openxmlformats.org/wordprocessingml/2006/main" xmlns:w14="http://schemas.microsoft.com/office/word/2010/wordml" xmlns:w15="http://schemas.microsoft.com/office/word/2012/wordml" xmlns:w16cex="http://schemas.microsoft.com/office/word/2018/wordml/cex" xmlns:w16cid="http://schemas.microsoft.com/office/word/2016/wordml/cid" xmlns:w16="http://schemas.microsoft.com/office/word/2018/wordml" xmlns:w16du="http://schemas.microsoft.com/office/word/2023/wordml/word16du" xmlns:w16sdtdh="http://schemas.microsoft.com/office/word/2020/wordml/sdtdatahash" xmlns:w16sdtfl="http://schemas.microsoft.com/office/word/2024/wordml/sdtformatlock" xmlns:w16se="http://schemas.microsoft.com/office/word/2015/wordml/symex" xmlns:wpg="http://schemas.microsoft.com/office/word/2010/wordprocessingGroup" xmlns:wpi="http://schemas.microsoft.com/office/word/2010/wordprocessingInk" xmlns:wne="http://schemas.microsoft.com/office/word/2006/wordml" xmlns:wps="http://schemas.microsoft.com/office/word/2010/wordprocessingShape" mc:Ignorable="w14 w15 w16se w16cid w16 w16cex w16sdtdh w16sdtfl w16du wp14">
+<w:document xmlns:wpc="http://schemas.microsoft.com/office/word/2010/wordprocessingCanvas" xmlns:cx="http://schemas.microsoft.com/office/drawing/2014/chartex" xmlns:cx1="http://schemas.microsoft.com/office/drawing/2015/9/8/chartex" xmlns:cx2="http://schemas.microsoft.com/office/drawing/2015/10/21/chartex" xmlns:cx3="http://schemas.microsoft.com/office/drawing/2016/5/9/chartex" xmlns:cx4="http://schemas.microsoft.com/office/drawing/2016/5/10/chartex" xmlns:cx5="http://schemas.microsoft.com/office/drawing/2016/5/11/chartex" xmlns:cx6="http://schemas.microsoft.com/office/drawing/2016/5/12/chartex" xmlns:cx7="http://schemas.microsoft.com/office/drawing/2016/5/13/chartex" xmlns:cx8="http://schemas.microsoft.com/office/drawing/2016/5/14/chartex" xmlns:mc="http://schemas.openxmlformats.org/markup-compatibility/2006" xmlns:aink="http://schemas.microsoft.com/office/drawing/2016/ink" xmlns:am3d="http://schemas.microsoft.com/office/drawing/2017/model3d" xmlns:o="urn:schemas-microsoft-com:office:office" xmlns:oel="http://schemas.microsoft.com/office/2019/extlst" xmlns:r="http://schemas.openxmlformats.org/officeDocument/2006/relationships" xmlns:m="http://schemas.openxmlformats.org/officeDocument/2006/math" xmlns:v="urn:schemas-microsoft-com:vml" xmlns:wp14="http://schemas.microsoft.com/office/word/2010/wordprocessingDrawing" xmlns:wp="http://schemas.openxmlformats.org/drawingml/2006/wordprocessingDrawing" xmlns:w10="urn:schemas-microsoft-com:office:word" xmlns:w="http://schemas.openxmlformats.org/wordprocessingml/2006/main" xmlns:w14="http://schemas.microsoft.com/office/word/2010/wordml" xmlns:w15="http://schemas.microsoft.com/office/word/2012/wordml" xmlns:w16cei="http://schemas.microsoft.com/office/word/2026/wordml/cei" xmlns:w16cex="http://schemas.microsoft.com/office/word/2018/wordml/cex" xmlns:w16cid="http://schemas.microsoft.com/office/word/2016/wordml/cid" xmlns:w16="http://schemas.microsoft.com/office/word/2018/wordml" xmlns:w16du="http://schemas.microsoft.com/office/word/2023/wordml/word16du" xmlns:w16sdtdh="http://schemas.microsoft.com/office/word/2020/wordml/sdtdatahash" xmlns:w16sdtfl="http://schemas.microsoft.com/office/word/2024/wordml/sdtformatlock" xmlns:w16se="http://schemas.microsoft.com/office/word/2015/wordml/symex" xmlns:wpg="http://schemas.microsoft.com/office/word/2010/wordprocessingGroup" xmlns:wpi="http://schemas.microsoft.com/office/word/2010/wordprocessingInk" xmlns:wne="http://schemas.microsoft.com/office/word/2006/wordml" xmlns:wps="http://schemas.microsoft.com/office/word/2010/wordprocessingShape" mc:Ignorable="w14 w15 w16se w16cid w16 w16cex w16sdtdh w16sdtfl w16du wp14">
   <w:body>
     <w:tbl>
       <w:tblPr>
@@ -396,7 +396,7 @@
           <w:szCs w:val="32"/>
           <w:lang w:val="it-IT"/>
         </w:rPr>
-        <w:t>15</w:t>
+        <w:t>31</w:t>
       </w:r>
       <w:r>
         <w:rPr>
@@ -439,6 +439,7 @@
         <w:rPr>
           <w:sz w:val="30"/>
           <w:szCs w:val="30"/>
+          <w:lang w:val="it-IT"/>
         </w:rPr>
       </w:pPr>
       <w:r>
@@ -450,6 +451,26 @@
           <w:lang w:val="it-IT"/>
         </w:rPr>
         <w:t>Bruno Nesticò, Francesco Rao</w:t>
+      </w:r>
+      <w:r>
+        <w:rPr>
+          <w:i/>
+          <w:iCs/>
+          <w:sz w:val="30"/>
+          <w:szCs w:val="30"/>
+          <w:lang w:val="it-IT"/>
+        </w:rPr>
+        <w:t>,</w:t>
+      </w:r>
+      <w:r>
+        <w:rPr>
+          <w:i/>
+          <w:iCs/>
+          <w:sz w:val="30"/>
+          <w:szCs w:val="30"/>
+          <w:lang w:val="it-IT"/>
+        </w:rPr>
+        <w:t xml:space="preserve"> Roberto Fiorenza</w:t>
       </w:r>
     </w:p>
     <w:p>
@@ -3215,15 +3236,11 @@
     </w:p>
     <w:p>
       <w:pPr>
-        <w:jc w:val="both"/>
-      </w:pPr>
-    </w:p>
-    <w:p>
-      <w:pPr>
         <w:pStyle w:val="Heading2"/>
         <w:jc w:val="both"/>
       </w:pPr>
       <w:r>
+        <w:lastRenderedPageBreak/>
         <w:t>4.2 Service Definition in Docker Compose</w:t>
       </w:r>
     </w:p>
@@ -3670,7 +3687,7 @@
           <w:noProof/>
         </w:rPr>
         <w:drawing>
-          <wp:inline distT="0" distB="0" distL="0" distR="0" wp14:anchorId="3337AC8F" wp14:editId="5103AA11">
+          <wp:inline distT="0" distB="0" distL="0" distR="0" wp14:anchorId="3337AC8F" wp14:editId="44A0622A">
             <wp:extent cx="5731510" cy="1496695"/>
             <wp:effectExtent l="0" t="0" r="2540" b="8255"/>
             <wp:docPr id="1764701060" name="Picture 2"/>
@@ -4075,7 +4092,7 @@
           <w:noProof/>
         </w:rPr>
         <w:drawing>
-          <wp:inline distT="0" distB="0" distL="0" distR="0" wp14:anchorId="77B13708" wp14:editId="5EE6A2E2">
+          <wp:inline distT="0" distB="0" distL="0" distR="0" wp14:anchorId="77B13708" wp14:editId="30D3B3AB">
             <wp:extent cx="5731510" cy="2716530"/>
             <wp:effectExtent l="0" t="0" r="2540" b="7620"/>
             <wp:docPr id="1737565043" name="Picture 4"/>
@@ -4876,6 +4893,12 @@
         </w:rPr>
         <w:t xml:space="preserve"> rules.</w:t>
       </w:r>
+      <w:r>
+        <w:rPr>
+          <w:lang w:val="en-US"/>
+        </w:rPr>
+        <w:br/>
+      </w:r>
     </w:p>
     <w:p>
       <w:pPr>
@@ -5144,6 +5167,9 @@
           <w:t>https://github.com/superfra01/Rated-Dependability/tree/main/Deliverables/4.Deliverables-Dependability/Analisi/JMH/after</w:t>
         </w:r>
       </w:hyperlink>
+      <w:r>
+        <w:br/>
+      </w:r>
     </w:p>
     <w:p>
       <w:pPr>
@@ -5186,6 +5212,9 @@
       <w:r>
         <w:t xml:space="preserve"> goal is not merely "style cleanup," but rather to detect patterns that introduce resource waste, thereby increasing execution time and system load.</w:t>
       </w:r>
+      <w:r>
+        <w:br/>
+      </w:r>
     </w:p>
     <w:p>
       <w:pPr>
@@ -5195,11 +5224,10 @@
         <w:rPr>
           <w:noProof/>
         </w:rPr>
-        <w:lastRenderedPageBreak/>
         <w:drawing>
-          <wp:inline distT="0" distB="0" distL="0" distR="0" wp14:anchorId="26B50056" wp14:editId="691016EF">
-            <wp:extent cx="3634740" cy="3238500"/>
-            <wp:effectExtent l="0" t="0" r="3810" b="0"/>
+          <wp:inline distT="0" distB="0" distL="0" distR="0" wp14:anchorId="26B50056" wp14:editId="545FC0B8">
+            <wp:extent cx="2255520" cy="2009635"/>
+            <wp:effectExtent l="0" t="0" r="0" b="0"/>
             <wp:docPr id="347308343" name="Picture 6"/>
             <wp:cNvGraphicFramePr>
               <a:graphicFrameLocks xmlns:a="http://schemas.openxmlformats.org/drawingml/2006/main" noChangeAspect="1"/>
@@ -5229,7 +5257,7 @@
                   <pic:spPr bwMode="auto">
                     <a:xfrm>
                       <a:off x="0" y="0"/>
-                      <a:ext cx="3634740" cy="3238500"/>
+                      <a:ext cx="2297704" cy="2047220"/>
                     </a:xfrm>
                     <a:prstGeom prst="rect">
                       <a:avLst/>
@@ -5280,17 +5308,9 @@
     <w:p>
       <w:pPr>
         <w:jc w:val="both"/>
-        <w:rPr>
-          <w:b/>
-          <w:bCs/>
-        </w:rPr>
-      </w:pPr>
-    </w:p>
-    <w:p>
-      <w:pPr>
-        <w:jc w:val="both"/>
-      </w:pPr>
-      <w:r>
+      </w:pPr>
+      <w:r>
+        <w:lastRenderedPageBreak/>
         <w:t xml:space="preserve">The initial static analysis identified six distinct categories of issues, </w:t>
       </w:r>
       <w:proofErr w:type="spellStart"/>
@@ -5407,11 +5427,7 @@
       </w:r>
       <w:proofErr w:type="spellEnd"/>
       <w:r>
-        <w:t xml:space="preserve">++, avoiding the evaluation of collection size within loop conditions, and avoiding function calls </w:t>
-      </w:r>
-      <w:r>
-        <w:lastRenderedPageBreak/>
-        <w:t>inside for loop declarations. These anti-patterns waste redundant CPU cycles and energy during repeated executions.</w:t>
+        <w:t>++, avoiding the evaluation of collection size within loop conditions, and avoiding function calls inside for loop declarations. These anti-patterns waste redundant CPU cycles and energy during repeated executions.</w:t>
       </w:r>
     </w:p>
     <w:p>
@@ -5465,7 +5481,10 @@
         <w:jc w:val="both"/>
       </w:pPr>
       <w:r>
-        <w:t>Here is a detailed breakdown of the technical fixes applied:</w:t>
+        <w:br/>
+      </w:r>
+      <w:r>
+        <w:t>Here is a breakdown of the technical fixes applied:</w:t>
       </w:r>
     </w:p>
     <w:p>
@@ -5496,10 +5515,11 @@
         <w:rPr>
           <w:noProof/>
         </w:rPr>
+        <w:lastRenderedPageBreak/>
         <w:drawing>
-          <wp:inline distT="0" distB="0" distL="0" distR="0" wp14:anchorId="3BC8CB0F" wp14:editId="56BCC50D">
-            <wp:extent cx="4669971" cy="1349828"/>
-            <wp:effectExtent l="0" t="0" r="0" b="3175"/>
+          <wp:inline distT="0" distB="0" distL="0" distR="0" wp14:anchorId="3BC8CB0F" wp14:editId="542490AD">
+            <wp:extent cx="4320540" cy="1600200"/>
+            <wp:effectExtent l="0" t="0" r="3810" b="0"/>
             <wp:docPr id="16" name="image7.png"/>
             <wp:cNvGraphicFramePr/>
             <a:graphic xmlns:a="http://schemas.openxmlformats.org/drawingml/2006/main">
@@ -5519,7 +5539,7 @@
                   <pic:spPr>
                     <a:xfrm>
                       <a:off x="0" y="0"/>
-                      <a:ext cx="4885481" cy="1412120"/>
+                      <a:ext cx="4521582" cy="1674660"/>
                     </a:xfrm>
                     <a:prstGeom prst="rect">
                       <a:avLst/>
@@ -5532,6 +5552,12 @@
           </wp:inline>
         </w:drawing>
       </w:r>
+    </w:p>
+    <w:p>
+      <w:pPr>
+        <w:ind w:left="720"/>
+        <w:jc w:val="both"/>
+      </w:pPr>
     </w:p>
     <w:p>
       <w:pPr>
@@ -5600,6 +5626,12 @@
     </w:p>
     <w:p>
       <w:pPr>
+        <w:ind w:left="720"/>
+        <w:jc w:val="both"/>
+      </w:pPr>
+    </w:p>
+    <w:p>
+      <w:pPr>
         <w:numPr>
           <w:ilvl w:val="0"/>
           <w:numId w:val="18"/>
@@ -5627,6 +5659,12 @@
     </w:p>
     <w:p>
       <w:pPr>
+        <w:ind w:left="720"/>
+        <w:jc w:val="both"/>
+      </w:pPr>
+    </w:p>
+    <w:p>
+      <w:pPr>
         <w:numPr>
           <w:ilvl w:val="0"/>
           <w:numId w:val="18"/>
@@ -5653,7 +5691,6 @@
         <w:rPr>
           <w:noProof/>
         </w:rPr>
-        <w:lastRenderedPageBreak/>
         <w:drawing>
           <wp:inline distT="0" distB="0" distL="0" distR="0" wp14:anchorId="0BEA8AEC" wp14:editId="56A1C1F9">
             <wp:extent cx="4517571" cy="1992085"/>
@@ -5774,11 +5811,6 @@
       <w:r>
         <w:t xml:space="preserve"> </w:t>
       </w:r>
-    </w:p>
-    <w:p>
-      <w:pPr>
-        <w:jc w:val="both"/>
-      </w:pPr>
     </w:p>
     <w:p>
       <w:pPr>
@@ -6414,6 +6446,7 @@
         </w:rPr>
       </w:pPr>
       <w:r>
+        <w:lastRenderedPageBreak/>
         <w:t>6</w:t>
       </w:r>
       <w:r>
@@ -6557,66 +6590,66 @@
         <w:pStyle w:val="Heading1"/>
       </w:pPr>
       <w:r>
+        <w:t>7</w:t>
+      </w:r>
+      <w:r>
+        <w:t>.</w:t>
+      </w:r>
+      <w:r>
+        <w:t xml:space="preserve"> Security Analysis with </w:t>
+      </w:r>
+      <w:proofErr w:type="spellStart"/>
+      <w:r>
+        <w:t>GitGuardian</w:t>
+      </w:r>
+      <w:proofErr w:type="spellEnd"/>
+      <w:r>
+        <w:t xml:space="preserve">, </w:t>
+      </w:r>
+      <w:proofErr w:type="spellStart"/>
+      <w:r>
+        <w:t>Snyk</w:t>
+      </w:r>
+      <w:proofErr w:type="spellEnd"/>
+      <w:r>
+        <w:t xml:space="preserve"> and </w:t>
+      </w:r>
+      <w:proofErr w:type="spellStart"/>
+      <w:r>
+        <w:t>Sonarqube</w:t>
+      </w:r>
+      <w:proofErr w:type="spellEnd"/>
+    </w:p>
+    <w:p>
+      <w:pPr>
+        <w:jc w:val="both"/>
+      </w:pPr>
+      <w:r>
+        <w:t xml:space="preserve">To enhance system quality from a security standpoint, a multi-layered analysis strategy was adopted utilizing complementary tools: SonarQube for static code analysis and vulnerability detection, </w:t>
+      </w:r>
+      <w:proofErr w:type="spellStart"/>
+      <w:r>
+        <w:t>GitGuardian</w:t>
+      </w:r>
+      <w:proofErr w:type="spellEnd"/>
+      <w:r>
+        <w:t xml:space="preserve"> to identify secrets, tokens, or credentials accidentally exposed in the repository, and </w:t>
+      </w:r>
+      <w:proofErr w:type="spellStart"/>
+      <w:r>
+        <w:t>Snyk</w:t>
+      </w:r>
+      <w:proofErr w:type="spellEnd"/>
+      <w:r>
+        <w:t xml:space="preserve"> for deep code-level security analysis to detect vulnerable patterns.</w:t>
+      </w:r>
+    </w:p>
+    <w:p>
+      <w:pPr>
+        <w:jc w:val="both"/>
+      </w:pPr>
+      <w:r>
         <w:lastRenderedPageBreak/>
-        <w:t>7</w:t>
-      </w:r>
-      <w:r>
-        <w:t>.</w:t>
-      </w:r>
-      <w:r>
-        <w:t xml:space="preserve"> Security Analysis with </w:t>
-      </w:r>
-      <w:proofErr w:type="spellStart"/>
-      <w:r>
-        <w:t>GitGuardian</w:t>
-      </w:r>
-      <w:proofErr w:type="spellEnd"/>
-      <w:r>
-        <w:t xml:space="preserve">, </w:t>
-      </w:r>
-      <w:proofErr w:type="spellStart"/>
-      <w:r>
-        <w:t>Snyk</w:t>
-      </w:r>
-      <w:proofErr w:type="spellEnd"/>
-      <w:r>
-        <w:t xml:space="preserve"> and </w:t>
-      </w:r>
-      <w:proofErr w:type="spellStart"/>
-      <w:r>
-        <w:t>Sonarqube</w:t>
-      </w:r>
-      <w:proofErr w:type="spellEnd"/>
-    </w:p>
-    <w:p>
-      <w:pPr>
-        <w:jc w:val="both"/>
-      </w:pPr>
-      <w:r>
-        <w:t xml:space="preserve">To enhance system quality from a security standpoint, a multi-layered analysis strategy was adopted utilizing complementary tools: SonarQube for static code analysis and vulnerability detection, </w:t>
-      </w:r>
-      <w:proofErr w:type="spellStart"/>
-      <w:r>
-        <w:t>GitGuardian</w:t>
-      </w:r>
-      <w:proofErr w:type="spellEnd"/>
-      <w:r>
-        <w:t xml:space="preserve"> to identify secrets, tokens, or credentials accidentally exposed in the repository, and </w:t>
-      </w:r>
-      <w:proofErr w:type="spellStart"/>
-      <w:r>
-        <w:t>Snyk</w:t>
-      </w:r>
-      <w:proofErr w:type="spellEnd"/>
-      <w:r>
-        <w:t xml:space="preserve"> for deep code-level security analysis to detect vulnerable patterns.</w:t>
-      </w:r>
-    </w:p>
-    <w:p>
-      <w:pPr>
-        <w:jc w:val="both"/>
-      </w:pPr>
-      <w:r>
         <w:t>The objective for this phase was defined in an explicit and measurable way: to achieve zero security vulnerabilities across all adopted tools. The following sections describe the detected issues, their potential impact, and the corrective actions applied to reach this target.</w:t>
       </w:r>
     </w:p>
@@ -6842,42 +6875,42 @@
           <w:b/>
           <w:bCs/>
         </w:rPr>
+        <w:t>Applied Fixes</w:t>
+      </w:r>
+    </w:p>
+    <w:p>
+      <w:pPr>
+        <w:jc w:val="both"/>
+        <w:rPr>
+          <w:noProof/>
+        </w:rPr>
+      </w:pPr>
+      <w:r>
+        <w:t xml:space="preserve">To resolve this issue, all forward calls were encapsulated within try/catch blocks to intercept </w:t>
+      </w:r>
+      <w:proofErr w:type="spellStart"/>
+      <w:r>
+        <w:t>ServletException</w:t>
+      </w:r>
+      <w:proofErr w:type="spellEnd"/>
+      <w:r>
+        <w:t xml:space="preserve"> and </w:t>
+      </w:r>
+      <w:proofErr w:type="spellStart"/>
+      <w:r>
+        <w:t>IOException</w:t>
+      </w:r>
+      <w:proofErr w:type="spellEnd"/>
+      <w:r>
+        <w:t>, enabling the system to handle errors in a controlled and secure manner. After applying these fixes, SonarQube was re-run and the target was successfully reached, with the dashboard reporting zero security vulnerabilities.</w:t>
+      </w:r>
+    </w:p>
+    <w:p>
+      <w:r>
+        <w:rPr>
+          <w:noProof/>
+        </w:rPr>
         <w:lastRenderedPageBreak/>
-        <w:t>Applied Fixes</w:t>
-      </w:r>
-    </w:p>
-    <w:p>
-      <w:pPr>
-        <w:jc w:val="both"/>
-        <w:rPr>
-          <w:noProof/>
-        </w:rPr>
-      </w:pPr>
-      <w:r>
-        <w:t xml:space="preserve">To resolve this issue, all forward calls were encapsulated within try/catch blocks to intercept </w:t>
-      </w:r>
-      <w:proofErr w:type="spellStart"/>
-      <w:r>
-        <w:t>ServletException</w:t>
-      </w:r>
-      <w:proofErr w:type="spellEnd"/>
-      <w:r>
-        <w:t xml:space="preserve"> and </w:t>
-      </w:r>
-      <w:proofErr w:type="spellStart"/>
-      <w:r>
-        <w:t>IOException</w:t>
-      </w:r>
-      <w:proofErr w:type="spellEnd"/>
-      <w:r>
-        <w:t>, enabling the system to handle errors in a controlled and secure manner. After applying these fixes, SonarQube was re-run and the target was successfully reached, with the dashboard reporting zero security vulnerabilities.</w:t>
-      </w:r>
-    </w:p>
-    <w:p>
-      <w:r>
-        <w:rPr>
-          <w:noProof/>
-        </w:rPr>
         <w:drawing>
           <wp:inline distT="0" distB="0" distL="0" distR="0" wp14:anchorId="748326FA" wp14:editId="667B3A28">
             <wp:extent cx="3630673" cy="2209800"/>
@@ -7051,7 +7084,7 @@
           <w:noProof/>
         </w:rPr>
         <w:drawing>
-          <wp:inline distT="0" distB="0" distL="0" distR="0" wp14:anchorId="54557B63" wp14:editId="694388DE">
+          <wp:inline distT="0" distB="0" distL="0" distR="0" wp14:anchorId="54557B63" wp14:editId="353441F9">
             <wp:extent cx="5727700" cy="1625600"/>
             <wp:effectExtent l="0" t="0" r="6350" b="0"/>
             <wp:docPr id="915741800" name="Picture 7"/>
@@ -7150,7 +7183,6 @@
         <w:rPr>
           <w:noProof/>
         </w:rPr>
-        <w:lastRenderedPageBreak/>
         <w:drawing>
           <wp:inline distT="0" distB="0" distL="0" distR="0" wp14:anchorId="2005CC97" wp14:editId="7294B422">
             <wp:extent cx="4508500" cy="381000"/>
@@ -7277,7 +7309,11 @@
       </w:r>
       <w:proofErr w:type="gramEnd"/>
       <w:r>
-        <w:t xml:space="preserve">Set DB_PASSWORD </w:t>
+        <w:t xml:space="preserve">Set </w:t>
+      </w:r>
+      <w:r>
+        <w:lastRenderedPageBreak/>
+        <w:t xml:space="preserve">DB_PASSWORD </w:t>
       </w:r>
       <w:proofErr w:type="gramStart"/>
       <w:r>
@@ -7404,13 +7440,11 @@
       </w:r>
     </w:p>
     <w:p/>
-    <w:p/>
     <w:p>
       <w:pPr>
         <w:pStyle w:val="Heading2"/>
       </w:pPr>
       <w:r>
-        <w:lastRenderedPageBreak/>
         <w:t>7.4 Final Results</w:t>
       </w:r>
     </w:p>
@@ -7482,12 +7516,12 @@
         <w:t xml:space="preserve"> The single identified hardcoded password issue was manually verified as a false positive.</w:t>
       </w:r>
     </w:p>
-    <w:p/>
     <w:p>
       <w:pPr>
         <w:pStyle w:val="Heading1"/>
       </w:pPr>
       <w:r>
+        <w:lastRenderedPageBreak/>
         <w:t>8. Final Considerations</w:t>
       </w:r>
     </w:p>
@@ -7571,7 +7605,7 @@
 </file>
 
 <file path=word/numbering.xml><?xml version="1.0" encoding="utf-8"?>
-<w:numbering xmlns:wpc="http://schemas.microsoft.com/office/word/2010/wordprocessingCanvas" xmlns:cx="http://schemas.microsoft.com/office/drawing/2014/chartex" xmlns:cx1="http://schemas.microsoft.com/office/drawing/2015/9/8/chartex" xmlns:cx2="http://schemas.microsoft.com/office/drawing/2015/10/21/chartex" xmlns:cx3="http://schemas.microsoft.com/office/drawing/2016/5/9/chartex" xmlns:cx4="http://schemas.microsoft.com/office/drawing/2016/5/10/chartex" xmlns:cx5="http://schemas.microsoft.com/office/drawing/2016/5/11/chartex" xmlns:cx6="http://schemas.microsoft.com/office/drawing/2016/5/12/chartex" xmlns:cx7="http://schemas.microsoft.com/office/drawing/2016/5/13/chartex" xmlns:cx8="http://schemas.microsoft.com/office/drawing/2016/5/14/chartex" xmlns:mc="http://schemas.openxmlformats.org/markup-compatibility/2006" xmlns:aink="http://schemas.microsoft.com/office/drawing/2016/ink" xmlns:am3d="http://schemas.microsoft.com/office/drawing/2017/model3d" xmlns:o="urn:schemas-microsoft-com:office:office" xmlns:oel="http://schemas.microsoft.com/office/2019/extlst" xmlns:r="http://schemas.openxmlformats.org/officeDocument/2006/relationships" xmlns:m="http://schemas.openxmlformats.org/officeDocument/2006/math" xmlns:v="urn:schemas-microsoft-com:vml" xmlns:wp14="http://schemas.microsoft.com/office/word/2010/wordprocessingDrawing" xmlns:wp="http://schemas.openxmlformats.org/drawingml/2006/wordprocessingDrawing" xmlns:w10="urn:schemas-microsoft-com:office:word" xmlns:w="http://schemas.openxmlformats.org/wordprocessingml/2006/main" xmlns:w14="http://schemas.microsoft.com/office/word/2010/wordml" xmlns:w15="http://schemas.microsoft.com/office/word/2012/wordml" xmlns:w16cex="http://schemas.microsoft.com/office/word/2018/wordml/cex" xmlns:w16cid="http://schemas.microsoft.com/office/word/2016/wordml/cid" xmlns:w16="http://schemas.microsoft.com/office/word/2018/wordml" xmlns:w16du="http://schemas.microsoft.com/office/word/2023/wordml/word16du" xmlns:w16sdtdh="http://schemas.microsoft.com/office/word/2020/wordml/sdtdatahash" xmlns:w16sdtfl="http://schemas.microsoft.com/office/word/2024/wordml/sdtformatlock" xmlns:w16se="http://schemas.microsoft.com/office/word/2015/wordml/symex" xmlns:wpg="http://schemas.microsoft.com/office/word/2010/wordprocessingGroup" xmlns:wpi="http://schemas.microsoft.com/office/word/2010/wordprocessingInk" xmlns:wne="http://schemas.microsoft.com/office/word/2006/wordml" xmlns:wps="http://schemas.microsoft.com/office/word/2010/wordprocessingShape" mc:Ignorable="w14 w15 w16se w16cid w16 w16cex w16sdtdh w16sdtfl w16du wp14">
+<w:numbering xmlns:wpc="http://schemas.microsoft.com/office/word/2010/wordprocessingCanvas" xmlns:cx="http://schemas.microsoft.com/office/drawing/2014/chartex" xmlns:cx1="http://schemas.microsoft.com/office/drawing/2015/9/8/chartex" xmlns:cx2="http://schemas.microsoft.com/office/drawing/2015/10/21/chartex" xmlns:cx3="http://schemas.microsoft.com/office/drawing/2016/5/9/chartex" xmlns:cx4="http://schemas.microsoft.com/office/drawing/2016/5/10/chartex" xmlns:cx5="http://schemas.microsoft.com/office/drawing/2016/5/11/chartex" xmlns:cx6="http://schemas.microsoft.com/office/drawing/2016/5/12/chartex" xmlns:cx7="http://schemas.microsoft.com/office/drawing/2016/5/13/chartex" xmlns:cx8="http://schemas.microsoft.com/office/drawing/2016/5/14/chartex" xmlns:mc="http://schemas.openxmlformats.org/markup-compatibility/2006" xmlns:aink="http://schemas.microsoft.com/office/drawing/2016/ink" xmlns:am3d="http://schemas.microsoft.com/office/drawing/2017/model3d" xmlns:o="urn:schemas-microsoft-com:office:office" xmlns:oel="http://schemas.microsoft.com/office/2019/extlst" xmlns:r="http://schemas.openxmlformats.org/officeDocument/2006/relationships" xmlns:m="http://schemas.openxmlformats.org/officeDocument/2006/math" xmlns:v="urn:schemas-microsoft-com:vml" xmlns:wp14="http://schemas.microsoft.com/office/word/2010/wordprocessingDrawing" xmlns:wp="http://schemas.openxmlformats.org/drawingml/2006/wordprocessingDrawing" xmlns:w10="urn:schemas-microsoft-com:office:word" xmlns:w="http://schemas.openxmlformats.org/wordprocessingml/2006/main" xmlns:w14="http://schemas.microsoft.com/office/word/2010/wordml" xmlns:w15="http://schemas.microsoft.com/office/word/2012/wordml" xmlns:w16cei="http://schemas.microsoft.com/office/word/2026/wordml/cei" xmlns:w16cex="http://schemas.microsoft.com/office/word/2018/wordml/cex" xmlns:w16cid="http://schemas.microsoft.com/office/word/2016/wordml/cid" xmlns:w16="http://schemas.microsoft.com/office/word/2018/wordml" xmlns:w16du="http://schemas.microsoft.com/office/word/2023/wordml/word16du" xmlns:w16sdtdh="http://schemas.microsoft.com/office/word/2020/wordml/sdtdatahash" xmlns:w16sdtfl="http://schemas.microsoft.com/office/word/2024/wordml/sdtformatlock" xmlns:w16se="http://schemas.microsoft.com/office/word/2015/wordml/symex" xmlns:wpg="http://schemas.microsoft.com/office/word/2010/wordprocessingGroup" xmlns:wpi="http://schemas.microsoft.com/office/word/2010/wordprocessingInk" xmlns:wne="http://schemas.microsoft.com/office/word/2006/wordml" xmlns:wps="http://schemas.microsoft.com/office/word/2010/wordprocessingShape" mc:Ignorable="w14 w15 w16se w16cid w16 w16cex w16sdtdh w16sdtfl w16du wp14">
   <w:abstractNum w:abstractNumId="0" w15:restartNumberingAfterBreak="0">
     <w:nsid w:val="07A62DBF"/>
     <w:multiLevelType w:val="multilevel"/>

--- a/Deliverables/4.Deliverables-Dependability/Software Dependability Report.docx
+++ b/Deliverables/4.Deliverables-Dependability/Software Dependability Report.docx
@@ -1,6 +1,6 @@
 
 <file path=word/document.xml><?xml version="1.0" encoding="utf-8"?>
-<w:document xmlns:wpc="http://schemas.microsoft.com/office/word/2010/wordprocessingCanvas" xmlns:cx="http://schemas.microsoft.com/office/drawing/2014/chartex" xmlns:cx1="http://schemas.microsoft.com/office/drawing/2015/9/8/chartex" xmlns:cx2="http://schemas.microsoft.com/office/drawing/2015/10/21/chartex" xmlns:cx3="http://schemas.microsoft.com/office/drawing/2016/5/9/chartex" xmlns:cx4="http://schemas.microsoft.com/office/drawing/2016/5/10/chartex" xmlns:cx5="http://schemas.microsoft.com/office/drawing/2016/5/11/chartex" xmlns:cx6="http://schemas.microsoft.com/office/drawing/2016/5/12/chartex" xmlns:cx7="http://schemas.microsoft.com/office/drawing/2016/5/13/chartex" xmlns:cx8="http://schemas.microsoft.com/office/drawing/2016/5/14/chartex" xmlns:mc="http://schemas.openxmlformats.org/markup-compatibility/2006" xmlns:aink="http://schemas.microsoft.com/office/drawing/2016/ink" xmlns:am3d="http://schemas.microsoft.com/office/drawing/2017/model3d" xmlns:o="urn:schemas-microsoft-com:office:office" xmlns:oel="http://schemas.microsoft.com/office/2019/extlst" xmlns:r="http://schemas.openxmlformats.org/officeDocument/2006/relationships" xmlns:m="http://schemas.openxmlformats.org/officeDocument/2006/math" xmlns:v="urn:schemas-microsoft-com:vml" xmlns:wp14="http://schemas.microsoft.com/office/word/2010/wordprocessingDrawing" xmlns:wp="http://schemas.openxmlformats.org/drawingml/2006/wordprocessingDrawing" xmlns:w10="urn:schemas-microsoft-com:office:word" xmlns:w="http://schemas.openxmlformats.org/wordprocessingml/2006/main" xmlns:w14="http://schemas.microsoft.com/office/word/2010/wordml" xmlns:w15="http://schemas.microsoft.com/office/word/2012/wordml" xmlns:w16cei="http://schemas.microsoft.com/office/word/2026/wordml/cei" xmlns:w16cex="http://schemas.microsoft.com/office/word/2018/wordml/cex" xmlns:w16cid="http://schemas.microsoft.com/office/word/2016/wordml/cid" xmlns:w16="http://schemas.microsoft.com/office/word/2018/wordml" xmlns:w16du="http://schemas.microsoft.com/office/word/2023/wordml/word16du" xmlns:w16sdtdh="http://schemas.microsoft.com/office/word/2020/wordml/sdtdatahash" xmlns:w16sdtfl="http://schemas.microsoft.com/office/word/2024/wordml/sdtformatlock" xmlns:w16se="http://schemas.microsoft.com/office/word/2015/wordml/symex" xmlns:wpg="http://schemas.microsoft.com/office/word/2010/wordprocessingGroup" xmlns:wpi="http://schemas.microsoft.com/office/word/2010/wordprocessingInk" xmlns:wne="http://schemas.microsoft.com/office/word/2006/wordml" xmlns:wps="http://schemas.microsoft.com/office/word/2010/wordprocessingShape" mc:Ignorable="w14 w15 w16se w16cid w16 w16cex w16sdtdh w16sdtfl w16du wp14">
+<w:document xmlns:wpc="http://schemas.microsoft.com/office/word/2010/wordprocessingCanvas" xmlns:cx="http://schemas.microsoft.com/office/drawing/2014/chartex" xmlns:cx1="http://schemas.microsoft.com/office/drawing/2015/9/8/chartex" xmlns:cx2="http://schemas.microsoft.com/office/drawing/2015/10/21/chartex" xmlns:cx3="http://schemas.microsoft.com/office/drawing/2016/5/9/chartex" xmlns:cx4="http://schemas.microsoft.com/office/drawing/2016/5/10/chartex" xmlns:cx5="http://schemas.microsoft.com/office/drawing/2016/5/11/chartex" xmlns:cx6="http://schemas.microsoft.com/office/drawing/2016/5/12/chartex" xmlns:cx7="http://schemas.microsoft.com/office/drawing/2016/5/13/chartex" xmlns:cx8="http://schemas.microsoft.com/office/drawing/2016/5/14/chartex" xmlns:mc="http://schemas.openxmlformats.org/markup-compatibility/2006" xmlns:aink="http://schemas.microsoft.com/office/drawing/2016/ink" xmlns:am3d="http://schemas.microsoft.com/office/drawing/2017/model3d" xmlns:o="urn:schemas-microsoft-com:office:office" xmlns:oel="http://schemas.microsoft.com/office/2019/extlst" xmlns:r="http://schemas.openxmlformats.org/officeDocument/2006/relationships" xmlns:m="http://schemas.openxmlformats.org/officeDocument/2006/math" xmlns:v="urn:schemas-microsoft-com:vml" xmlns:wp14="http://schemas.microsoft.com/office/word/2010/wordprocessingDrawing" xmlns:wp="http://schemas.openxmlformats.org/drawingml/2006/wordprocessingDrawing" xmlns:w10="urn:schemas-microsoft-com:office:word" xmlns:w="http://schemas.openxmlformats.org/wordprocessingml/2006/main" xmlns:w14="http://schemas.microsoft.com/office/word/2010/wordml" xmlns:w15="http://schemas.microsoft.com/office/word/2012/wordml" xmlns:w16cex="http://schemas.microsoft.com/office/word/2018/wordml/cex" xmlns:w16cid="http://schemas.microsoft.com/office/word/2016/wordml/cid" xmlns:w16="http://schemas.microsoft.com/office/word/2018/wordml" xmlns:w16du="http://schemas.microsoft.com/office/word/2023/wordml/word16du" xmlns:w16sdtdh="http://schemas.microsoft.com/office/word/2020/wordml/sdtdatahash" xmlns:w16sdtfl="http://schemas.microsoft.com/office/word/2024/wordml/sdtformatlock" xmlns:w16se="http://schemas.microsoft.com/office/word/2015/wordml/symex" xmlns:wpg="http://schemas.microsoft.com/office/word/2010/wordprocessingGroup" xmlns:wpi="http://schemas.microsoft.com/office/word/2010/wordprocessingInk" xmlns:wne="http://schemas.microsoft.com/office/word/2006/wordml" xmlns:wps="http://schemas.microsoft.com/office/word/2010/wordprocessingShape" mc:Ignorable="w14 w15 w16se w16cid w16 w16cex w16sdtdh w16sdtfl w16du wp14">
   <w:body>
     <w:tbl>
       <w:tblPr>
@@ -475,7 +475,7 @@
     </w:p>
     <w:p>
       <w:pPr>
-        <w:pStyle w:val="Heading1"/>
+        <w:pStyle w:val="Titolo1"/>
         <w:jc w:val="both"/>
       </w:pPr>
       <w:r>
@@ -485,7 +485,7 @@
     </w:p>
     <w:p>
       <w:pPr>
-        <w:pStyle w:val="Heading2"/>
+        <w:pStyle w:val="Titolo2"/>
         <w:jc w:val="both"/>
       </w:pPr>
       <w:r>
@@ -497,23 +497,7 @@
         <w:jc w:val="both"/>
       </w:pPr>
       <w:r>
-        <w:t xml:space="preserve">Rated is a web application designed to modernize and centralize the experience of rating and reviewing multimedia content, such as movies and TV series. The system operates within the digital entertainment services sector, offering an intuitive platform where enthusiasts can interact with a vast and constantly updated </w:t>
-      </w:r>
-      <w:proofErr w:type="spellStart"/>
-      <w:r>
-        <w:t>catalog</w:t>
-      </w:r>
-      <w:proofErr w:type="spellEnd"/>
-      <w:r>
-        <w:t xml:space="preserve">. The primary objective is to provide users with an effective tool to express critical opinions while simultaneously offering administrators, </w:t>
-      </w:r>
-      <w:proofErr w:type="spellStart"/>
-      <w:r>
-        <w:t>catalog</w:t>
-      </w:r>
-      <w:proofErr w:type="spellEnd"/>
-      <w:r>
-        <w:t xml:space="preserve"> managers and moderators</w:t>
+        <w:t>Rated is a web application designed to modernize and centralize the experience of rating and reviewing multimedia content, such as movies and TV series. The system operates within the digital entertainment services sector, offering an intuitive platform where enthusiasts can interact with a vast and constantly updated catalog. The primary objective is to provide users with an effective tool to express critical opinions while simultaneously offering administrators, catalog managers and moderators</w:t>
       </w:r>
       <w:r>
         <w:t xml:space="preserve"> </w:t>
@@ -541,7 +525,7 @@
     </w:p>
     <w:p>
       <w:pPr>
-        <w:pStyle w:val="Heading2"/>
+        <w:pStyle w:val="Titolo2"/>
         <w:jc w:val="both"/>
       </w:pPr>
       <w:r>
@@ -572,15 +556,7 @@
         <w:t>For users:</w:t>
       </w:r>
       <w:r>
-        <w:t xml:space="preserve"> It allows them to explore the multimedia </w:t>
-      </w:r>
-      <w:proofErr w:type="spellStart"/>
-      <w:r>
-        <w:t>catalog</w:t>
-      </w:r>
-      <w:proofErr w:type="spellEnd"/>
-      <w:r>
-        <w:t>, consult detailed technical data sheets, publish reviews, and assign star ratings to titles of interest. It also provides social features, such as rating other users' reviews and viewing various user profiles.</w:t>
+        <w:t xml:space="preserve"> It allows them to explore the multimedia catalog, consult detailed technical data sheets, publish reviews, and assign star ratings to titles of interest. It also provides social features, such as rating other users' reviews and viewing various user profiles.</w:t>
       </w:r>
     </w:p>
     <w:p>
@@ -599,15 +575,7 @@
         <w:t>For administrators:</w:t>
       </w:r>
       <w:r>
-        <w:t xml:space="preserve"> It provides a centralized interface enabling both types of designated administrators to perform their duties: </w:t>
-      </w:r>
-      <w:proofErr w:type="spellStart"/>
-      <w:r>
-        <w:t>Catalog</w:t>
-      </w:r>
-      <w:proofErr w:type="spellEnd"/>
-      <w:r>
-        <w:t xml:space="preserve"> management (insertion, modification, and removal of titles) and moderation of comments alongside user account control.</w:t>
+        <w:t xml:space="preserve"> It provides a centralized interface enabling both types of designated administrators to perform their duties: Catalog management (insertion, modification, and removal of titles) and moderation of comments alongside user account control.</w:t>
       </w:r>
     </w:p>
     <w:p>
@@ -625,7 +593,7 @@
     </w:p>
     <w:p>
       <w:pPr>
-        <w:pStyle w:val="Heading2"/>
+        <w:pStyle w:val="Titolo2"/>
         <w:jc w:val="both"/>
       </w:pPr>
       <w:r>
@@ -702,7 +670,7 @@
     </w:p>
     <w:p>
       <w:pPr>
-        <w:pStyle w:val="Heading2"/>
+        <w:pStyle w:val="Titolo2"/>
         <w:jc w:val="both"/>
       </w:pPr>
       <w:r>
@@ -726,19 +694,19 @@
       <w:hyperlink r:id="rId7" w:history="1">
         <w:r>
           <w:rPr>
-            <w:rStyle w:val="Hyperlink"/>
+            <w:rStyle w:val="Collegamentoipertestuale"/>
           </w:rPr>
           <w:t>https://github.com/superfra01/Rated-</w:t>
         </w:r>
         <w:r>
           <w:rPr>
-            <w:rStyle w:val="Hyperlink"/>
+            <w:rStyle w:val="Collegamentoipertestuale"/>
           </w:rPr>
           <w:t>Dependability</w:t>
         </w:r>
         <w:r>
           <w:rPr>
-            <w:rStyle w:val="Hyperlink"/>
+            <w:rStyle w:val="Collegamentoipertestuale"/>
           </w:rPr>
           <w:t>/tree/main/Deliverables</w:t>
         </w:r>
@@ -754,7 +722,7 @@
     </w:p>
     <w:p>
       <w:pPr>
-        <w:pStyle w:val="Heading1"/>
+        <w:pStyle w:val="Titolo1"/>
         <w:jc w:val="both"/>
       </w:pPr>
       <w:r>
@@ -763,18 +731,13 @@
       <w:r>
         <w:t xml:space="preserve">. </w:t>
       </w:r>
-      <w:proofErr w:type="spellStart"/>
-      <w:r>
-        <w:t>Github</w:t>
-      </w:r>
-      <w:proofErr w:type="spellEnd"/>
-      <w:r>
-        <w:t xml:space="preserve"> Workflow</w:t>
-      </w:r>
-    </w:p>
-    <w:p>
-      <w:pPr>
-        <w:pStyle w:val="Heading2"/>
+      <w:r>
+        <w:t>Github Workflow</w:t>
+      </w:r>
+    </w:p>
+    <w:p>
+      <w:pPr>
+        <w:pStyle w:val="Titolo2"/>
         <w:jc w:val="both"/>
       </w:pPr>
       <w:r>
@@ -851,23 +814,7 @@
         <w:t>Compiling and Testing with Maven:</w:t>
       </w:r>
       <w:r>
-        <w:t xml:space="preserve"> Running </w:t>
-      </w:r>
-      <w:proofErr w:type="spellStart"/>
-      <w:r>
-        <w:t>mvn</w:t>
-      </w:r>
-      <w:proofErr w:type="spellEnd"/>
-      <w:r>
-        <w:t xml:space="preserve"> verify executes the full build cycle for the application module. This step runs JUnit tests and generates coverage reports through </w:t>
-      </w:r>
-      <w:proofErr w:type="spellStart"/>
-      <w:r>
-        <w:t>JaCoCo</w:t>
-      </w:r>
-      <w:proofErr w:type="spellEnd"/>
-      <w:r>
-        <w:t>, facilitating functional verification while tracking test coverage metrics.</w:t>
+        <w:t xml:space="preserve"> Running mvn verify executes the full build cycle for the application module. This step runs JUnit tests and generates coverage reports through JaCoCo, facilitating functional verification while tracking test coverage metrics.</w:t>
       </w:r>
     </w:p>
     <w:p>
@@ -912,21 +859,7 @@
         <w:rPr>
           <w:color w:val="000000" w:themeColor="text1"/>
         </w:rPr>
-        <w:t xml:space="preserve"> The workflow publishes </w:t>
-      </w:r>
-      <w:proofErr w:type="spellStart"/>
-      <w:r>
-        <w:rPr>
-          <w:color w:val="000000" w:themeColor="text1"/>
-        </w:rPr>
-        <w:t>JaCoCo</w:t>
-      </w:r>
-      <w:proofErr w:type="spellEnd"/>
-      <w:r>
-        <w:rPr>
-          <w:color w:val="000000" w:themeColor="text1"/>
-        </w:rPr>
-        <w:t xml:space="preserve"> and PIT reports as artifacts using actions/upload-artifact, ensuring they are readily available for the development team's offline review and analysis.</w:t>
+        <w:t xml:space="preserve"> The workflow publishes JaCoCo and PIT reports as artifacts using actions/upload-artifact, ensuring they are readily available for the development team's offline review and analysis.</w:t>
       </w:r>
     </w:p>
     <w:p>
@@ -937,32 +870,15 @@
         </w:numPr>
         <w:jc w:val="both"/>
       </w:pPr>
-      <w:proofErr w:type="spellStart"/>
-      <w:r>
-        <w:rPr>
-          <w:b/>
-          <w:bCs/>
-        </w:rPr>
-        <w:t>GitGuardian</w:t>
-      </w:r>
-      <w:proofErr w:type="spellEnd"/>
-      <w:r>
-        <w:rPr>
-          <w:b/>
-          <w:bCs/>
-        </w:rPr>
-        <w:t xml:space="preserve"> (Secrets Detection):</w:t>
-      </w:r>
-      <w:r>
-        <w:t xml:space="preserve"> To mitigate the risk of exposing sensitive data, the workflow runs </w:t>
-      </w:r>
-      <w:proofErr w:type="spellStart"/>
-      <w:r>
-        <w:t>ggshield</w:t>
-      </w:r>
-      <w:proofErr w:type="spellEnd"/>
-      <w:r>
-        <w:t xml:space="preserve"> to scan the repository for leaked secrets, including API keys, tokens, and credentials.</w:t>
+      <w:r>
+        <w:rPr>
+          <w:b/>
+          <w:bCs/>
+        </w:rPr>
+        <w:t>GitGuardian (Secrets Detection):</w:t>
+      </w:r>
+      <w:r>
+        <w:t xml:space="preserve"> To mitigate the risk of exposing sensitive data, the workflow runs ggshield to scan the repository for leaked secrets, including API keys, tokens, and credentials.</w:t>
       </w:r>
     </w:p>
     <w:p>
@@ -973,33 +889,16 @@
         </w:numPr>
         <w:jc w:val="both"/>
       </w:pPr>
-      <w:proofErr w:type="spellStart"/>
       <w:r>
         <w:rPr>
           <w:b/>
           <w:bCs/>
         </w:rPr>
         <w:lastRenderedPageBreak/>
-        <w:t>Snyk</w:t>
-      </w:r>
-      <w:proofErr w:type="spellEnd"/>
-      <w:r>
-        <w:rPr>
-          <w:b/>
-          <w:bCs/>
-        </w:rPr>
-        <w:t xml:space="preserve"> (SCA and SAST):</w:t>
-      </w:r>
-      <w:r>
-        <w:t xml:space="preserve"> The pipeline integrates </w:t>
-      </w:r>
-      <w:proofErr w:type="spellStart"/>
-      <w:r>
-        <w:t>Snyk</w:t>
-      </w:r>
-      <w:proofErr w:type="spellEnd"/>
-      <w:r>
-        <w:t xml:space="preserve"> to bolster software security through three key mechanisms:</w:t>
+        <w:t>Snyk (SCA and SAST):</w:t>
+      </w:r>
+      <w:r>
+        <w:t xml:space="preserve"> The pipeline integrates Snyk to bolster software security through three key mechanisms:</w:t>
       </w:r>
     </w:p>
     <w:p>
@@ -1010,21 +909,12 @@
         </w:numPr>
         <w:jc w:val="both"/>
       </w:pPr>
-      <w:proofErr w:type="spellStart"/>
-      <w:r>
-        <w:rPr>
-          <w:b/>
-          <w:bCs/>
-        </w:rPr>
-        <w:t>Snyk</w:t>
-      </w:r>
-      <w:proofErr w:type="spellEnd"/>
-      <w:r>
-        <w:rPr>
-          <w:b/>
-          <w:bCs/>
-        </w:rPr>
-        <w:t xml:space="preserve"> Open Source (SCA):</w:t>
+      <w:r>
+        <w:rPr>
+          <w:b/>
+          <w:bCs/>
+        </w:rPr>
+        <w:t>Snyk Open Source (SCA):</w:t>
       </w:r>
       <w:r>
         <w:t xml:space="preserve"> Scans Maven dependencies for known vulnerabilities, enforcing a strict minimum severity threshold.</w:t>
@@ -1038,21 +928,12 @@
         </w:numPr>
         <w:jc w:val="both"/>
       </w:pPr>
-      <w:proofErr w:type="spellStart"/>
-      <w:r>
-        <w:rPr>
-          <w:b/>
-          <w:bCs/>
-        </w:rPr>
-        <w:t>Snyk</w:t>
-      </w:r>
-      <w:proofErr w:type="spellEnd"/>
-      <w:r>
-        <w:rPr>
-          <w:b/>
-          <w:bCs/>
-        </w:rPr>
-        <w:t xml:space="preserve"> Monitor:</w:t>
+      <w:r>
+        <w:rPr>
+          <w:b/>
+          <w:bCs/>
+        </w:rPr>
+        <w:t>Snyk Monitor:</w:t>
       </w:r>
       <w:r>
         <w:t xml:space="preserve"> Continuously tracks dependency health over time, active on the main branch only.</w:t>
@@ -1066,32 +947,15 @@
         </w:numPr>
         <w:jc w:val="both"/>
       </w:pPr>
-      <w:proofErr w:type="spellStart"/>
-      <w:r>
-        <w:rPr>
-          <w:b/>
-          <w:bCs/>
-        </w:rPr>
-        <w:t>Snyk</w:t>
-      </w:r>
-      <w:proofErr w:type="spellEnd"/>
-      <w:r>
-        <w:rPr>
-          <w:b/>
-          <w:bCs/>
-        </w:rPr>
-        <w:t xml:space="preserve"> Code (SAST):</w:t>
-      </w:r>
-      <w:r>
-        <w:t xml:space="preserve"> Performs static code analysis to detect security flaws while respecting the exclusions defined in the .</w:t>
-      </w:r>
-      <w:proofErr w:type="spellStart"/>
-      <w:r>
-        <w:t>snyk</w:t>
-      </w:r>
-      <w:proofErr w:type="spellEnd"/>
-      <w:r>
-        <w:t xml:space="preserve"> file.</w:t>
+      <w:r>
+        <w:rPr>
+          <w:b/>
+          <w:bCs/>
+        </w:rPr>
+        <w:t>Snyk Code (SAST):</w:t>
+      </w:r>
+      <w:r>
+        <w:t xml:space="preserve"> Performs static code analysis to detect security flaws while respecting the exclusions defined in the .snyk file.</w:t>
       </w:r>
     </w:p>
     <w:p>
@@ -1110,15 +974,7 @@
         <w:t>SonarQube Analysis (Code Quality and Security):</w:t>
       </w:r>
       <w:r>
-        <w:t xml:space="preserve"> Executed via the Maven plugin, this step publishes deep-dive analysis to </w:t>
-      </w:r>
-      <w:proofErr w:type="spellStart"/>
-      <w:r>
-        <w:t>SonarCloud</w:t>
-      </w:r>
-      <w:proofErr w:type="spellEnd"/>
-      <w:r>
-        <w:t>, delivering insights into code smells, bugs, and vulnerabilities directly to the quality dashboard.</w:t>
+        <w:t xml:space="preserve"> Executed via the Maven plugin, this step publishes deep-dive analysis to SonarCloud, delivering insights into code smells, bugs, and vulnerabilities directly to the quality dashboard.</w:t>
       </w:r>
     </w:p>
     <w:p>
@@ -1137,15 +993,7 @@
         <w:t>Build Docker Image:</w:t>
       </w:r>
       <w:r>
-        <w:t xml:space="preserve"> As a final step, the pipeline builds the backend service's Docker image from the </w:t>
-      </w:r>
-      <w:proofErr w:type="spellStart"/>
-      <w:r>
-        <w:t>Dockerfile</w:t>
-      </w:r>
-      <w:proofErr w:type="spellEnd"/>
-      <w:r>
-        <w:t xml:space="preserve"> in the application module. Tagging the image with the unique commit hash ensures complete build traceability and reproducibility.</w:t>
+        <w:t xml:space="preserve"> As a final step, the pipeline builds the backend service's Docker image from the Dockerfile in the application module. Tagging the image with the unique commit hash ensures complete build traceability and reproducibility.</w:t>
       </w:r>
     </w:p>
     <w:p>
@@ -1161,7 +1009,7 @@
       <w:hyperlink r:id="rId8" w:history="1">
         <w:r>
           <w:rPr>
-            <w:rStyle w:val="Hyperlink"/>
+            <w:rStyle w:val="Collegamentoipertestuale"/>
           </w:rPr>
           <w:t>https://github.com/superfra01/Rated-Dependability/blob/main/.github/workflows/ci.yml</w:t>
         </w:r>
@@ -1174,7 +1022,7 @@
     </w:p>
     <w:p>
       <w:pPr>
-        <w:pStyle w:val="Heading2"/>
+        <w:pStyle w:val="Titolo2"/>
         <w:jc w:val="both"/>
       </w:pPr>
       <w:r>
@@ -1186,15 +1034,7 @@
         <w:jc w:val="both"/>
       </w:pPr>
       <w:r>
-        <w:t xml:space="preserve">The Docker Push to Hub workflow drives the Continuous Delivery (CD) pipeline. Triggered either automatically on every push to the main branch or manually via </w:t>
-      </w:r>
-      <w:proofErr w:type="spellStart"/>
-      <w:r>
-        <w:t>workflow_dispatch</w:t>
-      </w:r>
-      <w:proofErr w:type="spellEnd"/>
-      <w:r>
-        <w:t>, its objective is to build and publish the application’s Docker image to Docker Hub, rendering it ready for deployment and distribution.</w:t>
+        <w:t>The Docker Push to Hub workflow drives the Continuous Delivery (CD) pipeline. Triggered either automatically on every push to the main branch or manually via workflow_dispatch, its objective is to build and publish the application’s Docker image to Docker Hub, rendering it ready for deployment and distribution.</w:t>
       </w:r>
     </w:p>
     <w:p>
@@ -1259,23 +1099,7 @@
         <w:t>Application Build:</w:t>
       </w:r>
       <w:r>
-        <w:t xml:space="preserve"> Compiles the executable artifact using </w:t>
-      </w:r>
-      <w:proofErr w:type="spellStart"/>
-      <w:r>
-        <w:t>mvn</w:t>
-      </w:r>
-      <w:proofErr w:type="spellEnd"/>
-      <w:r>
-        <w:t xml:space="preserve"> clean package -</w:t>
-      </w:r>
-      <w:proofErr w:type="spellStart"/>
-      <w:r>
-        <w:t>DskipTests</w:t>
-      </w:r>
-      <w:proofErr w:type="spellEnd"/>
-      <w:r>
-        <w:t>. Tests are bypassed here because they are already validated during the CI pipeline.</w:t>
+        <w:t xml:space="preserve"> Compiles the executable artifact using mvn clean package -DskipTests. Tests are bypassed here because they are already validated during the CI pipeline.</w:t>
       </w:r>
     </w:p>
     <w:p>
@@ -1291,34 +1115,10 @@
           <w:b/>
           <w:bCs/>
         </w:rPr>
-        <w:t xml:space="preserve">Docker </w:t>
-      </w:r>
-      <w:proofErr w:type="spellStart"/>
-      <w:r>
-        <w:rPr>
-          <w:b/>
-          <w:bCs/>
-        </w:rPr>
-        <w:t>Buildx</w:t>
-      </w:r>
-      <w:proofErr w:type="spellEnd"/>
-      <w:r>
-        <w:rPr>
-          <w:b/>
-          <w:bCs/>
-        </w:rPr>
-        <w:t xml:space="preserve"> Setup:</w:t>
-      </w:r>
-      <w:r>
-        <w:t xml:space="preserve"> Initializes a multi-architecture builder via docker/setup-</w:t>
-      </w:r>
-      <w:proofErr w:type="spellStart"/>
-      <w:r>
-        <w:t>buildx</w:t>
-      </w:r>
-      <w:proofErr w:type="spellEnd"/>
-      <w:r>
-        <w:t>-action to generate images compatible across various hardware platforms.</w:t>
+        <w:t>Docker Buildx Setup:</w:t>
+      </w:r>
+      <w:r>
+        <w:t xml:space="preserve"> Initializes a multi-architecture builder via docker/setup-buildx-action to generate images compatible across various hardware platforms.</w:t>
       </w:r>
     </w:p>
     <w:p>
@@ -1357,23 +1157,7 @@
         <w:t>Build and Push the Image:</w:t>
       </w:r>
       <w:r>
-        <w:t xml:space="preserve"> Leveraging docker/build-push-action, the workflow builds the Docker image for both </w:t>
-      </w:r>
-      <w:proofErr w:type="spellStart"/>
-      <w:r>
-        <w:t>linux</w:t>
-      </w:r>
-      <w:proofErr w:type="spellEnd"/>
-      <w:r>
-        <w:t xml:space="preserve">/amd64 and </w:t>
-      </w:r>
-      <w:proofErr w:type="spellStart"/>
-      <w:r>
-        <w:t>linux</w:t>
-      </w:r>
-      <w:proofErr w:type="spellEnd"/>
-      <w:r>
-        <w:t>/arm64 architectures, automatically publishing it to Docker Hub with the latest tag. It incorporates build caching (cache-from and cache-to) to optimize execution times.</w:t>
+        <w:t xml:space="preserve"> Leveraging docker/build-push-action, the workflow builds the Docker image for both linux/amd64 and linux/arm64 architectures, automatically publishing it to Docker Hub with the latest tag. It incorporates build caching (cache-from and cache-to) to optimize execution times.</w:t>
       </w:r>
     </w:p>
     <w:p>
@@ -1386,7 +1170,7 @@
       <w:hyperlink r:id="rId9" w:history="1">
         <w:r>
           <w:rPr>
-            <w:rStyle w:val="Hyperlink"/>
+            <w:rStyle w:val="Collegamentoipertestuale"/>
           </w:rPr>
           <w:t>https://github.com/superfra01/Rated-Dependability/blob/main/.github/workflows/docker-push.yml</w:t>
         </w:r>
@@ -1399,65 +1183,37 @@
     </w:p>
     <w:p>
       <w:pPr>
-        <w:pStyle w:val="Heading1"/>
-        <w:jc w:val="both"/>
-      </w:pPr>
-      <w:r>
-        <w:t xml:space="preserve">3. Formal Verification with </w:t>
-      </w:r>
-      <w:proofErr w:type="spellStart"/>
+        <w:pStyle w:val="Titolo1"/>
+        <w:jc w:val="both"/>
+      </w:pPr>
+      <w:r>
+        <w:t>3. Formal Verification with OpenJML</w:t>
+      </w:r>
+    </w:p>
+    <w:p>
+      <w:pPr>
+        <w:pStyle w:val="Titolo2"/>
+        <w:jc w:val="both"/>
+      </w:pPr>
+      <w:r>
+        <w:t>3.1 Objectives and Context</w:t>
+      </w:r>
+    </w:p>
+    <w:p>
+      <w:pPr>
+        <w:jc w:val="both"/>
+      </w:pPr>
+      <w:r>
+        <w:t>OpenJML is a tool for the formal verification of Java programs annotated with JML (Java Modeling Language). It supports extended static checking (ESC), based on SMT solvers, and runtime assertion checking (RAC). OpenJML also provides JML specifications for part of the Java standard library, allowing application contracts to be checked together with the available library models.</w:t>
+      </w:r>
+    </w:p>
+    <w:p>
+      <w:pPr>
+        <w:jc w:val="both"/>
+      </w:pPr>
       <w:r>
         <w:t>OpenJML</w:t>
       </w:r>
-      <w:proofErr w:type="spellEnd"/>
-    </w:p>
-    <w:p>
-      <w:pPr>
-        <w:pStyle w:val="Heading2"/>
-        <w:jc w:val="both"/>
-      </w:pPr>
-      <w:r>
-        <w:t>3.1 Objectives and Context</w:t>
-      </w:r>
-    </w:p>
-    <w:p>
-      <w:pPr>
-        <w:jc w:val="both"/>
-      </w:pPr>
-      <w:proofErr w:type="spellStart"/>
-      <w:r>
-        <w:t>OpenJML</w:t>
-      </w:r>
-      <w:proofErr w:type="spellEnd"/>
-      <w:r>
-        <w:t xml:space="preserve"> is a tool for the formal verification of Java programs annotated with JML (Java </w:t>
-      </w:r>
-      <w:proofErr w:type="spellStart"/>
-      <w:r>
-        <w:t>Modeling</w:t>
-      </w:r>
-      <w:proofErr w:type="spellEnd"/>
-      <w:r>
-        <w:t xml:space="preserve"> Language). It supports extended static checking (ESC), based on SMT solvers, and runtime assertion checking (RAC). </w:t>
-      </w:r>
-      <w:proofErr w:type="spellStart"/>
-      <w:r>
-        <w:t>OpenJML</w:t>
-      </w:r>
-      <w:proofErr w:type="spellEnd"/>
-      <w:r>
-        <w:t xml:space="preserve"> also provides JML specifications for part of the Java standard library, allowing application contracts to be checked together with the available library models.</w:t>
-      </w:r>
-    </w:p>
-    <w:p>
-      <w:pPr>
-        <w:jc w:val="both"/>
-      </w:pPr>
-      <w:proofErr w:type="spellStart"/>
-      <w:r>
-        <w:t>OpenJML</w:t>
-      </w:r>
-      <w:proofErr w:type="spellEnd"/>
       <w:r>
         <w:t xml:space="preserve"> has been </w:t>
       </w:r>
@@ -1471,15 +1227,7 @@
         <w:t xml:space="preserve">, </w:t>
       </w:r>
       <w:r>
-        <w:t xml:space="preserve">specifically </w:t>
-      </w:r>
-      <w:proofErr w:type="spellStart"/>
-      <w:r>
-        <w:t>catalog</w:t>
-      </w:r>
-      <w:proofErr w:type="spellEnd"/>
-      <w:r>
-        <w:t xml:space="preserve"> management, user interaction, review management, and content moderation.</w:t>
+        <w:t>specifically catalog management, user interaction, review management, and content moderation.</w:t>
       </w:r>
       <w:r>
         <w:t xml:space="preserve"> The formalization covers 27 Java files:</w:t>
@@ -1502,113 +1250,93 @@
       <w:r>
         <w:t xml:space="preserve"> </w:t>
       </w:r>
-      <w:proofErr w:type="spellStart"/>
       <w:r>
         <w:rPr>
           <w:rFonts w:cs="Consolas"/>
         </w:rPr>
         <w:t>FilmBean</w:t>
       </w:r>
-      <w:proofErr w:type="spellEnd"/>
       <w:r>
         <w:t xml:space="preserve">, </w:t>
       </w:r>
-      <w:proofErr w:type="spellStart"/>
       <w:r>
         <w:rPr>
           <w:rFonts w:cs="Consolas"/>
         </w:rPr>
         <w:t>FilmGenereBean</w:t>
       </w:r>
-      <w:proofErr w:type="spellEnd"/>
       <w:r>
         <w:t xml:space="preserve">, </w:t>
       </w:r>
-      <w:proofErr w:type="spellStart"/>
       <w:r>
         <w:rPr>
           <w:rFonts w:cs="Consolas"/>
         </w:rPr>
         <w:t>GenereBean</w:t>
       </w:r>
-      <w:proofErr w:type="spellEnd"/>
       <w:r>
         <w:t xml:space="preserve">, </w:t>
       </w:r>
-      <w:proofErr w:type="spellStart"/>
       <w:r>
         <w:rPr>
           <w:rFonts w:cs="Consolas"/>
         </w:rPr>
         <w:t>InteresseBean</w:t>
       </w:r>
-      <w:proofErr w:type="spellEnd"/>
       <w:r>
         <w:t xml:space="preserve">, </w:t>
       </w:r>
-      <w:proofErr w:type="spellStart"/>
       <w:r>
         <w:rPr>
           <w:rFonts w:cs="Consolas"/>
         </w:rPr>
         <w:t>PreferenzaBean</w:t>
       </w:r>
-      <w:proofErr w:type="spellEnd"/>
       <w:r>
         <w:t xml:space="preserve">, </w:t>
       </w:r>
-      <w:proofErr w:type="spellStart"/>
       <w:r>
         <w:rPr>
           <w:rFonts w:cs="Consolas"/>
         </w:rPr>
         <w:t>RecensioneBean</w:t>
       </w:r>
-      <w:proofErr w:type="spellEnd"/>
       <w:r>
         <w:t xml:space="preserve">, </w:t>
       </w:r>
-      <w:proofErr w:type="spellStart"/>
       <w:r>
         <w:rPr>
           <w:rFonts w:cs="Consolas"/>
         </w:rPr>
         <w:t>ReportBean</w:t>
       </w:r>
-      <w:proofErr w:type="spellEnd"/>
       <w:r>
         <w:t xml:space="preserve">, </w:t>
       </w:r>
-      <w:proofErr w:type="spellStart"/>
       <w:r>
         <w:rPr>
           <w:rFonts w:cs="Consolas"/>
         </w:rPr>
         <w:t>UtenteBean</w:t>
       </w:r>
-      <w:proofErr w:type="spellEnd"/>
       <w:r>
         <w:t xml:space="preserve">, </w:t>
       </w:r>
-      <w:proofErr w:type="spellStart"/>
       <w:r>
         <w:rPr>
           <w:rFonts w:cs="Consolas"/>
         </w:rPr>
         <w:t>ValutazioneBean</w:t>
       </w:r>
-      <w:proofErr w:type="spellEnd"/>
       <w:r>
         <w:t xml:space="preserve">, and </w:t>
       </w:r>
-      <w:proofErr w:type="spellStart"/>
       <w:r>
         <w:rPr>
           <w:rFonts w:cs="Consolas"/>
         </w:rPr>
         <w:t>VistoBean</w:t>
       </w:r>
-      <w:proofErr w:type="spellEnd"/>
       <w:r>
         <w:t xml:space="preserve"> </w:t>
       </w:r>
@@ -1633,69 +1361,57 @@
       <w:r>
         <w:t xml:space="preserve"> contracts were introduced for the ten DAO classes, including </w:t>
       </w:r>
-      <w:proofErr w:type="spellStart"/>
       <w:r>
         <w:rPr>
           <w:rFonts w:cs="Consolas"/>
         </w:rPr>
         <w:t>FilmDAO</w:t>
       </w:r>
-      <w:proofErr w:type="spellEnd"/>
       <w:r>
         <w:t xml:space="preserve">, </w:t>
       </w:r>
-      <w:proofErr w:type="spellStart"/>
       <w:r>
         <w:rPr>
           <w:rFonts w:cs="Consolas"/>
         </w:rPr>
         <w:t>FilmGenereDAO</w:t>
       </w:r>
-      <w:proofErr w:type="spellEnd"/>
       <w:r>
         <w:t xml:space="preserve">, </w:t>
       </w:r>
-      <w:proofErr w:type="spellStart"/>
       <w:r>
         <w:rPr>
           <w:rFonts w:cs="Consolas"/>
         </w:rPr>
         <w:t>GenereDAO</w:t>
       </w:r>
-      <w:proofErr w:type="spellEnd"/>
       <w:r>
         <w:t xml:space="preserve">, </w:t>
       </w:r>
-      <w:proofErr w:type="spellStart"/>
       <w:r>
         <w:rPr>
           <w:rFonts w:cs="Consolas"/>
         </w:rPr>
         <w:t>InteresseDAO</w:t>
       </w:r>
-      <w:proofErr w:type="spellEnd"/>
       <w:r>
         <w:t xml:space="preserve">, </w:t>
       </w:r>
-      <w:proofErr w:type="spellStart"/>
       <w:r>
         <w:rPr>
           <w:rFonts w:cs="Consolas"/>
         </w:rPr>
         <w:t>PreferenzaDAO</w:t>
       </w:r>
-      <w:proofErr w:type="spellEnd"/>
       <w:r>
         <w:t xml:space="preserve">, </w:t>
       </w:r>
-      <w:proofErr w:type="spellStart"/>
       <w:r>
         <w:rPr>
           <w:rFonts w:cs="Consolas"/>
         </w:rPr>
         <w:t>RecensioneDAO</w:t>
       </w:r>
-      <w:proofErr w:type="spellEnd"/>
       <w:r>
         <w:t xml:space="preserve">, </w:t>
       </w:r>
@@ -1708,36 +1424,30 @@
       <w:r>
         <w:t xml:space="preserve">, </w:t>
       </w:r>
-      <w:proofErr w:type="spellStart"/>
       <w:r>
         <w:rPr>
           <w:rFonts w:cs="Consolas"/>
         </w:rPr>
         <w:t>UtenteDAO</w:t>
       </w:r>
-      <w:proofErr w:type="spellEnd"/>
       <w:r>
         <w:t xml:space="preserve">, </w:t>
       </w:r>
-      <w:proofErr w:type="spellStart"/>
       <w:r>
         <w:rPr>
           <w:rFonts w:cs="Consolas"/>
         </w:rPr>
         <w:t>ValutazioneDAO</w:t>
       </w:r>
-      <w:proofErr w:type="spellEnd"/>
       <w:r>
         <w:t xml:space="preserve">, and </w:t>
       </w:r>
-      <w:proofErr w:type="spellStart"/>
       <w:r>
         <w:rPr>
           <w:rFonts w:cs="Consolas"/>
         </w:rPr>
         <w:t>VistoDAO</w:t>
       </w:r>
-      <w:proofErr w:type="spellEnd"/>
       <w:r>
         <w:t>. These contracts specify preconditions on method parameters, frame conditions, nullability, and minimal properties of returned objects and collections.</w:t>
       </w:r>
@@ -1759,71 +1469,53 @@
       <w:r>
         <w:t xml:space="preserve"> </w:t>
       </w:r>
-      <w:proofErr w:type="spellStart"/>
       <w:r>
         <w:rPr>
           <w:rFonts w:cs="Consolas"/>
         </w:rPr>
         <w:t>CatalogoService</w:t>
       </w:r>
-      <w:proofErr w:type="spellEnd"/>
       <w:r>
         <w:t xml:space="preserve">, </w:t>
       </w:r>
-      <w:proofErr w:type="spellStart"/>
       <w:r>
         <w:rPr>
           <w:rFonts w:cs="Consolas"/>
         </w:rPr>
         <w:t>RecensioniService</w:t>
       </w:r>
-      <w:proofErr w:type="spellEnd"/>
       <w:r>
         <w:t xml:space="preserve">, </w:t>
       </w:r>
-      <w:proofErr w:type="spellStart"/>
       <w:r>
         <w:rPr>
           <w:rFonts w:cs="Consolas"/>
         </w:rPr>
         <w:t>AutenticationService</w:t>
       </w:r>
-      <w:proofErr w:type="spellEnd"/>
       <w:r>
         <w:t xml:space="preserve">, </w:t>
       </w:r>
-      <w:proofErr w:type="spellStart"/>
       <w:r>
         <w:rPr>
           <w:rFonts w:cs="Consolas"/>
         </w:rPr>
         <w:t>ModerationService</w:t>
       </w:r>
-      <w:proofErr w:type="spellEnd"/>
       <w:r>
         <w:t xml:space="preserve">, and </w:t>
       </w:r>
-      <w:proofErr w:type="spellStart"/>
       <w:r>
         <w:rPr>
           <w:rFonts w:cs="Consolas"/>
         </w:rPr>
         <w:t>ProfileService</w:t>
       </w:r>
-      <w:proofErr w:type="spellEnd"/>
       <w:r>
         <w:t xml:space="preserve">, </w:t>
       </w:r>
       <w:r>
-        <w:t xml:space="preserve">were annotated to support modular reasoning about their interaction with domain objects and </w:t>
-      </w:r>
-      <w:proofErr w:type="spellStart"/>
-      <w:r>
-        <w:t>DAOs</w:t>
-      </w:r>
-      <w:proofErr w:type="spellEnd"/>
-      <w:r>
-        <w:t>.</w:t>
+        <w:t>were annotated to support modular reasoning about their interaction with domain objects and DAOs.</w:t>
       </w:r>
     </w:p>
     <w:p>
@@ -1843,32 +1535,28 @@
       <w:r>
         <w:t xml:space="preserve"> </w:t>
       </w:r>
-      <w:proofErr w:type="spellStart"/>
       <w:r>
         <w:rPr>
           <w:rFonts w:cs="Consolas"/>
         </w:rPr>
         <w:t>FieldValidator</w:t>
       </w:r>
-      <w:proofErr w:type="spellEnd"/>
       <w:r>
         <w:t xml:space="preserve"> and </w:t>
       </w:r>
-      <w:proofErr w:type="spellStart"/>
       <w:r>
         <w:rPr>
           <w:rFonts w:cs="Consolas"/>
         </w:rPr>
         <w:t>PasswordUtility</w:t>
       </w:r>
-      <w:proofErr w:type="spellEnd"/>
       <w:r>
         <w:t xml:space="preserve"> were also annotated. Their contracts describe validation and hashing properties, while their implementations are treated as trusted boundaries because they rely on external library APIs.</w:t>
       </w:r>
     </w:p>
     <w:p>
       <w:pPr>
-        <w:pStyle w:val="Heading2"/>
+        <w:pStyle w:val="Titolo2"/>
         <w:jc w:val="both"/>
       </w:pPr>
       <w:r>
@@ -1900,14 +1588,12 @@
       <w:r>
         <w:t xml:space="preserve">For example, the invariants of </w:t>
       </w:r>
-      <w:proofErr w:type="spellStart"/>
       <w:r>
         <w:rPr>
           <w:rFonts w:cs="Consolas"/>
         </w:rPr>
         <w:t>FilmBean</w:t>
       </w:r>
-      <w:proofErr w:type="spellEnd"/>
       <w:r>
         <w:t xml:space="preserve"> require a non-negative identifier, year, duration, and rating, together with non-null values for the film name, director, actors, and plot. Similar invariants are defined for users, reviews, reports, ratings, preferences, watched films, and interests.</w:t>
       </w:r>
@@ -1958,39 +1644,15 @@
         <w:jc w:val="both"/>
       </w:pPr>
       <w:r>
-        <w:t xml:space="preserve">DAO read operations explicitly define the expected properties of their return values. For example, </w:t>
-      </w:r>
-      <w:proofErr w:type="spellStart"/>
-      <w:r>
-        <w:t>FilmDAO.findById</w:t>
-      </w:r>
-      <w:proofErr w:type="spellEnd"/>
-      <w:r>
-        <w:t xml:space="preserve"> ensures that the returned </w:t>
-      </w:r>
-      <w:proofErr w:type="spellStart"/>
-      <w:r>
-        <w:t>FilmBean</w:t>
-      </w:r>
-      <w:proofErr w:type="spellEnd"/>
-      <w:r>
-        <w:t xml:space="preserve"> matches the requested ID. </w:t>
-      </w:r>
-    </w:p>
-    <w:p>
-      <w:pPr>
-        <w:jc w:val="both"/>
-      </w:pPr>
-      <w:r>
-        <w:t>When a method returns a collection, it uses universal quantification (\</w:t>
-      </w:r>
-      <w:proofErr w:type="spellStart"/>
-      <w:r>
-        <w:t>forall</w:t>
-      </w:r>
-      <w:proofErr w:type="spellEnd"/>
-      <w:r>
-        <w:t>) to guarantee that every item is non-null and matches the query parameters.</w:t>
+        <w:t xml:space="preserve">DAO read operations explicitly define the expected properties of their return values. For example, FilmDAO.findById ensures that the returned FilmBean matches the requested ID. </w:t>
+      </w:r>
+    </w:p>
+    <w:p>
+      <w:pPr>
+        <w:jc w:val="both"/>
+      </w:pPr>
+      <w:r>
+        <w:t>When a method returns a collection, it uses universal quantification (\forall) to guarantee that every item is non-null and matches the query parameters.</w:t>
       </w:r>
     </w:p>
     <w:p>
@@ -2050,14 +1712,12 @@
       <w:r>
         <w:t xml:space="preserve">JDBC-facing method bodies are excluded from extended static checking through </w:t>
       </w:r>
-      <w:proofErr w:type="spellStart"/>
       <w:r>
         <w:rPr>
           <w:rFonts w:cs="Consolas"/>
         </w:rPr>
         <w:t>skipesc</w:t>
       </w:r>
-      <w:proofErr w:type="spellEnd"/>
       <w:r>
         <w:t xml:space="preserve">. Ordinary methods excluded from ESC are also excluded from runtime assertion checking </w:t>
       </w:r>
@@ -2065,14 +1725,12 @@
         <w:lastRenderedPageBreak/>
         <w:t xml:space="preserve">through </w:t>
       </w:r>
-      <w:proofErr w:type="spellStart"/>
       <w:r>
         <w:rPr>
           <w:rFonts w:cs="Consolas"/>
         </w:rPr>
         <w:t>skiprac</w:t>
       </w:r>
-      <w:proofErr w:type="spellEnd"/>
       <w:r>
         <w:t>. The contracts of these methods remain available to callers during modular verification.</w:t>
       </w:r>
@@ -2084,33 +1742,21 @@
       <w:r>
         <w:t xml:space="preserve">DAO constructors that perform infrastructure initialization use </w:t>
       </w:r>
-      <w:proofErr w:type="spellStart"/>
       <w:r>
         <w:rPr>
           <w:rFonts w:cs="Consolas"/>
         </w:rPr>
         <w:t>skipesc</w:t>
       </w:r>
-      <w:proofErr w:type="spellEnd"/>
-      <w:r>
-        <w:t xml:space="preserve">. In the </w:t>
-      </w:r>
-      <w:proofErr w:type="spellStart"/>
-      <w:r>
-        <w:t>OpenJML</w:t>
-      </w:r>
-      <w:proofErr w:type="spellEnd"/>
-      <w:r>
-        <w:t xml:space="preserve"> version adopted by the project, </w:t>
-      </w:r>
-      <w:proofErr w:type="spellStart"/>
+      <w:r>
+        <w:t xml:space="preserve">. In the OpenJML version adopted by the project, </w:t>
+      </w:r>
       <w:r>
         <w:rPr>
           <w:rFonts w:cs="Consolas"/>
         </w:rPr>
         <w:t>skiprac</w:t>
       </w:r>
-      <w:proofErr w:type="spellEnd"/>
       <w:r>
         <w:t xml:space="preserve"> cannot be applied to constructor declarations, so it is used only on compatible ordinary methods.</w:t>
       </w:r>
@@ -2129,31 +1775,7 @@
         <w:t>Model</w:t>
       </w:r>
       <w:r>
-        <w:t xml:space="preserve"> and DAO layers had been specified, the Service Layer was </w:t>
-      </w:r>
-      <w:proofErr w:type="spellStart"/>
-      <w:r>
-        <w:t>analyzed</w:t>
-      </w:r>
-      <w:proofErr w:type="spellEnd"/>
-      <w:r>
-        <w:t xml:space="preserve"> using the contracts of the lower layers. This allows </w:t>
-      </w:r>
-      <w:proofErr w:type="spellStart"/>
-      <w:r>
-        <w:t>OpenJML</w:t>
-      </w:r>
-      <w:proofErr w:type="spellEnd"/>
-      <w:r>
-        <w:t xml:space="preserve"> to reason modularly about service methods without expanding the JDBC implementations invoked through the </w:t>
-      </w:r>
-      <w:proofErr w:type="spellStart"/>
-      <w:r>
-        <w:t>DAOs</w:t>
-      </w:r>
-      <w:proofErr w:type="spellEnd"/>
-      <w:r>
-        <w:t>.</w:t>
+        <w:t xml:space="preserve"> and DAO layers had been specified, the Service Layer was analyzed using the contracts of the lower layers. This allows OpenJML to reason modularly about service methods without expanding the JDBC implementations invoked through the DAOs.</w:t>
       </w:r>
     </w:p>
     <w:p>
@@ -2172,13 +1794,8 @@
         </w:numPr>
         <w:jc w:val="both"/>
       </w:pPr>
-      <w:proofErr w:type="spellStart"/>
-      <w:r>
-        <w:t>catalog</w:t>
-      </w:r>
-      <w:proofErr w:type="spellEnd"/>
-      <w:r>
-        <w:t xml:space="preserve"> retrieval and film management;</w:t>
+      <w:r>
+        <w:t>catalog retrieval and film management;</w:t>
       </w:r>
     </w:p>
     <w:p>
@@ -2248,7 +1865,7 @@
     </w:p>
     <w:p>
       <w:pPr>
-        <w:pStyle w:val="Heading2"/>
+        <w:pStyle w:val="Titolo2"/>
         <w:jc w:val="both"/>
       </w:pPr>
       <w:r>
@@ -2260,20 +1877,12 @@
         <w:jc w:val="both"/>
       </w:pPr>
       <w:r>
-        <w:t xml:space="preserve">During the implementation of </w:t>
-      </w:r>
-      <w:proofErr w:type="spellStart"/>
-      <w:r>
-        <w:t>OpenJML</w:t>
-      </w:r>
-      <w:proofErr w:type="spellEnd"/>
-      <w:r>
-        <w:t>, the main practical limitations concerned application boundaries involving external libraries, infrastructure services, relational persistence, and mutable Java collections.</w:t>
-      </w:r>
-    </w:p>
-    <w:p>
-      <w:pPr>
-        <w:pStyle w:val="Heading3"/>
+        <w:t>During the implementation of OpenJML, the main practical limitations concerned application boundaries involving external libraries, infrastructure services, relational persistence, and mutable Java collections.</w:t>
+      </w:r>
+    </w:p>
+    <w:p>
+      <w:pPr>
+        <w:pStyle w:val="Titolo3"/>
         <w:jc w:val="both"/>
       </w:pPr>
       <w:r>
@@ -2323,19 +1932,11 @@
         </w:numPr>
         <w:jc w:val="both"/>
       </w:pPr>
-      <w:proofErr w:type="spellStart"/>
       <w:r>
         <w:rPr>
           <w:rFonts w:cs="Consolas"/>
         </w:rPr>
-        <w:t>DriverManagerConnectionPool.getConnection</w:t>
-      </w:r>
-      <w:proofErr w:type="spellEnd"/>
-      <w:r>
-        <w:rPr>
-          <w:rFonts w:cs="Consolas"/>
-        </w:rPr>
-        <w:t>()</w:t>
+        <w:t>DriverManagerConnectionPool.getConnection()</w:t>
       </w:r>
       <w:r>
         <w:t>;</w:t>
@@ -2349,19 +1950,11 @@
         </w:numPr>
         <w:jc w:val="both"/>
       </w:pPr>
-      <w:proofErr w:type="spellStart"/>
       <w:r>
         <w:rPr>
           <w:rFonts w:cs="Consolas"/>
         </w:rPr>
-        <w:t>DataSource.getConnection</w:t>
-      </w:r>
-      <w:proofErr w:type="spellEnd"/>
-      <w:r>
-        <w:rPr>
-          <w:rFonts w:cs="Consolas"/>
-        </w:rPr>
-        <w:t>()</w:t>
+        <w:t>DataSource.getConnection()</w:t>
       </w:r>
       <w:r>
         <w:t>;</w:t>
@@ -2375,19 +1968,11 @@
         </w:numPr>
         <w:jc w:val="both"/>
       </w:pPr>
-      <w:proofErr w:type="spellStart"/>
       <w:r>
         <w:rPr>
           <w:rFonts w:cs="Consolas"/>
         </w:rPr>
-        <w:t>PreparedStatement.executeQuery</w:t>
-      </w:r>
-      <w:proofErr w:type="spellEnd"/>
-      <w:r>
-        <w:rPr>
-          <w:rFonts w:cs="Consolas"/>
-        </w:rPr>
-        <w:t>()</w:t>
+        <w:t>PreparedStatement.executeQuery()</w:t>
       </w:r>
       <w:r>
         <w:t>;</w:t>
@@ -2401,47 +1986,37 @@
         </w:numPr>
         <w:jc w:val="both"/>
       </w:pPr>
-      <w:proofErr w:type="spellStart"/>
       <w:r>
         <w:rPr>
           <w:rFonts w:cs="Consolas"/>
         </w:rPr>
-        <w:t>PreparedStatement.executeUpdate</w:t>
-      </w:r>
-      <w:proofErr w:type="spellEnd"/>
+        <w:t>PreparedStatement.executeUpdate()</w:t>
+      </w:r>
+      <w:r>
+        <w:t>;</w:t>
+      </w:r>
+    </w:p>
+    <w:p>
+      <w:pPr>
+        <w:jc w:val="both"/>
+      </w:pPr>
+      <w:r>
+        <w:t>are not represented as transformations of a logical MySQL database state.</w:t>
+      </w:r>
+    </w:p>
+    <w:p>
+      <w:pPr>
+        <w:jc w:val="both"/>
+      </w:pPr>
+      <w:r>
+        <w:t xml:space="preserve">For this reason, the corresponding JDBC method bodies are excluded using </w:t>
+      </w:r>
       <w:r>
         <w:rPr>
           <w:rFonts w:cs="Consolas"/>
         </w:rPr>
-        <w:t>()</w:t>
-      </w:r>
-      <w:r>
-        <w:t>;</w:t>
-      </w:r>
-    </w:p>
-    <w:p>
-      <w:pPr>
-        <w:jc w:val="both"/>
-      </w:pPr>
-      <w:r>
-        <w:t>are not represented as transformations of a logical MySQL database state.</w:t>
-      </w:r>
-    </w:p>
-    <w:p>
-      <w:pPr>
-        <w:jc w:val="both"/>
-      </w:pPr>
-      <w:r>
-        <w:t xml:space="preserve">For this reason, the corresponding JDBC method bodies are excluded using </w:t>
-      </w:r>
-      <w:proofErr w:type="spellStart"/>
-      <w:r>
-        <w:rPr>
-          <w:rFonts w:cs="Consolas"/>
-        </w:rPr>
         <w:t>skipesc</w:t>
       </w:r>
-      <w:proofErr w:type="spellEnd"/>
       <w:r>
         <w:t>. Their contracts remain available for modular static reasoning</w:t>
       </w:r>
@@ -2449,15 +2024,7 @@
         <w:t>, meaning that</w:t>
       </w:r>
       <w:r>
-        <w:t xml:space="preserve"> callers can rely on their preconditions and postconditions, although </w:t>
-      </w:r>
-      <w:proofErr w:type="spellStart"/>
-      <w:r>
-        <w:t>OpenJML</w:t>
-      </w:r>
-      <w:proofErr w:type="spellEnd"/>
-      <w:r>
-        <w:t xml:space="preserve"> does not directly verify the JDBC implementation against those contracts.</w:t>
+        <w:t xml:space="preserve"> callers can rely on their preconditions and postconditions, although OpenJML does not directly verify the JDBC implementation against those contracts.</w:t>
       </w:r>
     </w:p>
     <w:p>
@@ -2468,14 +2035,12 @@
         <w:lastRenderedPageBreak/>
         <w:t xml:space="preserve">The corresponding ordinary methods also use </w:t>
       </w:r>
-      <w:proofErr w:type="spellStart"/>
       <w:r>
         <w:rPr>
           <w:rFonts w:cs="Consolas"/>
         </w:rPr>
         <w:t>skiprac</w:t>
       </w:r>
-      <w:proofErr w:type="spellEnd"/>
       <w:r>
         <w:t>, preventing runtime instrumentation of operations whose effects depend on database connections, SQL statements, result sets, and external persistent state.</w:t>
       </w:r>
@@ -2497,15 +2062,7 @@
         <w:t xml:space="preserve">, </w:t>
       </w:r>
       <w:r>
-        <w:t xml:space="preserve">remain the responsibility of the MySQL schema. Their </w:t>
-      </w:r>
-      <w:proofErr w:type="spellStart"/>
-      <w:r>
-        <w:t>behavior</w:t>
-      </w:r>
-      <w:proofErr w:type="spellEnd"/>
-      <w:r>
-        <w:t xml:space="preserve"> is also exercised through DAO and integration tests.</w:t>
+        <w:t>remain the responsibility of the MySQL schema. Their behavior is also exercised through DAO and integration tests.</w:t>
       </w:r>
     </w:p>
     <w:p>
@@ -2551,14 +2108,12 @@
       <w:r>
         <w:t xml:space="preserve">regular-expression matching used by </w:t>
       </w:r>
-      <w:proofErr w:type="spellStart"/>
       <w:r>
         <w:rPr>
           <w:rFonts w:cs="Consolas"/>
         </w:rPr>
         <w:t>FieldValidator</w:t>
       </w:r>
-      <w:proofErr w:type="spellEnd"/>
       <w:r>
         <w:t>;</w:t>
       </w:r>
@@ -2574,14 +2129,12 @@
       <w:r>
         <w:t xml:space="preserve">message-digest operations used by </w:t>
       </w:r>
-      <w:proofErr w:type="spellStart"/>
       <w:r>
         <w:rPr>
           <w:rFonts w:cs="Consolas"/>
         </w:rPr>
         <w:t>PasswordUtility</w:t>
       </w:r>
-      <w:proofErr w:type="spellEnd"/>
       <w:r>
         <w:t>;</w:t>
       </w:r>
@@ -2600,7 +2153,7 @@
     </w:p>
     <w:p>
       <w:pPr>
-        <w:pStyle w:val="Heading3"/>
+        <w:pStyle w:val="Titolo3"/>
         <w:jc w:val="both"/>
         <w:rPr>
           <w:rFonts w:eastAsiaTheme="minorHAnsi" w:cs="Consolas"/>
@@ -2616,92 +2169,12 @@
           <w:sz w:val="24"/>
           <w:szCs w:val="24"/>
         </w:rPr>
-        <w:t xml:space="preserve">The implementations of </w:t>
-      </w:r>
-      <w:proofErr w:type="spellStart"/>
-      <w:r>
-        <w:rPr>
-          <w:rFonts w:eastAsiaTheme="minorHAnsi" w:cs="Consolas"/>
-          <w:color w:val="auto"/>
-          <w:sz w:val="24"/>
-          <w:szCs w:val="24"/>
-        </w:rPr>
-        <w:t>FieldValidator</w:t>
-      </w:r>
-      <w:proofErr w:type="spellEnd"/>
-      <w:r>
-        <w:rPr>
-          <w:rFonts w:eastAsiaTheme="minorHAnsi" w:cs="Consolas"/>
-          <w:color w:val="auto"/>
-          <w:sz w:val="24"/>
-          <w:szCs w:val="24"/>
-        </w:rPr>
-        <w:t xml:space="preserve"> and </w:t>
-      </w:r>
-      <w:proofErr w:type="spellStart"/>
-      <w:r>
-        <w:rPr>
-          <w:rFonts w:eastAsiaTheme="minorHAnsi" w:cs="Consolas"/>
-          <w:color w:val="auto"/>
-          <w:sz w:val="24"/>
-          <w:szCs w:val="24"/>
-        </w:rPr>
-        <w:t>PasswordUtility</w:t>
-      </w:r>
-      <w:proofErr w:type="spellEnd"/>
-      <w:r>
-        <w:rPr>
-          <w:rFonts w:eastAsiaTheme="minorHAnsi" w:cs="Consolas"/>
-          <w:color w:val="auto"/>
-          <w:sz w:val="24"/>
-          <w:szCs w:val="24"/>
-        </w:rPr>
-        <w:t xml:space="preserve"> are marked with </w:t>
-      </w:r>
-      <w:proofErr w:type="spellStart"/>
-      <w:r>
-        <w:rPr>
-          <w:rFonts w:eastAsiaTheme="minorHAnsi" w:cs="Consolas"/>
-          <w:color w:val="auto"/>
-          <w:sz w:val="24"/>
-          <w:szCs w:val="24"/>
-        </w:rPr>
-        <w:t>skipesc</w:t>
-      </w:r>
-      <w:proofErr w:type="spellEnd"/>
-      <w:r>
-        <w:rPr>
-          <w:rFonts w:eastAsiaTheme="minorHAnsi" w:cs="Consolas"/>
-          <w:color w:val="auto"/>
-          <w:sz w:val="24"/>
-          <w:szCs w:val="24"/>
-        </w:rPr>
-        <w:t xml:space="preserve"> and </w:t>
-      </w:r>
-      <w:proofErr w:type="spellStart"/>
-      <w:r>
-        <w:rPr>
-          <w:rFonts w:eastAsiaTheme="minorHAnsi" w:cs="Consolas"/>
-          <w:color w:val="auto"/>
-          <w:sz w:val="24"/>
-          <w:szCs w:val="24"/>
-        </w:rPr>
-        <w:t>skiprac</w:t>
-      </w:r>
-      <w:proofErr w:type="spellEnd"/>
-      <w:r>
-        <w:rPr>
-          <w:rFonts w:eastAsiaTheme="minorHAnsi" w:cs="Consolas"/>
-          <w:color w:val="auto"/>
-          <w:sz w:val="24"/>
-          <w:szCs w:val="24"/>
-        </w:rPr>
-        <w:t>, framing them as trusted boundaries having their behaviour verified with standard unit and integration tests.</w:t>
-      </w:r>
-    </w:p>
-    <w:p>
-      <w:pPr>
-        <w:pStyle w:val="Heading3"/>
+        <w:t>The implementations of FieldValidator and PasswordUtility are marked with skipesc and skiprac, framing them as trusted boundaries having their behaviour verified with standard unit and integration tests.</w:t>
+      </w:r>
+    </w:p>
+    <w:p>
+      <w:pPr>
+        <w:pStyle w:val="Titolo3"/>
         <w:jc w:val="both"/>
       </w:pPr>
       <w:r>
@@ -2773,15 +2246,7 @@
         <w:jc w:val="both"/>
       </w:pPr>
       <w:r>
-        <w:t xml:space="preserve">The Service Layer uses imperative loops to process collections. Indexed loops are annotated, </w:t>
-      </w:r>
-      <w:proofErr w:type="gramStart"/>
-      <w:r>
-        <w:t>where</w:t>
-      </w:r>
-      <w:proofErr w:type="gramEnd"/>
-      <w:r>
-        <w:t xml:space="preserve"> useful, with:</w:t>
+        <w:t>The Service Layer uses imperative loops to process collections. Indexed loops are annotated, where useful, with:</w:t>
       </w:r>
     </w:p>
     <w:p>
@@ -2792,14 +2257,12 @@
         </w:numPr>
         <w:jc w:val="both"/>
       </w:pPr>
-      <w:proofErr w:type="spellStart"/>
       <w:r>
         <w:rPr>
           <w:rFonts w:cs="Consolas"/>
         </w:rPr>
         <w:t>loop_invariant</w:t>
       </w:r>
-      <w:proofErr w:type="spellEnd"/>
       <w:r>
         <w:t>, describing properties preserved by every iteration;</w:t>
       </w:r>
@@ -2831,15 +2294,7 @@
       </w:r>
       <w:r>
         <w:lastRenderedPageBreak/>
-        <w:t xml:space="preserve">specifications allow </w:t>
-      </w:r>
-      <w:proofErr w:type="spellStart"/>
-      <w:r>
-        <w:t>OpenJML</w:t>
-      </w:r>
-      <w:proofErr w:type="spellEnd"/>
-      <w:r>
-        <w:t xml:space="preserve"> to reason about collection-processing methods without requiring an explicit expansion of every iteration.</w:t>
+        <w:t>specifications allow OpenJML to reason about collection-processing methods without requiring an explicit expansion of every iteration.</w:t>
       </w:r>
     </w:p>
     <w:p>
@@ -2853,49 +2308,25 @@
         <w:rPr>
           <w:rFonts w:cs="Consolas"/>
         </w:rPr>
-        <w:t>\</w:t>
-      </w:r>
-      <w:proofErr w:type="spellStart"/>
+        <w:t>\forall</w:t>
+      </w:r>
+      <w:r>
+        <w:t xml:space="preserve"> is also used in method preconditions and postconditions. It expresses conditions such as the non-nullness of all elements in an input collection or the correspondence between every returned object and the parameters of the database query.</w:t>
+      </w:r>
+    </w:p>
+    <w:p>
+      <w:pPr>
+        <w:jc w:val="both"/>
+      </w:pPr>
+      <w:r>
+        <w:t xml:space="preserve">Validation properties requiring the presence of a character category are expressed through the negation of a universal condition, preserving the intended meaning while relying on </w:t>
+      </w:r>
       <w:r>
         <w:rPr>
           <w:rFonts w:cs="Consolas"/>
         </w:rPr>
-        <w:t>forall</w:t>
-      </w:r>
-      <w:proofErr w:type="spellEnd"/>
-      <w:r>
-        <w:t xml:space="preserve"> is also used in method preconditions and postconditions. It expresses conditions such as the non-</w:t>
-      </w:r>
-      <w:proofErr w:type="spellStart"/>
-      <w:r>
-        <w:t>nullness</w:t>
-      </w:r>
-      <w:proofErr w:type="spellEnd"/>
-      <w:r>
-        <w:t xml:space="preserve"> of all elements in an input collection or the correspondence between every returned object and the parameters of the database query.</w:t>
-      </w:r>
-    </w:p>
-    <w:p>
-      <w:pPr>
-        <w:jc w:val="both"/>
-      </w:pPr>
-      <w:r>
-        <w:t xml:space="preserve">Validation properties requiring the presence of a character category are expressed through the negation of a universal condition, preserving the intended meaning while relying on </w:t>
-      </w:r>
-      <w:r>
-        <w:rPr>
-          <w:rFonts w:cs="Consolas"/>
-        </w:rPr>
-        <w:t>\</w:t>
-      </w:r>
-      <w:proofErr w:type="spellStart"/>
-      <w:r>
-        <w:rPr>
-          <w:rFonts w:cs="Consolas"/>
-        </w:rPr>
-        <w:t>forall</w:t>
-      </w:r>
-      <w:proofErr w:type="spellEnd"/>
+        <w:t>\forall</w:t>
+      </w:r>
       <w:r>
         <w:t>.</w:t>
       </w:r>
@@ -2907,7 +2338,7 @@
     </w:p>
     <w:p>
       <w:pPr>
-        <w:pStyle w:val="Heading2"/>
+        <w:pStyle w:val="Titolo2"/>
         <w:jc w:val="both"/>
       </w:pPr>
       <w:r>
@@ -2919,23 +2350,7 @@
         <w:jc w:val="both"/>
       </w:pPr>
       <w:r>
-        <w:t xml:space="preserve">The complete ESC verification </w:t>
-      </w:r>
-      <w:proofErr w:type="spellStart"/>
-      <w:r>
-        <w:t>analyzes</w:t>
-      </w:r>
-      <w:proofErr w:type="spellEnd"/>
-      <w:r>
-        <w:t xml:space="preserve"> all 27 annotated Java files with </w:t>
-      </w:r>
-      <w:proofErr w:type="spellStart"/>
-      <w:r>
-        <w:t>OpenJML</w:t>
-      </w:r>
-      <w:proofErr w:type="spellEnd"/>
-      <w:r>
-        <w:t xml:space="preserve"> 21-0.23. The verification terminates successfully with exit code zero.</w:t>
+        <w:t>The complete ESC verification analyzes all 27 annotated Java files with OpenJML 21-0.23. The verification terminates successfully with exit code zero.</w:t>
       </w:r>
     </w:p>
     <w:p>
@@ -2981,14 +2396,12 @@
       <w:r>
         <w:t xml:space="preserve">the proof obligations of methods not marked with </w:t>
       </w:r>
-      <w:proofErr w:type="spellStart"/>
       <w:r>
         <w:rPr>
           <w:rFonts w:cs="Consolas"/>
         </w:rPr>
         <w:t>skipesc</w:t>
       </w:r>
-      <w:proofErr w:type="spellEnd"/>
       <w:r>
         <w:t xml:space="preserve"> complete without reported violations;</w:t>
       </w:r>
@@ -3021,15 +2434,7 @@
         <w:t>Overall,</w:t>
       </w:r>
       <w:r>
-        <w:t xml:space="preserve"> with the </w:t>
-      </w:r>
-      <w:proofErr w:type="spellStart"/>
-      <w:r>
-        <w:t>OpenJML</w:t>
-      </w:r>
-      <w:proofErr w:type="spellEnd"/>
-      <w:r>
-        <w:t xml:space="preserve"> testing the correctness of the core business logic is effectively guaranteed.</w:t>
+        <w:t xml:space="preserve"> with the OpenJML testing the correctness of the core business logic is effectively guaranteed.</w:t>
       </w:r>
     </w:p>
     <w:p>
@@ -3042,7 +2447,7 @@
     </w:p>
     <w:p>
       <w:pPr>
-        <w:pStyle w:val="Heading1"/>
+        <w:pStyle w:val="Titolo1"/>
         <w:jc w:val="both"/>
       </w:pPr>
       <w:r>
@@ -3066,15 +2471,7 @@
         <w:jc w:val="both"/>
       </w:pPr>
       <w:r>
-        <w:t xml:space="preserve">The application image is created through a multi-stage </w:t>
-      </w:r>
-      <w:proofErr w:type="spellStart"/>
-      <w:r>
-        <w:t>Dockerfile</w:t>
-      </w:r>
-      <w:proofErr w:type="spellEnd"/>
-      <w:r>
-        <w:t>, which separates the Maven build phase from the Tomcat runtime environment. Docker Compose manages the complete deployment topology, consisting of the webapp service</w:t>
+        <w:t>The application image is created through a multi-stage Dockerfile, which separates the Maven build phase from the Tomcat runtime environment. Docker Compose manages the complete deployment topology, consisting of the webapp service</w:t>
       </w:r>
       <w:r>
         <w:rPr>
@@ -3089,35 +2486,22 @@
         <w:t>and</w:t>
       </w:r>
       <w:r>
-        <w:t xml:space="preserve"> the </w:t>
-      </w:r>
-      <w:proofErr w:type="spellStart"/>
-      <w:r>
-        <w:t>db_service</w:t>
-      </w:r>
-      <w:proofErr w:type="spellEnd"/>
-      <w:r>
-        <w:t xml:space="preserve"> service.</w:t>
-      </w:r>
-    </w:p>
-    <w:p>
-      <w:pPr>
-        <w:jc w:val="both"/>
-      </w:pPr>
-    </w:p>
-    <w:p>
-      <w:pPr>
-        <w:pStyle w:val="Heading2"/>
-        <w:jc w:val="both"/>
-      </w:pPr>
-      <w:r>
-        <w:t xml:space="preserve">4.1 Application </w:t>
-      </w:r>
-      <w:proofErr w:type="spellStart"/>
-      <w:r>
-        <w:t>Dockerfile</w:t>
-      </w:r>
-      <w:proofErr w:type="spellEnd"/>
+        <w:t xml:space="preserve"> the db_service service.</w:t>
+      </w:r>
+    </w:p>
+    <w:p>
+      <w:pPr>
+        <w:jc w:val="both"/>
+      </w:pPr>
+    </w:p>
+    <w:p>
+      <w:pPr>
+        <w:pStyle w:val="Titolo2"/>
+        <w:jc w:val="both"/>
+      </w:pPr>
+      <w:r>
+        <w:t>4.1 Application Dockerfile</w:t>
+      </w:r>
     </w:p>
     <w:p>
       <w:pPr>
@@ -3156,23 +2540,7 @@
         <w:jc w:val="both"/>
       </w:pPr>
       <w:r>
-        <w:t>The rated-</w:t>
-      </w:r>
-      <w:proofErr w:type="spellStart"/>
-      <w:r>
-        <w:t>app.war</w:t>
-      </w:r>
-      <w:proofErr w:type="spellEnd"/>
-      <w:r>
-        <w:t xml:space="preserve"> archive generated during the build stage is copied into Tomcat’s webapps directory and renamed to </w:t>
-      </w:r>
-      <w:proofErr w:type="spellStart"/>
-      <w:r>
-        <w:t>ROOT.war</w:t>
-      </w:r>
-      <w:proofErr w:type="spellEnd"/>
-      <w:r>
-        <w:t xml:space="preserve">. </w:t>
+        <w:t xml:space="preserve">The rated-app.war archive generated during the build stage is copied into Tomcat’s webapps directory and renamed to ROOT.war. </w:t>
       </w:r>
       <w:r>
         <w:t>This ensures the application serves directly from Tomcat’s root context</w:t>
@@ -3189,46 +2557,22 @@
         <w:jc w:val="both"/>
       </w:pPr>
       <w:r>
-        <w:t xml:space="preserve">Database parameters are not configured by a custom </w:t>
-      </w:r>
-      <w:proofErr w:type="spellStart"/>
-      <w:r>
-        <w:t>entrypoint</w:t>
-      </w:r>
-      <w:proofErr w:type="spellEnd"/>
-      <w:r>
-        <w:t xml:space="preserve"> script. Instead, Docker Compose defines the CATALINA_OPTS environment variable, which exposes the database settings as Java system properties. The JNDI data source descriptor is stored in </w:t>
-      </w:r>
-      <w:proofErr w:type="spellStart"/>
-      <w:r>
-        <w:t>src</w:t>
-      </w:r>
-      <w:proofErr w:type="spellEnd"/>
-      <w:r>
-        <w:t>/main/webapp/META-INF/context.xml and is included in the WAR archive during the Maven packaging process. It uses the DB_HOST, DB_PORT, DB_NAME, DB_USERNAME, and DB_PASSWORD properties to construct the database connection.</w:t>
-      </w:r>
-    </w:p>
-    <w:p>
-      <w:pPr>
-        <w:jc w:val="both"/>
-      </w:pPr>
-    </w:p>
-    <w:p>
-      <w:r>
-        <w:t xml:space="preserve">The application </w:t>
-      </w:r>
-      <w:proofErr w:type="spellStart"/>
-      <w:r>
-        <w:t>Dockerfile</w:t>
-      </w:r>
-      <w:proofErr w:type="spellEnd"/>
-      <w:r>
-        <w:t xml:space="preserve"> is available at the following link: </w:t>
+        <w:t>Database parameters are not configured by a custom entrypoint script. Instead, Docker Compose defines the CATALINA_OPTS environment variable, which exposes the database settings as Java system properties. The JNDI data source descriptor is stored in src/main/webapp/META-INF/context.xml and is included in the WAR archive during the Maven packaging process. It uses the DB_HOST, DB_PORT, DB_NAME, DB_USERNAME, and DB_PASSWORD properties to construct the database connection.</w:t>
+      </w:r>
+    </w:p>
+    <w:p>
+      <w:pPr>
+        <w:jc w:val="both"/>
+      </w:pPr>
+    </w:p>
+    <w:p>
+      <w:r>
+        <w:t xml:space="preserve">The application Dockerfile is available at the following link: </w:t>
       </w:r>
       <w:hyperlink r:id="rId10" w:history="1">
         <w:r>
           <w:rPr>
-            <w:rStyle w:val="Hyperlink"/>
+            <w:rStyle w:val="Collegamentoipertestuale"/>
           </w:rPr>
           <w:t>https://github.com/superfra01/Rated-Dependability/blob/main/Rated/Dockerfile</w:t>
         </w:r>
@@ -3236,7 +2580,7 @@
     </w:p>
     <w:p>
       <w:pPr>
-        <w:pStyle w:val="Heading2"/>
+        <w:pStyle w:val="Titolo2"/>
         <w:jc w:val="both"/>
       </w:pPr>
       <w:r>
@@ -3249,15 +2593,7 @@
         <w:jc w:val="both"/>
       </w:pPr>
       <w:r>
-        <w:t>Container orchestration is defined in the docker-</w:t>
-      </w:r>
-      <w:proofErr w:type="spellStart"/>
-      <w:r>
-        <w:t>compose.yml</w:t>
-      </w:r>
-      <w:proofErr w:type="spellEnd"/>
-      <w:r>
-        <w:t xml:space="preserve"> file. The current configuration declares </w:t>
+        <w:t xml:space="preserve">Container orchestration is defined in the docker-compose.yml file. The current configuration declares </w:t>
       </w:r>
       <w:r>
         <w:rPr>
@@ -3281,265 +2617,135 @@
         <w:t>d</w:t>
       </w:r>
       <w:r>
+        <w:t xml:space="preserve"> db_service.</w:t>
+      </w:r>
+    </w:p>
+    <w:p>
+      <w:pPr>
+        <w:pStyle w:val="Titolo3"/>
+        <w:jc w:val="both"/>
+      </w:pPr>
+      <w:r>
+        <w:t>4.2.1 Database Service</w:t>
+      </w:r>
+    </w:p>
+    <w:p>
+      <w:pPr>
+        <w:jc w:val="both"/>
+      </w:pPr>
+      <w:r>
+        <w:t xml:space="preserve">The db_service service uses the mysql:8.0.44 image as the application’s relational database. Its configuration is supplied through environment variables. </w:t>
+      </w:r>
+    </w:p>
+    <w:p>
+      <w:pPr>
+        <w:jc w:val="both"/>
+      </w:pPr>
+      <w:r>
+        <w:t>Database files are stored in the named db_data volume, ensuring that data persists when the container is recreated. The project’s init.sql file is mounted read-only in /docker-entrypoint-initdb.d/ and is automatically executed by MySQL when the database volume is initialized for the first time.</w:t>
+      </w:r>
+    </w:p>
+    <w:p>
+      <w:pPr>
+        <w:jc w:val="both"/>
+      </w:pPr>
+      <w:r>
+        <w:t xml:space="preserve">The service does not publish MySQL port 3306 on the host. The database is accessible only to containers connected to rated-network, </w:t>
+      </w:r>
+      <w:r>
+        <w:rPr>
+          <w:lang w:val="en-US"/>
+        </w:rPr>
+        <w:t>th</w:t>
+      </w:r>
+      <w:r>
+        <w:rPr>
+          <w:lang w:val="en-US"/>
+        </w:rPr>
+        <w:t>at include the</w:t>
+      </w:r>
+      <w:r>
+        <w:t xml:space="preserve"> webapp. This reduces unnecessary exposure of the database server.</w:t>
+      </w:r>
+    </w:p>
+    <w:p>
+      <w:pPr>
+        <w:jc w:val="both"/>
+      </w:pPr>
+      <w:r>
+        <w:t xml:space="preserve">A health check based on mysqladmin ping verifies that MySQL is ready to accept connections. Dependent services are started only after this health check succeeds. </w:t>
+      </w:r>
+      <w:r>
+        <w:t>The service also uses the unless-stopped restart policy.</w:t>
+      </w:r>
+    </w:p>
+    <w:p>
+      <w:pPr>
+        <w:pStyle w:val="Titolo3"/>
+        <w:jc w:val="both"/>
+      </w:pPr>
+      <w:r>
+        <w:t>4.2.2 Application Service</w:t>
+      </w:r>
+    </w:p>
+    <w:p>
+      <w:pPr>
+        <w:jc w:val="both"/>
+      </w:pPr>
+      <w:r>
+        <w:t xml:space="preserve">The webapp service hosts the Java web application on Tomcat. Its image is always built locally from the project’s Dockerfile. The build .configuration identifies the local build context, while pull_policy build instructs Docker Compose to build the image rather than pull a precompiled application image from a remote registry. </w:t>
+      </w:r>
+    </w:p>
+    <w:p>
+      <w:pPr>
+        <w:jc w:val="both"/>
+      </w:pPr>
+      <w:r>
+        <w:t>The service passes the database connection settings to Tomcat through CATALINA_OPTS. These settings identify db_service as the default database host and port 3306 as the internal database port. The corresponding Java system properties are used by the JNDI resource defined in the application’s META-INF/context.xml file.</w:t>
+      </w:r>
+    </w:p>
+    <w:p>
+      <w:pPr>
+        <w:rPr>
+          <w:lang w:val="en-US"/>
+        </w:rPr>
+      </w:pPr>
+      <w:r>
+        <w:t>Through depends_on and the service_healthy condition, the webapp container waits for db_service to become healthy before starting. Tomcat’s internal port 8080 is published on a configurable host port, which defaults to 8080 through the APP_PORT variable. The service uses the unless-stopped restart policy and communicates with the database</w:t>
+      </w:r>
+      <w:r>
+        <w:rPr>
+          <w:lang w:val="en-US"/>
+        </w:rPr>
         <w:t xml:space="preserve"> </w:t>
       </w:r>
-      <w:proofErr w:type="spellStart"/>
-      <w:r>
-        <w:t>db_service</w:t>
-      </w:r>
-      <w:proofErr w:type="spellEnd"/>
+      <w:r>
+        <w:rPr>
+          <w:lang w:val="en-US"/>
+        </w:rPr>
+        <w:t xml:space="preserve">through the </w:t>
+      </w:r>
+      <w:r>
+        <w:t>rated-network</w:t>
+      </w:r>
       <w:r>
         <w:t>.</w:t>
       </w:r>
     </w:p>
     <w:p>
       <w:pPr>
-        <w:pStyle w:val="Heading3"/>
-        <w:jc w:val="both"/>
-      </w:pPr>
-      <w:r>
-        <w:t>4.2.1 Database Service</w:t>
-      </w:r>
-    </w:p>
-    <w:p>
-      <w:pPr>
-        <w:jc w:val="both"/>
-      </w:pPr>
-      <w:r>
-        <w:t xml:space="preserve">The </w:t>
-      </w:r>
-      <w:proofErr w:type="spellStart"/>
-      <w:r>
-        <w:t>db_service</w:t>
-      </w:r>
-      <w:proofErr w:type="spellEnd"/>
-      <w:r>
-        <w:t xml:space="preserve"> service uses the mysql:8.0.44 image as the application’s relational database. Its configuration is supplied through environment variables. </w:t>
-      </w:r>
-    </w:p>
-    <w:p>
-      <w:pPr>
-        <w:jc w:val="both"/>
-      </w:pPr>
-      <w:r>
-        <w:t xml:space="preserve">Database files are stored in the named </w:t>
-      </w:r>
-      <w:proofErr w:type="spellStart"/>
-      <w:r>
-        <w:t>db_data</w:t>
-      </w:r>
-      <w:proofErr w:type="spellEnd"/>
-      <w:r>
-        <w:t xml:space="preserve"> volume, ensuring that data persists when the container is recreated. The project’s </w:t>
-      </w:r>
-      <w:proofErr w:type="spellStart"/>
-      <w:r>
-        <w:t>init.sql</w:t>
-      </w:r>
-      <w:proofErr w:type="spellEnd"/>
-      <w:r>
-        <w:t xml:space="preserve"> file is mounted read-only in /docker-</w:t>
-      </w:r>
-      <w:proofErr w:type="spellStart"/>
-      <w:r>
-        <w:t>entrypoint</w:t>
-      </w:r>
-      <w:proofErr w:type="spellEnd"/>
-      <w:r>
-        <w:t>-</w:t>
-      </w:r>
-      <w:proofErr w:type="spellStart"/>
-      <w:proofErr w:type="gramStart"/>
-      <w:r>
-        <w:t>initdb.d</w:t>
-      </w:r>
-      <w:proofErr w:type="spellEnd"/>
-      <w:proofErr w:type="gramEnd"/>
-      <w:r>
-        <w:t>/ and is automatically executed by MySQL when the database volume is initialized for the first time.</w:t>
-      </w:r>
-    </w:p>
-    <w:p>
-      <w:pPr>
-        <w:jc w:val="both"/>
-      </w:pPr>
-      <w:r>
-        <w:t xml:space="preserve">The service does not publish MySQL port 3306 on the host. The database is accessible only to containers connected to </w:t>
-      </w:r>
-      <w:proofErr w:type="gramStart"/>
-      <w:r>
-        <w:t>rated-network</w:t>
-      </w:r>
-      <w:proofErr w:type="gramEnd"/>
-      <w:r>
-        <w:t xml:space="preserve">, </w:t>
-      </w:r>
-      <w:r>
         <w:rPr>
           <w:lang w:val="en-US"/>
         </w:rPr>
-        <w:t>th</w:t>
-      </w:r>
+      </w:pPr>
       <w:r>
         <w:rPr>
           <w:lang w:val="en-US"/>
         </w:rPr>
-        <w:t>at include the</w:t>
-      </w:r>
-      <w:r>
-        <w:t xml:space="preserve"> webapp and. This reduces unnecessary exposure of the database server.</w:t>
-      </w:r>
-    </w:p>
-    <w:p>
-      <w:pPr>
-        <w:jc w:val="both"/>
-      </w:pPr>
-      <w:r>
-        <w:t xml:space="preserve">A health check based on </w:t>
-      </w:r>
-      <w:proofErr w:type="spellStart"/>
-      <w:r>
-        <w:t>mysqladmin</w:t>
-      </w:r>
-      <w:proofErr w:type="spellEnd"/>
-      <w:r>
-        <w:t xml:space="preserve"> ping verifies that MySQL is ready to accept connections. Dependent services are started only after this health check succeeds. </w:t>
-      </w:r>
-      <w:r>
-        <w:t>The service also uses the unless-stopped restart policy.</w:t>
-      </w:r>
-    </w:p>
-    <w:p>
-      <w:pPr>
-        <w:pStyle w:val="Heading3"/>
-        <w:jc w:val="both"/>
-      </w:pPr>
-      <w:r>
-        <w:t>4.2.2 Application Service</w:t>
-      </w:r>
-    </w:p>
-    <w:p>
-      <w:pPr>
-        <w:jc w:val="both"/>
-      </w:pPr>
-      <w:r>
-        <w:t xml:space="preserve">The webapp service hosts the Java web application on Tomcat. Its image is always built locally from the project’s </w:t>
-      </w:r>
-      <w:proofErr w:type="spellStart"/>
-      <w:r>
-        <w:t>Dockerfile</w:t>
-      </w:r>
-      <w:proofErr w:type="spellEnd"/>
-      <w:r>
-        <w:t xml:space="preserve">. The </w:t>
-      </w:r>
-      <w:proofErr w:type="gramStart"/>
-      <w:r>
-        <w:t>build .configuration</w:t>
-      </w:r>
-      <w:proofErr w:type="gramEnd"/>
-      <w:r>
-        <w:t xml:space="preserve"> identifies the local build context, while </w:t>
-      </w:r>
-      <w:proofErr w:type="spellStart"/>
-      <w:r>
-        <w:t>pull_policy</w:t>
-      </w:r>
-      <w:proofErr w:type="spellEnd"/>
-      <w:r>
-        <w:t xml:space="preserve"> build instructs Docker Compose to build the image rather than pull a precompiled application image from a remote registry. </w:t>
-      </w:r>
-    </w:p>
-    <w:p>
-      <w:pPr>
-        <w:jc w:val="both"/>
-      </w:pPr>
-      <w:r>
-        <w:t xml:space="preserve">The service passes the database connection settings to Tomcat through CATALINA_OPTS. These settings identify </w:t>
-      </w:r>
-      <w:proofErr w:type="spellStart"/>
-      <w:r>
-        <w:t>db_service</w:t>
-      </w:r>
-      <w:proofErr w:type="spellEnd"/>
-      <w:r>
-        <w:t xml:space="preserve"> as the default database host and port 3306 as the internal database port. The corresponding Java system properties are used by the JNDI resource defined in the application’s META-INF/context.xml file.</w:t>
-      </w:r>
-    </w:p>
-    <w:p>
-      <w:pPr>
-        <w:rPr>
-          <w:lang w:val="en-US"/>
-        </w:rPr>
-      </w:pPr>
-      <w:r>
-        <w:t xml:space="preserve">Through </w:t>
-      </w:r>
-      <w:proofErr w:type="spellStart"/>
-      <w:r>
-        <w:t>depends_on</w:t>
-      </w:r>
-      <w:proofErr w:type="spellEnd"/>
-      <w:r>
-        <w:t xml:space="preserve"> and the </w:t>
-      </w:r>
-      <w:proofErr w:type="spellStart"/>
-      <w:r>
-        <w:t>service_healthy</w:t>
-      </w:r>
-      <w:proofErr w:type="spellEnd"/>
-      <w:r>
-        <w:t xml:space="preserve"> condition, the webapp container waits for </w:t>
-      </w:r>
-      <w:proofErr w:type="spellStart"/>
-      <w:r>
-        <w:t>db_service</w:t>
-      </w:r>
-      <w:proofErr w:type="spellEnd"/>
-      <w:r>
-        <w:t xml:space="preserve"> to become healthy before starting. Tomcat’s internal port 8080 is published on a configurable host port, which defaults to 8080 through the APP_PORT variable. The service uses the unless-stopped restart policy and communicates with the database</w:t>
-      </w:r>
-      <w:r>
-        <w:rPr>
-          <w:lang w:val="en-US"/>
-        </w:rPr>
-        <w:t xml:space="preserve"> </w:t>
-      </w:r>
-      <w:r>
-        <w:rPr>
-          <w:lang w:val="en-US"/>
-        </w:rPr>
-        <w:t xml:space="preserve">through the </w:t>
-      </w:r>
-      <w:r>
-        <w:t>rated-network</w:t>
-      </w:r>
-      <w:r>
-        <w:t>.</w:t>
-      </w:r>
-    </w:p>
-    <w:p>
-      <w:pPr>
-        <w:rPr>
-          <w:lang w:val="en-US"/>
-        </w:rPr>
-      </w:pPr>
-      <w:r>
-        <w:rPr>
-          <w:lang w:val="en-US"/>
-        </w:rPr>
         <w:br/>
       </w:r>
       <w:r>
-        <w:t>The application’s docker-</w:t>
-      </w:r>
-      <w:proofErr w:type="spellStart"/>
-      <w:r>
-        <w:t>compose.yml</w:t>
-      </w:r>
-      <w:proofErr w:type="spellEnd"/>
-      <w:r>
-        <w:t xml:space="preserve"> file can be found at the following link:</w:t>
+        <w:t>The application’s docker-compose.yml file can be found at the following link:</w:t>
       </w:r>
       <w:r>
         <w:rPr>
@@ -3550,7 +2756,7 @@
       <w:hyperlink r:id="rId11" w:history="1">
         <w:r>
           <w:rPr>
-            <w:rStyle w:val="Hyperlink"/>
+            <w:rStyle w:val="Collegamentoipertestuale"/>
             <w:lang w:val="en-US"/>
           </w:rPr>
           <w:t>https://github.com/superfra01/Rated-Dependability/blob/main/Rated/docker-compose.yml</w:t>
@@ -3559,7 +2765,7 @@
     </w:p>
     <w:p>
       <w:pPr>
-        <w:pStyle w:val="Heading1"/>
+        <w:pStyle w:val="Titolo1"/>
         <w:jc w:val="both"/>
       </w:pPr>
       <w:r>
@@ -3572,17 +2778,12 @@
     </w:p>
     <w:p>
       <w:pPr>
-        <w:pStyle w:val="Heading2"/>
-        <w:jc w:val="both"/>
-      </w:pPr>
-      <w:r>
-        <w:t xml:space="preserve">5.1 Code Coverage Analysis with </w:t>
-      </w:r>
-      <w:proofErr w:type="spellStart"/>
-      <w:r>
-        <w:t>JaCoCo</w:t>
-      </w:r>
-      <w:proofErr w:type="spellEnd"/>
+        <w:pStyle w:val="Titolo2"/>
+        <w:jc w:val="both"/>
+      </w:pPr>
+      <w:r>
+        <w:t>5.1 Code Coverage Analysis with JaCoCo</w:t>
+      </w:r>
     </w:p>
     <w:p>
       <w:pPr>
@@ -3607,15 +2808,7 @@
         <w:t>was performed</w:t>
       </w:r>
       <w:r>
-        <w:t xml:space="preserve"> using the </w:t>
-      </w:r>
-      <w:proofErr w:type="spellStart"/>
-      <w:r>
-        <w:t>JaCoCo</w:t>
-      </w:r>
-      <w:proofErr w:type="spellEnd"/>
-      <w:r>
-        <w:t xml:space="preserve"> plugin within the Maven build.</w:t>
+        <w:t xml:space="preserve"> using the JaCoCo plugin within the Maven build.</w:t>
       </w:r>
     </w:p>
     <w:p>
@@ -3687,7 +2880,7 @@
           <w:noProof/>
         </w:rPr>
         <w:drawing>
-          <wp:inline distT="0" distB="0" distL="0" distR="0" wp14:anchorId="3337AC8F" wp14:editId="44A0622A">
+          <wp:inline distT="0" distB="0" distL="0" distR="0" wp14:anchorId="3337AC8F" wp14:editId="20495C84">
             <wp:extent cx="5731510" cy="1496695"/>
             <wp:effectExtent l="0" t="0" r="2540" b="8255"/>
             <wp:docPr id="1764701060" name="Picture 2"/>
@@ -3745,23 +2938,7 @@
           <w:b/>
           <w:bCs/>
         </w:rPr>
-        <w:t xml:space="preserve">Figure 5.1: </w:t>
-      </w:r>
-      <w:proofErr w:type="spellStart"/>
-      <w:r>
-        <w:rPr>
-          <w:b/>
-          <w:bCs/>
-        </w:rPr>
-        <w:t>JaCoCo</w:t>
-      </w:r>
-      <w:proofErr w:type="spellEnd"/>
-      <w:r>
-        <w:rPr>
-          <w:b/>
-          <w:bCs/>
-        </w:rPr>
-        <w:t xml:space="preserve"> report before updating test cases.</w:t>
+        <w:t>Figure 5.1: JaCoCo report before updating test cases.</w:t>
       </w:r>
       <w:r>
         <w:t xml:space="preserve"> </w:t>
@@ -3803,47 +2980,15 @@
         <w:t xml:space="preserve"> </w:t>
       </w:r>
       <w:r>
-        <w:t>(</w:t>
-      </w:r>
-      <w:proofErr w:type="gramStart"/>
-      <w:r>
-        <w:t>sottosistemi.Gestione</w:t>
-      </w:r>
-      <w:proofErr w:type="gramEnd"/>
-      <w:r>
-        <w:t>_</w:t>
-      </w:r>
-      <w:proofErr w:type="gramStart"/>
-      <w:r>
-        <w:t>Utenti.view,sottosistemi</w:t>
-      </w:r>
-      <w:proofErr w:type="gramEnd"/>
-      <w:r>
-        <w:t>.Gestione_</w:t>
-      </w:r>
-      <w:proofErr w:type="gramStart"/>
-      <w:r>
-        <w:t>Catalogo.view,sottosistemi</w:t>
-      </w:r>
-      <w:proofErr w:type="gramEnd"/>
-      <w:r>
-        <w:t>.Gestione_Recensioni.view) and the utilities package.</w:t>
-      </w:r>
-    </w:p>
-    <w:p>
-      <w:pPr>
-        <w:jc w:val="both"/>
-      </w:pPr>
-      <w:r>
-        <w:t xml:space="preserve">Based on </w:t>
-      </w:r>
-      <w:proofErr w:type="spellStart"/>
-      <w:r>
-        <w:t>JaCoCo’s</w:t>
-      </w:r>
-      <w:proofErr w:type="spellEnd"/>
-      <w:r>
-        <w:t xml:space="preserve"> initial report, a white-box analysis was conducted to pinpoint the test suite’s weaknesses. The objective was to apply branch coverage to exercise unvisited decision paths, verify unconsidered edge cases, and test alternative paths related to input validation and exception handling.</w:t>
+        <w:t>(sottosistemi.Gestione_Utenti.view,sottosistemi.Gestione_Catalogo.view,sottosistemi.Gestione_Recensioni.view) and the utilities package.</w:t>
+      </w:r>
+    </w:p>
+    <w:p>
+      <w:pPr>
+        <w:jc w:val="both"/>
+      </w:pPr>
+      <w:r>
+        <w:t>Based on JaCoCo’s initial report, a white-box analysis was conducted to pinpoint the test suite’s weaknesses. The objective was to apply branch coverage to exercise unvisited decision paths, verify unconsidered edge cases, and test alternative paths related to input validation and exception handling.</w:t>
       </w:r>
     </w:p>
     <w:p>
@@ -3963,23 +3108,7 @@
           <w:b/>
           <w:bCs/>
         </w:rPr>
-        <w:t xml:space="preserve">Figure 5.2: </w:t>
-      </w:r>
-      <w:proofErr w:type="spellStart"/>
-      <w:r>
-        <w:rPr>
-          <w:b/>
-          <w:bCs/>
-        </w:rPr>
-        <w:t>JaCoCo</w:t>
-      </w:r>
-      <w:proofErr w:type="spellEnd"/>
-      <w:r>
-        <w:rPr>
-          <w:b/>
-          <w:bCs/>
-        </w:rPr>
-        <w:t xml:space="preserve"> report after updating test cases.</w:t>
+        <w:t>Figure 5.2: JaCoCo report after updating test cases.</w:t>
       </w:r>
       <w:r>
         <w:t xml:space="preserve"> </w:t>
@@ -4052,7 +3181,7 @@
     </w:p>
     <w:p>
       <w:pPr>
-        <w:pStyle w:val="Heading2"/>
+        <w:pStyle w:val="Titolo2"/>
         <w:jc w:val="both"/>
       </w:pPr>
       <w:r>
@@ -4075,7 +3204,7 @@
     </w:p>
     <w:p>
       <w:pPr>
-        <w:pStyle w:val="Heading3"/>
+        <w:pStyle w:val="Titolo3"/>
         <w:jc w:val="both"/>
       </w:pPr>
       <w:r>
@@ -4092,7 +3221,7 @@
           <w:noProof/>
         </w:rPr>
         <w:drawing>
-          <wp:inline distT="0" distB="0" distL="0" distR="0" wp14:anchorId="77B13708" wp14:editId="30D3B3AB">
+          <wp:inline distT="0" distB="0" distL="0" distR="0" wp14:anchorId="77B13708" wp14:editId="59E77A3D">
             <wp:extent cx="5731510" cy="2716530"/>
             <wp:effectExtent l="0" t="0" r="2540" b="7620"/>
             <wp:docPr id="1737565043" name="Picture 4"/>
@@ -4199,15 +3328,7 @@
         <w:jc w:val="both"/>
       </w:pPr>
       <w:r>
-        <w:t xml:space="preserve">In the first run, PIT was configured to </w:t>
-      </w:r>
-      <w:proofErr w:type="spellStart"/>
-      <w:r>
-        <w:t>analyze</w:t>
-      </w:r>
-      <w:proofErr w:type="spellEnd"/>
-      <w:r>
-        <w:t xml:space="preserve"> the entire project ecosystem. The summary of the initial results (Figure 5.3) yielded the following project-level metrics:</w:t>
+        <w:t>In the first run, PIT was configured to analyze the entire project ecosystem. The summary of the initial results (Figure 5.3) yielded the following project-level metrics:</w:t>
       </w:r>
     </w:p>
     <w:p>
@@ -4277,7 +3398,7 @@
     </w:p>
     <w:p>
       <w:pPr>
-        <w:pStyle w:val="Heading3"/>
+        <w:pStyle w:val="Titolo3"/>
         <w:jc w:val="both"/>
       </w:pPr>
       <w:r>
@@ -4398,15 +3519,7 @@
         <w:jc w:val="both"/>
       </w:pPr>
       <w:r>
-        <w:t xml:space="preserve">PIT was subsequently rerun following the test suite enhancements. The </w:t>
-      </w:r>
-      <w:proofErr w:type="gramStart"/>
-      <w:r>
-        <w:t>final results</w:t>
-      </w:r>
-      <w:proofErr w:type="gramEnd"/>
-      <w:r>
-        <w:t xml:space="preserve"> (Figure 5.4) showcase</w:t>
+        <w:t>PIT was subsequently rerun following the test suite enhancements. The final results (Figure 5.4) showcase</w:t>
       </w:r>
       <w:r>
         <w:rPr>
@@ -4554,25 +3667,14 @@
         </w:numPr>
         <w:jc w:val="both"/>
       </w:pPr>
-      <w:proofErr w:type="spellStart"/>
-      <w:proofErr w:type="gramStart"/>
       <w:r>
         <w:rPr>
           <w:b/>
           <w:bCs/>
         </w:rPr>
         <w:lastRenderedPageBreak/>
-        <w:t>sottosistemi.Gestione</w:t>
-      </w:r>
-      <w:proofErr w:type="gramEnd"/>
-      <w:r>
-        <w:rPr>
-          <w:b/>
-          <w:bCs/>
-        </w:rPr>
-        <w:t>_Utenti.view</w:t>
-      </w:r>
-      <w:proofErr w:type="spellEnd"/>
+        <w:t>sottosistemi.Gestione_Utenti.view</w:t>
+      </w:r>
       <w:r>
         <w:t xml:space="preserve">: Mutation coverage jumped from 0% to </w:t>
       </w:r>
@@ -4603,24 +3705,13 @@
         </w:numPr>
         <w:jc w:val="both"/>
       </w:pPr>
-      <w:proofErr w:type="spellStart"/>
-      <w:proofErr w:type="gramStart"/>
-      <w:r>
-        <w:rPr>
-          <w:b/>
-          <w:bCs/>
-        </w:rPr>
-        <w:t>sottosistemi.Gestione</w:t>
-      </w:r>
-      <w:proofErr w:type="gramEnd"/>
-      <w:r>
-        <w:rPr>
-          <w:b/>
-          <w:bCs/>
-        </w:rPr>
-        <w:t>_Catalogo.view</w:t>
-      </w:r>
-      <w:proofErr w:type="spellEnd"/>
+      <w:r>
+        <w:rPr>
+          <w:b/>
+          <w:bCs/>
+        </w:rPr>
+        <w:t>sottosistemi.Gestione_Catalogo.view</w:t>
+      </w:r>
       <w:r>
         <w:t xml:space="preserve">: Mutation coverage rose from 0% to </w:t>
       </w:r>
@@ -4645,7 +3736,6 @@
         </w:numPr>
         <w:jc w:val="both"/>
       </w:pPr>
-      <w:proofErr w:type="spellStart"/>
       <w:r>
         <w:rPr>
           <w:b/>
@@ -4653,7 +3743,6 @@
         </w:rPr>
         <w:t>model.DAO</w:t>
       </w:r>
-      <w:proofErr w:type="spellEnd"/>
       <w:r>
         <w:t xml:space="preserve">: Mutation coverage improved from 58% to </w:t>
       </w:r>
@@ -4671,7 +3760,7 @@
     </w:p>
     <w:p>
       <w:pPr>
-        <w:pStyle w:val="Heading2"/>
+        <w:pStyle w:val="Titolo2"/>
         <w:jc w:val="both"/>
       </w:pPr>
       <w:r>
@@ -4710,23 +3799,7 @@
           <w:b/>
           <w:bCs/>
         </w:rPr>
-        <w:t xml:space="preserve">Lenovo laptop with AMD </w:t>
-      </w:r>
-      <w:proofErr w:type="spellStart"/>
-      <w:r>
-        <w:rPr>
-          <w:b/>
-          <w:bCs/>
-        </w:rPr>
-        <w:t>Ryzen</w:t>
-      </w:r>
-      <w:proofErr w:type="spellEnd"/>
-      <w:r>
-        <w:rPr>
-          <w:b/>
-          <w:bCs/>
-        </w:rPr>
-        <w:t xml:space="preserve"> 5 5500U, 8 GB RAM, Windows 11 (24H2), JDK 17, and MySQL 9.2.0</w:t>
+        <w:t>Lenovo laptop with AMD Ryzen 5 5500U, 8 GB RAM, Windows 11 (24H2), JDK 17, and MySQL 9.2.0</w:t>
       </w:r>
       <w:r>
         <w:t>.</w:t>
@@ -4775,7 +3848,7 @@
       <w:hyperlink r:id="rId16" w:history="1">
         <w:r>
           <w:rPr>
-            <w:rStyle w:val="Hyperlink"/>
+            <w:rStyle w:val="Collegamentoipertestuale"/>
           </w:rPr>
           <w:t>https://github.com/superfra01/Rated-Dependability/tree/main/Deliverables/2.Deliverables-Sustainability</w:t>
         </w:r>
@@ -4832,7 +3905,7 @@
       <w:hyperlink r:id="rId17" w:history="1">
         <w:r>
           <w:rPr>
-            <w:rStyle w:val="Hyperlink"/>
+            <w:rStyle w:val="Collegamentoipertestuale"/>
           </w:rPr>
           <w:t>https://github.com/superfra01/Rated-Dependability/tree/main/Deliverables/3.Deliverables-ISTA</w:t>
         </w:r>
@@ -4877,32 +3950,18 @@
         <w:rPr>
           <w:lang w:val="en-US"/>
         </w:rPr>
-        <w:t xml:space="preserve">ysis and enhancement process using JMH and SonarQube with </w:t>
-      </w:r>
-      <w:proofErr w:type="spellStart"/>
+        <w:t>ysis and enhancement process using JMH and SonarQube with creedengo rules.</w:t>
+      </w:r>
       <w:r>
         <w:rPr>
           <w:lang w:val="en-US"/>
         </w:rPr>
-        <w:t>creedengo</w:t>
-      </w:r>
-      <w:proofErr w:type="spellEnd"/>
-      <w:r>
-        <w:rPr>
-          <w:lang w:val="en-US"/>
-        </w:rPr>
-        <w:t xml:space="preserve"> rules.</w:t>
-      </w:r>
-      <w:r>
-        <w:rPr>
-          <w:lang w:val="en-US"/>
-        </w:rPr>
         <w:br/>
       </w:r>
     </w:p>
     <w:p>
       <w:pPr>
-        <w:pStyle w:val="Heading3"/>
+        <w:pStyle w:val="Titolo3"/>
         <w:jc w:val="both"/>
       </w:pPr>
       <w:r>
@@ -4914,15 +3973,7 @@
         <w:jc w:val="both"/>
       </w:pPr>
       <w:r>
-        <w:t xml:space="preserve">The JMH campaign was designed to measure the average time per operation of service-layer methods using </w:t>
-      </w:r>
-      <w:proofErr w:type="spellStart"/>
-      <w:r>
-        <w:t>Mode.AverageTime</w:t>
-      </w:r>
-      <w:proofErr w:type="spellEnd"/>
-      <w:r>
-        <w:t xml:space="preserve"> and the ns/op unit. The adopted configuration was:</w:t>
+        <w:t>The JMH campaign was designed to measure the average time per operation of service-layer methods using Mode.AverageTime and the ns/op unit. The adopted configuration was:</w:t>
       </w:r>
     </w:p>
     <w:p>
@@ -4941,13 +3992,8 @@
         <w:t>Benchmark mode:</w:t>
       </w:r>
       <w:r>
-        <w:t xml:space="preserve"> </w:t>
-      </w:r>
-      <w:proofErr w:type="spellStart"/>
-      <w:r>
-        <w:t>Mode.AverageTime</w:t>
-      </w:r>
-      <w:proofErr w:type="spellEnd"/>
+        <w:t xml:space="preserve"> Mode.AverageTime</w:t>
+      </w:r>
     </w:p>
     <w:p>
       <w:pPr>
@@ -5031,43 +4077,15 @@
         <w:jc w:val="both"/>
       </w:pPr>
       <w:r>
-        <w:t xml:space="preserve">The warmup choice of 15 iterations was selected after testing several combinations; it proved to be the optimal value for stabilizing the </w:t>
-      </w:r>
-      <w:proofErr w:type="spellStart"/>
-      <w:r>
-        <w:t>AverageTime</w:t>
-      </w:r>
-      <w:proofErr w:type="spellEnd"/>
-      <w:r>
-        <w:t xml:space="preserve"> result, effectively reducing variability caused by typical JVM factors (JIT compilation, profiling, and caching).</w:t>
-      </w:r>
-    </w:p>
-    <w:p>
-      <w:pPr>
-        <w:jc w:val="both"/>
-      </w:pPr>
-      <w:r>
-        <w:t xml:space="preserve">Benchmarks were executed on core application components relevant to the Rated ecosystem, including: </w:t>
-      </w:r>
-      <w:proofErr w:type="spellStart"/>
-      <w:r>
-        <w:t>CatalogoService</w:t>
-      </w:r>
-      <w:proofErr w:type="spellEnd"/>
-      <w:r>
-        <w:t xml:space="preserve">, </w:t>
-      </w:r>
-      <w:proofErr w:type="spellStart"/>
-      <w:r>
-        <w:t>RecensioniService</w:t>
-      </w:r>
-      <w:proofErr w:type="spellEnd"/>
-      <w:r>
-        <w:t xml:space="preserve">, </w:t>
-      </w:r>
-      <w:proofErr w:type="spellStart"/>
-      <w:r>
-        <w:t>Autentica</w:t>
+        <w:t>The warmup choice of 15 iterations was selected after testing several combinations; it proved to be the optimal value for stabilizing the AverageTime result, effectively reducing variability caused by typical JVM factors (JIT compilation, profiling, and caching).</w:t>
+      </w:r>
+    </w:p>
+    <w:p>
+      <w:pPr>
+        <w:jc w:val="both"/>
+      </w:pPr>
+      <w:r>
+        <w:t>Benchmarks were executed on core application components relevant to the Rated ecosystem, including: CatalogoService, RecensioniService, Autentica</w:t>
       </w:r>
       <w:r>
         <w:rPr>
@@ -5081,7 +4099,6 @@
         </w:rPr>
         <w:t>ion</w:t>
       </w:r>
-      <w:proofErr w:type="spellEnd"/>
       <w:r>
         <w:t xml:space="preserve">Service, and application utilities. All results were exported to </w:t>
       </w:r>
@@ -5119,7 +4136,7 @@
       <w:hyperlink r:id="rId18" w:history="1">
         <w:r>
           <w:rPr>
-            <w:rStyle w:val="Hyperlink"/>
+            <w:rStyle w:val="Collegamentoipertestuale"/>
           </w:rPr>
           <w:t>https://github.com/superfra01/Rated-Dependability/tree/main/Deliverables/4.Deliverables-Dependability/Analisi/JMH/before</w:t>
         </w:r>
@@ -5162,7 +4179,7 @@
       <w:hyperlink r:id="rId19" w:history="1">
         <w:r>
           <w:rPr>
-            <w:rStyle w:val="Hyperlink"/>
+            <w:rStyle w:val="Collegamentoipertestuale"/>
           </w:rPr>
           <w:t>https://github.com/superfra01/Rated-Dependability/tree/main/Deliverables/4.Deliverables-Dependability/Analisi/JMH/after</w:t>
         </w:r>
@@ -5173,44 +4190,29 @@
     </w:p>
     <w:p>
       <w:pPr>
-        <w:pStyle w:val="Heading3"/>
-        <w:jc w:val="both"/>
-      </w:pPr>
-      <w:r>
-        <w:t xml:space="preserve">5.3.2 Static Analysis with </w:t>
-      </w:r>
-      <w:proofErr w:type="spellStart"/>
-      <w:r>
+        <w:pStyle w:val="Titolo3"/>
+        <w:jc w:val="both"/>
+      </w:pPr>
+      <w:r>
+        <w:t>5.3.2 Static Analysis with Creedengo</w:t>
+      </w:r>
+    </w:p>
+    <w:p>
+      <w:pPr>
+        <w:jc w:val="both"/>
+      </w:pPr>
+      <w:r>
+        <w:t xml:space="preserve">Prior to refactoring the code for JMH optimizations, a static analysis was conducted with SonarQube Community, extended via the </w:t>
+      </w:r>
+      <w:r>
+        <w:rPr>
+          <w:b/>
+          <w:bCs/>
+        </w:rPr>
         <w:t>Creedengo</w:t>
       </w:r>
-      <w:proofErr w:type="spellEnd"/>
-    </w:p>
-    <w:p>
-      <w:pPr>
-        <w:jc w:val="both"/>
-      </w:pPr>
-      <w:r>
-        <w:t xml:space="preserve">Prior to refactoring the code for JMH optimizations, a static analysis was conducted with SonarQube Community, extended via the </w:t>
-      </w:r>
-      <w:proofErr w:type="spellStart"/>
-      <w:r>
-        <w:rPr>
-          <w:b/>
-          <w:bCs/>
-        </w:rPr>
-        <w:t>Creedengo</w:t>
-      </w:r>
-      <w:proofErr w:type="spellEnd"/>
-      <w:r>
-        <w:t xml:space="preserve"> ruleset. In this context, </w:t>
-      </w:r>
-      <w:proofErr w:type="spellStart"/>
-      <w:r>
-        <w:t>Creedengo’s</w:t>
-      </w:r>
-      <w:proofErr w:type="spellEnd"/>
-      <w:r>
-        <w:t xml:space="preserve"> goal is not merely "style cleanup," but rather to detect patterns that introduce resource waste, thereby increasing execution time and system load.</w:t>
+      <w:r>
+        <w:t xml:space="preserve"> ruleset. In this context, Creedengo’s goal is not merely "style cleanup," but rather to detect patterns that introduce resource waste, thereby increasing execution time and system load.</w:t>
       </w:r>
       <w:r>
         <w:br/>
@@ -5283,23 +4285,7 @@
           <w:b/>
           <w:bCs/>
         </w:rPr>
-        <w:t xml:space="preserve">Figure 5.5: </w:t>
-      </w:r>
-      <w:proofErr w:type="spellStart"/>
-      <w:r>
-        <w:rPr>
-          <w:b/>
-          <w:bCs/>
-        </w:rPr>
-        <w:t>Creedengo</w:t>
-      </w:r>
-      <w:proofErr w:type="spellEnd"/>
-      <w:r>
-        <w:rPr>
-          <w:b/>
-          <w:bCs/>
-        </w:rPr>
-        <w:t xml:space="preserve"> rules and detected issue count (initial phase).</w:t>
+        <w:t>Figure 5.5: Creedengo rules and detected issue count (initial phase).</w:t>
       </w:r>
       <w:r>
         <w:t xml:space="preserve"> </w:t>
@@ -5311,23 +4297,7 @@
       </w:pPr>
       <w:r>
         <w:lastRenderedPageBreak/>
-        <w:t xml:space="preserve">The initial static analysis identified six distinct categories of issues, </w:t>
-      </w:r>
-      <w:proofErr w:type="spellStart"/>
-      <w:r>
-        <w:t>totaling</w:t>
-      </w:r>
-      <w:proofErr w:type="spellEnd"/>
-      <w:r>
-        <w:t xml:space="preserve"> 166 violations directly associated with </w:t>
-      </w:r>
-      <w:proofErr w:type="spellStart"/>
-      <w:r>
-        <w:t>Creedengo</w:t>
-      </w:r>
-      <w:proofErr w:type="spellEnd"/>
-      <w:r>
-        <w:t xml:space="preserve"> rules. The detected categories comprised:</w:t>
+        <w:t>The initial static analysis identified six distinct categories of issues, totaling 166 violations directly associated with Creedengo rules. The detected categories comprised:</w:t>
       </w:r>
     </w:p>
     <w:p>
@@ -5346,15 +4316,7 @@
         <w:t>(Java) Variable can be made constant (140 issues):</w:t>
       </w:r>
       <w:r>
-        <w:t xml:space="preserve"> This was the most frequent violation, representing </w:t>
-      </w:r>
-      <w:proofErr w:type="gramStart"/>
-      <w:r>
-        <w:t>the vast majority of</w:t>
-      </w:r>
-      <w:proofErr w:type="gramEnd"/>
-      <w:r>
-        <w:t xml:space="preserve"> cases (approximately 84%). It recommends declaring variables that are never reassigned as final. While modern JIT compiler optimizations may limit the immediate performance impact, systematically neglecting this practice increases the overall energy footprint and can gradually degrade code efficiency over time.</w:t>
+        <w:t xml:space="preserve"> This was the most frequent violation, representing the vast majority of cases (approximately 84%). It recommends declaring variables that are never reassigned as final. While modern JIT compiler optimizations may limit the immediate performance impact, systematically neglecting this practice increases the overall energy footprint and can gradually degrade code efficiency over time.</w:t>
       </w:r>
     </w:p>
     <w:p>
@@ -5411,23 +4373,7 @@
         <w:t>Loop and Micro-optimizations (7 issues combined):</w:t>
       </w:r>
       <w:r>
-        <w:t xml:space="preserve"> The remaining issues involved loop inefficiencies, specifically: using ++</w:t>
-      </w:r>
-      <w:proofErr w:type="spellStart"/>
-      <w:r>
-        <w:t>i</w:t>
-      </w:r>
-      <w:proofErr w:type="spellEnd"/>
-      <w:r>
-        <w:t xml:space="preserve"> instead of </w:t>
-      </w:r>
-      <w:proofErr w:type="spellStart"/>
-      <w:r>
-        <w:t>i</w:t>
-      </w:r>
-      <w:proofErr w:type="spellEnd"/>
-      <w:r>
-        <w:t>++, avoiding the evaluation of collection size within loop conditions, and avoiding function calls inside for loop declarations. These anti-patterns waste redundant CPU cycles and energy during repeated executions.</w:t>
+        <w:t xml:space="preserve"> The remaining issues involved loop inefficiencies, specifically: using ++i instead of i++, avoiding the evaluation of collection size within loop conditions, and avoiding function calls inside for loop declarations. These anti-patterns waste redundant CPU cycles and energy during repeated executions.</w:t>
       </w:r>
     </w:p>
     <w:p>
@@ -5646,15 +4592,7 @@
         <w:t>Fix for Loop Optimizations (High priority):</w:t>
       </w:r>
       <w:r>
-        <w:t xml:space="preserve"> Invariant function calls </w:t>
-      </w:r>
-      <w:proofErr w:type="gramStart"/>
-      <w:r>
-        <w:t>and .size</w:t>
-      </w:r>
-      <w:proofErr w:type="gramEnd"/>
-      <w:r>
-        <w:t>() evaluations were extracted and moved outside the loop declarations, ensuring they are computed only once and reused.</w:t>
+        <w:t xml:space="preserve"> Invariant function calls and .size() evaluations were extracted and moved outside the loop declarations, ensuring they are computed only once and reused.</w:t>
       </w:r>
     </w:p>
     <w:p>
@@ -5827,20 +4765,12 @@
         <w:t>0 issues</w:t>
       </w:r>
       <w:r>
-        <w:t xml:space="preserve">) of all critical and non-critical violations marked with the </w:t>
-      </w:r>
-      <w:proofErr w:type="spellStart"/>
-      <w:r>
-        <w:t>Creedengo</w:t>
-      </w:r>
-      <w:proofErr w:type="spellEnd"/>
-      <w:r>
-        <w:t xml:space="preserve"> tag.</w:t>
-      </w:r>
-    </w:p>
-    <w:p>
-      <w:pPr>
-        <w:pStyle w:val="Heading3"/>
+        <w:t>) of all critical and non-critical violations marked with the Creedengo tag.</w:t>
+      </w:r>
+    </w:p>
+    <w:p>
+      <w:pPr>
+        <w:pStyle w:val="Titolo3"/>
         <w:jc w:val="both"/>
       </w:pPr>
       <w:r>
@@ -5852,15 +4782,7 @@
         <w:jc w:val="both"/>
       </w:pPr>
       <w:r>
-        <w:t xml:space="preserve">Once the </w:t>
-      </w:r>
-      <w:proofErr w:type="spellStart"/>
-      <w:r>
-        <w:t>Creedengo</w:t>
-      </w:r>
-      <w:proofErr w:type="spellEnd"/>
-      <w:r>
-        <w:t>-driven refactoring was applied, the JMH suite was re-executed using the identical runtime configuration to guarantee a meaningful before-and-after comparison.</w:t>
+        <w:t>Once the Creedengo-driven refactoring was applied, the JMH suite was re-executed using the identical runtime configuration to guarantee a meaningful before-and-after comparison.</w:t>
       </w:r>
     </w:p>
     <w:p>
@@ -5870,7 +4792,6 @@
       <w:r>
         <w:t xml:space="preserve">The following table presents an excerpt from the </w:t>
       </w:r>
-      <w:proofErr w:type="spellStart"/>
       <w:r>
         <w:rPr>
           <w:b/>
@@ -5885,7 +4806,6 @@
         </w:rPr>
         <w:t>ervice</w:t>
       </w:r>
-      <w:proofErr w:type="spellEnd"/>
       <w:r>
         <w:t xml:space="preserve"> benchmarks, demonstrating a clear reduction in the average time per operation across multiple scenarios:</w:t>
       </w:r>
@@ -5901,7 +4821,6 @@
         </w:rPr>
         <w:t xml:space="preserve">Table 5.1: JMH comparison (ns/op) for </w:t>
       </w:r>
-      <w:proofErr w:type="spellStart"/>
       <w:r>
         <w:rPr>
           <w:b/>
@@ -5909,7 +4828,6 @@
         </w:rPr>
         <w:t>ProfileService</w:t>
       </w:r>
-      <w:proofErr w:type="spellEnd"/>
       <w:r>
         <w:rPr>
           <w:b/>
@@ -6097,11 +5015,9 @@
             <w:pPr>
               <w:jc w:val="both"/>
             </w:pPr>
-            <w:proofErr w:type="spellStart"/>
             <w:r>
               <w:t>benchmarkAggiungiAllaWatchlist</w:t>
             </w:r>
-            <w:proofErr w:type="spellEnd"/>
           </w:p>
         </w:tc>
         <w:tc>
@@ -6203,11 +5119,9 @@
             <w:pPr>
               <w:jc w:val="both"/>
             </w:pPr>
-            <w:proofErr w:type="spellStart"/>
             <w:r>
               <w:t>benchmarkPasswordUpdate</w:t>
             </w:r>
-            <w:proofErr w:type="spellEnd"/>
           </w:p>
         </w:tc>
         <w:tc>
@@ -6300,11 +5214,9 @@
             <w:pPr>
               <w:jc w:val="both"/>
             </w:pPr>
-            <w:proofErr w:type="spellStart"/>
             <w:r>
               <w:t>benchmarkProfileUpdate</w:t>
             </w:r>
-            <w:proofErr w:type="spellEnd"/>
           </w:p>
         </w:tc>
         <w:tc>
@@ -6414,15 +5326,7 @@
         <w:jc w:val="both"/>
       </w:pPr>
       <w:r>
-        <w:t xml:space="preserve">Ultimately, the testing and optimization chain (JMH → </w:t>
-      </w:r>
-      <w:proofErr w:type="spellStart"/>
-      <w:r>
-        <w:t>Creedengo</w:t>
-      </w:r>
-      <w:proofErr w:type="spellEnd"/>
-      <w:r>
-        <w:t xml:space="preserve"> → Fixes → JMH re-run) validates the hypothesis that eliminating performance-related anti-patterns significantly reduces computational waste and boosts the </w:t>
+        <w:t xml:space="preserve">Ultimately, the testing and optimization chain (JMH → Creedengo → Fixes → JMH re-run) validates the hypothesis that eliminating performance-related anti-patterns significantly reduces computational waste and boosts the </w:t>
       </w:r>
       <w:r>
         <w:t>performance</w:t>
@@ -6438,7 +5342,7 @@
     </w:p>
     <w:p>
       <w:pPr>
-        <w:pStyle w:val="Heading1"/>
+        <w:pStyle w:val="Titolo1"/>
         <w:jc w:val="both"/>
         <w:rPr>
           <w:b/>
@@ -6461,15 +5365,7 @@
         <w:jc w:val="both"/>
       </w:pPr>
       <w:r>
-        <w:t xml:space="preserve">Alongside the CI/CD pipeline, which already integrates specialized security tools like </w:t>
-      </w:r>
-      <w:proofErr w:type="spellStart"/>
-      <w:r>
-        <w:t>GitGuardian</w:t>
-      </w:r>
-      <w:proofErr w:type="spellEnd"/>
-      <w:r>
-        <w:t>, Snyk, and SonarQube, the Rated repository leverages GitHub's native security features to implement a comprehensive shift left security model. This multilayered approach aims to identify and mitigate security risks at the earliest possible stage, stopping vulnerabilities before the code is ever released.</w:t>
+        <w:t>Alongside the CI/CD pipeline, which already integrates specialized security tools like GitGuardian, Snyk, and SonarQube, the Rated repository leverages GitHub's native security features to implement a comprehensive shift left security model. This multilayered approach aims to identify and mitigate security risks at the earliest possible stage, stopping vulnerabilities before the code is ever released.</w:t>
       </w:r>
     </w:p>
     <w:p>
@@ -6493,50 +5389,10 @@
           <w:b/>
           <w:bCs/>
         </w:rPr>
-        <w:t xml:space="preserve">Supply Chain Security (Dependency Graph and </w:t>
-      </w:r>
-      <w:proofErr w:type="spellStart"/>
-      <w:r>
-        <w:rPr>
-          <w:b/>
-          <w:bCs/>
-        </w:rPr>
-        <w:t>Dependabot</w:t>
-      </w:r>
-      <w:proofErr w:type="spellEnd"/>
-      <w:r>
-        <w:rPr>
-          <w:b/>
-          <w:bCs/>
-        </w:rPr>
-        <w:t>):</w:t>
-      </w:r>
-      <w:r>
-        <w:t xml:space="preserve"> The system automatically </w:t>
-      </w:r>
-      <w:proofErr w:type="spellStart"/>
-      <w:r>
-        <w:t>analyzes</w:t>
-      </w:r>
-      <w:proofErr w:type="spellEnd"/>
-      <w:r>
-        <w:t xml:space="preserve"> project dependencies and continuously cross references them against </w:t>
-      </w:r>
-      <w:proofErr w:type="gramStart"/>
-      <w:r>
-        <w:t>up to date</w:t>
-      </w:r>
-      <w:proofErr w:type="gramEnd"/>
-      <w:r>
-        <w:t xml:space="preserve"> vulnerability databases. Beyond simply flagging risks, </w:t>
-      </w:r>
-      <w:proofErr w:type="spellStart"/>
-      <w:r>
-        <w:t>Dependabot</w:t>
-      </w:r>
-      <w:proofErr w:type="spellEnd"/>
-      <w:r>
-        <w:t xml:space="preserve"> simplifies maintenance by automatically generating corrective Pull Requests, which can also be delivered in grouped formats. This significantly reduces the likelihood of incorporating compromised libraries and accelerates response times to external security events.</w:t>
+        <w:t>Supply Chain Security (Dependency Graph and Dependabot):</w:t>
+      </w:r>
+      <w:r>
+        <w:t xml:space="preserve"> The system automatically analyzes project dependencies and continuously cross references them against up to date vulnerability databases. Beyond simply flagging risks, Dependabot simplifies maintenance by automatically generating corrective Pull Requests, which can also be delivered in grouped formats. This significantly reduces the likelihood of incorporating compromised libraries and accelerates response times to external security events.</w:t>
       </w:r>
     </w:p>
     <w:p>
@@ -6574,20 +5430,12 @@
         <w:t>Vulnerability Reporting Management (Private Vulnerability Reporting):</w:t>
       </w:r>
       <w:r>
-        <w:t xml:space="preserve"> A dedicated, secure channel is provided for users and researchers to privately report potential security concerns. This mechanism establishes a responsible disclosure framework, giving the Rated development team the opportunity to </w:t>
-      </w:r>
-      <w:proofErr w:type="spellStart"/>
-      <w:r>
-        <w:t>analyze</w:t>
-      </w:r>
-      <w:proofErr w:type="spellEnd"/>
-      <w:r>
-        <w:t xml:space="preserve"> and resolve vulnerabilities confidentially before they are publicly disclosed.</w:t>
-      </w:r>
-    </w:p>
-    <w:p>
-      <w:pPr>
-        <w:pStyle w:val="Heading1"/>
+        <w:t xml:space="preserve"> A dedicated, secure channel is provided for users and researchers to privately report potential security concerns. This mechanism establishes a responsible disclosure framework, giving the Rated development team the opportunity to analyze and resolve vulnerabilities confidentially before they are publicly disclosed.</w:t>
+      </w:r>
+    </w:p>
+    <w:p>
+      <w:pPr>
+        <w:pStyle w:val="Titolo1"/>
       </w:pPr>
       <w:r>
         <w:t>7</w:t>
@@ -6596,52 +5444,15 @@
         <w:t>.</w:t>
       </w:r>
       <w:r>
-        <w:t xml:space="preserve"> Security Analysis with </w:t>
-      </w:r>
-      <w:proofErr w:type="spellStart"/>
-      <w:r>
-        <w:t>GitGuardian</w:t>
-      </w:r>
-      <w:proofErr w:type="spellEnd"/>
-      <w:r>
-        <w:t xml:space="preserve">, </w:t>
-      </w:r>
-      <w:proofErr w:type="spellStart"/>
-      <w:r>
-        <w:t>Snyk</w:t>
-      </w:r>
-      <w:proofErr w:type="spellEnd"/>
-      <w:r>
-        <w:t xml:space="preserve"> and </w:t>
-      </w:r>
-      <w:proofErr w:type="spellStart"/>
-      <w:r>
-        <w:t>Sonarqube</w:t>
-      </w:r>
-      <w:proofErr w:type="spellEnd"/>
-    </w:p>
-    <w:p>
-      <w:pPr>
-        <w:jc w:val="both"/>
-      </w:pPr>
-      <w:r>
-        <w:t xml:space="preserve">To enhance system quality from a security standpoint, a multi-layered analysis strategy was adopted utilizing complementary tools: SonarQube for static code analysis and vulnerability detection, </w:t>
-      </w:r>
-      <w:proofErr w:type="spellStart"/>
-      <w:r>
-        <w:t>GitGuardian</w:t>
-      </w:r>
-      <w:proofErr w:type="spellEnd"/>
-      <w:r>
-        <w:t xml:space="preserve"> to identify secrets, tokens, or credentials accidentally exposed in the repository, and </w:t>
-      </w:r>
-      <w:proofErr w:type="spellStart"/>
-      <w:r>
-        <w:t>Snyk</w:t>
-      </w:r>
-      <w:proofErr w:type="spellEnd"/>
-      <w:r>
-        <w:t xml:space="preserve"> for deep code-level security analysis to detect vulnerable patterns.</w:t>
+        <w:t xml:space="preserve"> Security Analysis with GitGuardian, Snyk and Sonarqube</w:t>
+      </w:r>
+    </w:p>
+    <w:p>
+      <w:pPr>
+        <w:jc w:val="both"/>
+      </w:pPr>
+      <w:r>
+        <w:t>To enhance system quality from a security standpoint, a multi-layered analysis strategy was adopted utilizing complementary tools: SonarQube for static code analysis and vulnerability detection, GitGuardian to identify secrets, tokens, or credentials accidentally exposed in the repository, and Snyk for deep code-level security analysis to detect vulnerable patterns.</w:t>
       </w:r>
     </w:p>
     <w:p>
@@ -6660,7 +5471,7 @@
     </w:p>
     <w:p>
       <w:pPr>
-        <w:pStyle w:val="Heading2"/>
+        <w:pStyle w:val="Titolo2"/>
         <w:jc w:val="both"/>
       </w:pPr>
       <w:r>
@@ -6675,39 +5486,32 @@
         <w:jc w:val="both"/>
       </w:pPr>
       <w:r>
-        <w:t xml:space="preserve">In the initial run, SonarQube flagged 97 security issues. These findings were all attributable to a single recurring vulnerability: executing a forward call without explicitly handling potentially thrown exceptions, specifically </w:t>
-      </w:r>
-      <w:proofErr w:type="spellStart"/>
-      <w:r>
-        <w:t>ServletException</w:t>
-      </w:r>
-      <w:proofErr w:type="spellEnd"/>
-      <w:r>
-        <w:t xml:space="preserve"> and </w:t>
-      </w:r>
-      <w:proofErr w:type="spellStart"/>
-      <w:r>
-        <w:t>IOException</w:t>
-      </w:r>
-      <w:proofErr w:type="spellEnd"/>
+        <w:t xml:space="preserve">In the initial run, SonarQube flagged 97 security issues. Specifically, 88 findings were attributable to unhandled exceptions in servlet methods, primarily when executing forward calls without explicitly handling potentially thrown exceptions, specifically ServletException and IOException. </w:t>
+      </w:r>
+    </w:p>
+    <w:p>
+      <w:pPr>
+        <w:jc w:val="both"/>
+        <w:rPr>
+          <w:lang w:val="en-US"/>
+        </w:rPr>
+      </w:pPr>
+      <w:r>
+        <w:t>Without explicit handling, an error during request forwarding can lead to uncontrolled system behavior, such as flow interruptions, inconsistent state responses, or the accidental exposure of detailed error stack traces, thereby compromising overall robustness.</w:t>
+      </w:r>
+    </w:p>
+    <w:p>
+      <w:pPr>
+        <w:jc w:val="both"/>
+        <w:rPr>
+          <w:lang w:val="en-US"/>
+        </w:rPr>
+      </w:pPr>
+      <w:r>
+        <w:t>The remaining 9 findings (7 in JavaScript and 2 in Java) warned about hardcoded credentials</w:t>
+      </w:r>
       <w:r>
         <w:t>.</w:t>
-      </w:r>
-    </w:p>
-    <w:p>
-      <w:pPr>
-        <w:jc w:val="both"/>
-      </w:pPr>
-      <w:r>
-        <w:t xml:space="preserve">Without explicit handling, an error during request forwarding can lead to uncontrolled system </w:t>
-      </w:r>
-      <w:proofErr w:type="spellStart"/>
-      <w:r>
-        <w:t>behavior</w:t>
-      </w:r>
-      <w:proofErr w:type="spellEnd"/>
-      <w:r>
-        <w:t>, such as flow interruptions, inconsistent state responses, or the accidental exposure of detailed error stack traces, thereby compromising overall robustness.</w:t>
       </w:r>
     </w:p>
     <w:p>
@@ -6882,35 +5686,25 @@
       <w:pPr>
         <w:jc w:val="both"/>
         <w:rPr>
+          <w:lang w:val="it-IT"/>
+        </w:rPr>
+      </w:pPr>
+      <w:r>
+        <w:t xml:space="preserve">To resolve the vulnerabilities, all forward calls and sensitive servlet operations were encapsulated within try/catch blocks to intercept ServletException and IOException, enabling the system to handle errors in a controlled and secure manner, while the 9 credential warnings were audited and confirmed as false positives. After applying these </w:t>
+      </w:r>
+      <w:r>
+        <w:lastRenderedPageBreak/>
+        <w:t>fixes, SonarQube was re-run and the target was successfully reached, with the dashboard reporting zero security vulnerabilities.</w:t>
+      </w:r>
+    </w:p>
+    <w:p>
+      <w:pPr>
+        <w:jc w:val="both"/>
+      </w:pPr>
+      <w:r>
+        <w:rPr>
           <w:noProof/>
         </w:rPr>
-      </w:pPr>
-      <w:r>
-        <w:t xml:space="preserve">To resolve this issue, all forward calls were encapsulated within try/catch blocks to intercept </w:t>
-      </w:r>
-      <w:proofErr w:type="spellStart"/>
-      <w:r>
-        <w:t>ServletException</w:t>
-      </w:r>
-      <w:proofErr w:type="spellEnd"/>
-      <w:r>
-        <w:t xml:space="preserve"> and </w:t>
-      </w:r>
-      <w:proofErr w:type="spellStart"/>
-      <w:r>
-        <w:t>IOException</w:t>
-      </w:r>
-      <w:proofErr w:type="spellEnd"/>
-      <w:r>
-        <w:t>, enabling the system to handle errors in a controlled and secure manner. After applying these fixes, SonarQube was re-run and the target was successfully reached, with the dashboard reporting zero security vulnerabilities.</w:t>
-      </w:r>
-    </w:p>
-    <w:p>
-      <w:r>
-        <w:rPr>
-          <w:noProof/>
-        </w:rPr>
-        <w:lastRenderedPageBreak/>
         <w:drawing>
           <wp:inline distT="0" distB="0" distL="0" distR="0" wp14:anchorId="748326FA" wp14:editId="667B3A28">
             <wp:extent cx="3630673" cy="2209800"/>
@@ -7040,42 +5834,18 @@
     </w:p>
     <w:p>
       <w:pPr>
-        <w:pStyle w:val="Heading2"/>
-      </w:pPr>
-      <w:r>
-        <w:t xml:space="preserve">7.2 </w:t>
-      </w:r>
-      <w:proofErr w:type="spellStart"/>
-      <w:r>
-        <w:t>GitGuardian</w:t>
-      </w:r>
-      <w:proofErr w:type="spellEnd"/>
-      <w:r>
-        <w:t xml:space="preserve"> </w:t>
-      </w:r>
-    </w:p>
-    <w:p>
-      <w:pPr>
-        <w:jc w:val="both"/>
-      </w:pPr>
-      <w:r>
-        <w:t xml:space="preserve">The analysis performed by </w:t>
-      </w:r>
-      <w:proofErr w:type="spellStart"/>
-      <w:r>
-        <w:t>GitGuardian</w:t>
-      </w:r>
-      <w:proofErr w:type="spellEnd"/>
-      <w:r>
-        <w:t xml:space="preserve"> highlighted four findings. A manual review confirmed that these were false positives. The first two involved dummy credentials used strictly for testing activities, while the fourth was associated with benchmarking scripts and held no security risk. The third finding, as shown in the image below, was also a false positive flagging a configuration line in the docker-</w:t>
-      </w:r>
-      <w:proofErr w:type="spellStart"/>
-      <w:r>
-        <w:t>compose.yml</w:t>
-      </w:r>
-      <w:proofErr w:type="spellEnd"/>
-      <w:r>
-        <w:t xml:space="preserve"> file.</w:t>
+        <w:pStyle w:val="Titolo2"/>
+      </w:pPr>
+      <w:r>
+        <w:t xml:space="preserve">7.2 GitGuardian </w:t>
+      </w:r>
+    </w:p>
+    <w:p>
+      <w:pPr>
+        <w:jc w:val="both"/>
+      </w:pPr>
+      <w:r>
+        <w:t>The analysis performed by GitGuardian highlighted four findings. A manual review confirmed that these were false positives. The first two involved dummy credentials used strictly for testing activities, while the fourth was associated with benchmarking scripts and held no security risk. The third finding, as shown in the image below, was also a false positive flagging a configuration line in the docker-compose.yml file.</w:t>
       </w:r>
     </w:p>
     <w:p>
@@ -7084,7 +5854,7 @@
           <w:noProof/>
         </w:rPr>
         <w:drawing>
-          <wp:inline distT="0" distB="0" distL="0" distR="0" wp14:anchorId="54557B63" wp14:editId="353441F9">
+          <wp:inline distT="0" distB="0" distL="0" distR="0" wp14:anchorId="54557B63" wp14:editId="58915144">
             <wp:extent cx="5727700" cy="1625600"/>
             <wp:effectExtent l="0" t="0" r="6350" b="0"/>
             <wp:docPr id="915741800" name="Picture 7"/>
@@ -7145,23 +5915,7 @@
           <w:b/>
           <w:bCs/>
         </w:rPr>
-        <w:t xml:space="preserve">Figure 7.3: </w:t>
-      </w:r>
-      <w:proofErr w:type="spellStart"/>
-      <w:r>
-        <w:rPr>
-          <w:b/>
-          <w:bCs/>
-        </w:rPr>
-        <w:t>GitGuardian</w:t>
-      </w:r>
-      <w:proofErr w:type="spellEnd"/>
-      <w:r>
-        <w:rPr>
-          <w:b/>
-          <w:bCs/>
-        </w:rPr>
-        <w:t xml:space="preserve"> scan results</w:t>
+        <w:t>Figure 7.3: GitGuardian scan results</w:t>
       </w:r>
       <w:r>
         <w:rPr>
@@ -7245,83 +5999,32 @@
           <w:b/>
           <w:bCs/>
         </w:rPr>
-        <w:t>Figure 7.4: Highlight of docker-</w:t>
-      </w:r>
-      <w:proofErr w:type="spellStart"/>
-      <w:r>
-        <w:rPr>
-          <w:b/>
-          <w:bCs/>
-        </w:rPr>
-        <w:t>compose.yml</w:t>
-      </w:r>
-      <w:proofErr w:type="spellEnd"/>
-      <w:r>
-        <w:rPr>
-          <w:b/>
-          <w:bCs/>
-        </w:rPr>
-        <w:t xml:space="preserve"> finding</w:t>
-      </w:r>
-    </w:p>
-    <w:p>
-      <w:pPr>
-        <w:rPr>
-          <w:b/>
-          <w:bCs/>
-        </w:rPr>
-      </w:pPr>
-    </w:p>
-    <w:p>
-      <w:pPr>
-        <w:jc w:val="both"/>
-      </w:pPr>
-      <w:r>
-        <w:t>-DDB_PASSWORD=${DB_</w:t>
-      </w:r>
-      <w:proofErr w:type="gramStart"/>
-      <w:r>
-        <w:t>PASSWORD:?</w:t>
-      </w:r>
-      <w:proofErr w:type="gramEnd"/>
-      <w:r>
-        <w:t xml:space="preserve">Set DB_PASSWORD </w:t>
-      </w:r>
-      <w:proofErr w:type="gramStart"/>
-      <w:r>
-        <w:t>in .env</w:t>
-      </w:r>
-      <w:proofErr w:type="gramEnd"/>
-      <w:r>
-        <w:t>}</w:t>
-      </w:r>
-    </w:p>
-    <w:p>
-      <w:pPr>
-        <w:jc w:val="both"/>
-      </w:pPr>
-      <w:r>
-        <w:t>This line does not contain any hardcoded credentials. Instead, it utilizes Bash and Docker Compose parameter expansion syntax. The expression ${DB_</w:t>
-      </w:r>
-      <w:proofErr w:type="gramStart"/>
-      <w:r>
-        <w:t>PASSWORD:?</w:t>
-      </w:r>
-      <w:proofErr w:type="gramEnd"/>
-      <w:r>
-        <w:t xml:space="preserve">Set </w:t>
-      </w:r>
+        <w:t>Figure 7.4: Highlight of docker-compose.yml finding</w:t>
+      </w:r>
+    </w:p>
+    <w:p>
+      <w:pPr>
+        <w:rPr>
+          <w:b/>
+          <w:bCs/>
+        </w:rPr>
+      </w:pPr>
+    </w:p>
+    <w:p>
+      <w:pPr>
+        <w:jc w:val="both"/>
+      </w:pPr>
+      <w:r>
+        <w:t>-DDB_PASSWORD=${DB_PASSWORD:?Set DB_PASSWORD in .env}</w:t>
+      </w:r>
+    </w:p>
+    <w:p>
+      <w:pPr>
+        <w:jc w:val="both"/>
+      </w:pPr>
       <w:r>
         <w:lastRenderedPageBreak/>
-        <w:t xml:space="preserve">DB_PASSWORD </w:t>
-      </w:r>
-      <w:proofErr w:type="gramStart"/>
-      <w:r>
-        <w:t>in .env</w:t>
-      </w:r>
-      <w:proofErr w:type="gramEnd"/>
-      <w:r>
-        <w:t>} acts as a validation check, meaning that if the environment variable DB_PASSWORD is null or unset, execution halts and the specified error message is printed.</w:t>
+        <w:t>This line does not contain any hardcoded credentials. Instead, it utilizes Bash and Docker Compose parameter expansion syntax. The expression ${DB_PASSWORD:?Set DB_PASSWORD in .env} acts as a validation check, meaning that if the environment variable DB_PASSWORD is null or unset, execution halts and the specified error message is printed.</w:t>
       </w:r>
     </w:p>
     <w:p>
@@ -7335,26 +6038,10 @@
     <w:p/>
     <w:p>
       <w:pPr>
-        <w:pStyle w:val="Heading2"/>
-      </w:pPr>
-      <w:r>
-        <w:t xml:space="preserve">7.3 </w:t>
-      </w:r>
-      <w:proofErr w:type="spellStart"/>
-      <w:r>
-        <w:t>Snyk</w:t>
-      </w:r>
-      <w:proofErr w:type="spellEnd"/>
-      <w:r>
-        <w:t>: resolving security issues (</w:t>
-      </w:r>
-      <w:proofErr w:type="spellStart"/>
-      <w:r>
-        <w:t>Snyk</w:t>
-      </w:r>
-      <w:proofErr w:type="spellEnd"/>
-      <w:r>
-        <w:t xml:space="preserve"> Code Analysis)</w:t>
+        <w:pStyle w:val="Titolo2"/>
+      </w:pPr>
+      <w:r>
+        <w:t>7.3 Snyk: resolving security issues (Snyk Code Analysis)</w:t>
       </w:r>
     </w:p>
     <w:p>
@@ -7375,13 +6062,8 @@
         </w:rPr>
         <w:t>The analysis found o</w:t>
       </w:r>
-      <w:proofErr w:type="spellStart"/>
-      <w:r>
-        <w:t>nly</w:t>
-      </w:r>
-      <w:proofErr w:type="spellEnd"/>
-      <w:r>
-        <w:t xml:space="preserve"> a single false positive, triggered by the scanner detecting the word password in a non-sensitive context.</w:t>
+      <w:r>
+        <w:t>nly a single false positive, triggered by the scanner detecting the word password in a non-sensitive context.</w:t>
       </w:r>
     </w:p>
     <w:p>
@@ -7442,7 +6124,7 @@
     <w:p/>
     <w:p>
       <w:pPr>
-        <w:pStyle w:val="Heading2"/>
+        <w:pStyle w:val="Titolo2"/>
       </w:pPr>
       <w:r>
         <w:t>7.4 Final Results</w:t>
@@ -7468,7 +6150,10 @@
         <w:t>SonarQube:</w:t>
       </w:r>
       <w:r>
-        <w:t xml:space="preserve"> Reduced from 97 vulnerabilities to zero by resolving unhandled exceptions in forward calls using try/catch blocks.</w:t>
+        <w:t xml:space="preserve"> </w:t>
+      </w:r>
+      <w:r>
+        <w:t>SonarQube: Reduced from 97 security issues to zero by resolving unhandled exceptions in servlet forward calls using try/catch blocks and confirming the remaining 9 credential alerts as false positives.</w:t>
       </w:r>
     </w:p>
     <w:p>
@@ -7478,21 +6163,12 @@
           <w:numId w:val="24"/>
         </w:numPr>
       </w:pPr>
-      <w:proofErr w:type="spellStart"/>
-      <w:r>
-        <w:rPr>
-          <w:b/>
-          <w:bCs/>
-        </w:rPr>
-        <w:t>GitGuardian</w:t>
-      </w:r>
-      <w:proofErr w:type="spellEnd"/>
-      <w:r>
-        <w:rPr>
-          <w:b/>
-          <w:bCs/>
-        </w:rPr>
-        <w:t>:</w:t>
+      <w:r>
+        <w:rPr>
+          <w:b/>
+          <w:bCs/>
+        </w:rPr>
+        <w:t>GitGuardian:</w:t>
       </w:r>
       <w:r>
         <w:t xml:space="preserve"> All four hardcoded password alerts were manually reviewed and verified as false positives.</w:t>
@@ -7510,6 +6186,7 @@
           <w:b/>
           <w:bCs/>
         </w:rPr>
+        <w:lastRenderedPageBreak/>
         <w:t>Snyk:</w:t>
       </w:r>
       <w:r>
@@ -7518,10 +6195,9 @@
     </w:p>
     <w:p>
       <w:pPr>
-        <w:pStyle w:val="Heading1"/>
-      </w:pPr>
-      <w:r>
-        <w:lastRenderedPageBreak/>
+        <w:pStyle w:val="Titolo1"/>
+      </w:pPr>
+      <w:r>
         <w:t>8. Final Considerations</w:t>
       </w:r>
     </w:p>
@@ -7605,7 +6281,7 @@
 </file>
 
 <file path=word/numbering.xml><?xml version="1.0" encoding="utf-8"?>
-<w:numbering xmlns:wpc="http://schemas.microsoft.com/office/word/2010/wordprocessingCanvas" xmlns:cx="http://schemas.microsoft.com/office/drawing/2014/chartex" xmlns:cx1="http://schemas.microsoft.com/office/drawing/2015/9/8/chartex" xmlns:cx2="http://schemas.microsoft.com/office/drawing/2015/10/21/chartex" xmlns:cx3="http://schemas.microsoft.com/office/drawing/2016/5/9/chartex" xmlns:cx4="http://schemas.microsoft.com/office/drawing/2016/5/10/chartex" xmlns:cx5="http://schemas.microsoft.com/office/drawing/2016/5/11/chartex" xmlns:cx6="http://schemas.microsoft.com/office/drawing/2016/5/12/chartex" xmlns:cx7="http://schemas.microsoft.com/office/drawing/2016/5/13/chartex" xmlns:cx8="http://schemas.microsoft.com/office/drawing/2016/5/14/chartex" xmlns:mc="http://schemas.openxmlformats.org/markup-compatibility/2006" xmlns:aink="http://schemas.microsoft.com/office/drawing/2016/ink" xmlns:am3d="http://schemas.microsoft.com/office/drawing/2017/model3d" xmlns:o="urn:schemas-microsoft-com:office:office" xmlns:oel="http://schemas.microsoft.com/office/2019/extlst" xmlns:r="http://schemas.openxmlformats.org/officeDocument/2006/relationships" xmlns:m="http://schemas.openxmlformats.org/officeDocument/2006/math" xmlns:v="urn:schemas-microsoft-com:vml" xmlns:wp14="http://schemas.microsoft.com/office/word/2010/wordprocessingDrawing" xmlns:wp="http://schemas.openxmlformats.org/drawingml/2006/wordprocessingDrawing" xmlns:w10="urn:schemas-microsoft-com:office:word" xmlns:w="http://schemas.openxmlformats.org/wordprocessingml/2006/main" xmlns:w14="http://schemas.microsoft.com/office/word/2010/wordml" xmlns:w15="http://schemas.microsoft.com/office/word/2012/wordml" xmlns:w16cei="http://schemas.microsoft.com/office/word/2026/wordml/cei" xmlns:w16cex="http://schemas.microsoft.com/office/word/2018/wordml/cex" xmlns:w16cid="http://schemas.microsoft.com/office/word/2016/wordml/cid" xmlns:w16="http://schemas.microsoft.com/office/word/2018/wordml" xmlns:w16du="http://schemas.microsoft.com/office/word/2023/wordml/word16du" xmlns:w16sdtdh="http://schemas.microsoft.com/office/word/2020/wordml/sdtdatahash" xmlns:w16sdtfl="http://schemas.microsoft.com/office/word/2024/wordml/sdtformatlock" xmlns:w16se="http://schemas.microsoft.com/office/word/2015/wordml/symex" xmlns:wpg="http://schemas.microsoft.com/office/word/2010/wordprocessingGroup" xmlns:wpi="http://schemas.microsoft.com/office/word/2010/wordprocessingInk" xmlns:wne="http://schemas.microsoft.com/office/word/2006/wordml" xmlns:wps="http://schemas.microsoft.com/office/word/2010/wordprocessingShape" mc:Ignorable="w14 w15 w16se w16cid w16 w16cex w16sdtdh w16sdtfl w16du wp14">
+<w:numbering xmlns:wpc="http://schemas.microsoft.com/office/word/2010/wordprocessingCanvas" xmlns:cx="http://schemas.microsoft.com/office/drawing/2014/chartex" xmlns:cx1="http://schemas.microsoft.com/office/drawing/2015/9/8/chartex" xmlns:cx2="http://schemas.microsoft.com/office/drawing/2015/10/21/chartex" xmlns:cx3="http://schemas.microsoft.com/office/drawing/2016/5/9/chartex" xmlns:cx4="http://schemas.microsoft.com/office/drawing/2016/5/10/chartex" xmlns:cx5="http://schemas.microsoft.com/office/drawing/2016/5/11/chartex" xmlns:cx6="http://schemas.microsoft.com/office/drawing/2016/5/12/chartex" xmlns:cx7="http://schemas.microsoft.com/office/drawing/2016/5/13/chartex" xmlns:cx8="http://schemas.microsoft.com/office/drawing/2016/5/14/chartex" xmlns:mc="http://schemas.openxmlformats.org/markup-compatibility/2006" xmlns:aink="http://schemas.microsoft.com/office/drawing/2016/ink" xmlns:am3d="http://schemas.microsoft.com/office/drawing/2017/model3d" xmlns:o="urn:schemas-microsoft-com:office:office" xmlns:oel="http://schemas.microsoft.com/office/2019/extlst" xmlns:r="http://schemas.openxmlformats.org/officeDocument/2006/relationships" xmlns:m="http://schemas.openxmlformats.org/officeDocument/2006/math" xmlns:v="urn:schemas-microsoft-com:vml" xmlns:wp14="http://schemas.microsoft.com/office/word/2010/wordprocessingDrawing" xmlns:wp="http://schemas.openxmlformats.org/drawingml/2006/wordprocessingDrawing" xmlns:w10="urn:schemas-microsoft-com:office:word" xmlns:w="http://schemas.openxmlformats.org/wordprocessingml/2006/main" xmlns:w14="http://schemas.microsoft.com/office/word/2010/wordml" xmlns:w15="http://schemas.microsoft.com/office/word/2012/wordml" xmlns:w16cex="http://schemas.microsoft.com/office/word/2018/wordml/cex" xmlns:w16cid="http://schemas.microsoft.com/office/word/2016/wordml/cid" xmlns:w16="http://schemas.microsoft.com/office/word/2018/wordml" xmlns:w16du="http://schemas.microsoft.com/office/word/2023/wordml/word16du" xmlns:w16sdtdh="http://schemas.microsoft.com/office/word/2020/wordml/sdtdatahash" xmlns:w16sdtfl="http://schemas.microsoft.com/office/word/2024/wordml/sdtformatlock" xmlns:w16se="http://schemas.microsoft.com/office/word/2015/wordml/symex" xmlns:wpg="http://schemas.microsoft.com/office/word/2010/wordprocessingGroup" xmlns:wpi="http://schemas.microsoft.com/office/word/2010/wordprocessingInk" xmlns:wne="http://schemas.microsoft.com/office/word/2006/wordml" xmlns:wps="http://schemas.microsoft.com/office/word/2010/wordprocessingShape" mc:Ignorable="w14 w15 w16se w16cid w16 w16cex w16sdtdh w16sdtfl w16du wp14">
   <w:abstractNum w:abstractNumId="0" w15:restartNumberingAfterBreak="0">
     <w:nsid w:val="07A62DBF"/>
     <w:multiLevelType w:val="multilevel"/>
@@ -11230,7 +9906,7 @@
         <w:kern w:val="2"/>
         <w:sz w:val="24"/>
         <w:szCs w:val="24"/>
-        <w:lang w:val="en-001" w:eastAsia="en-US" w:bidi="ar-SA"/>
+        <w:lang w:eastAsia="en-US" w:bidi="ar-SA"/>
         <w14:ligatures w14:val="standardContextual"/>
       </w:rPr>
     </w:rPrDefault>
@@ -11618,15 +10294,15 @@
     <w:lsdException w:name="Unresolved Mention" w:semiHidden="1" w:unhideWhenUsed="1"/>
     <w:lsdException w:name="Smart Link" w:semiHidden="1" w:unhideWhenUsed="1"/>
   </w:latentStyles>
-  <w:style w:type="paragraph" w:default="1" w:styleId="Normal">
+  <w:style w:type="paragraph" w:default="1" w:styleId="Normale">
     <w:name w:val="Normal"/>
     <w:qFormat/>
   </w:style>
-  <w:style w:type="paragraph" w:styleId="Heading1">
+  <w:style w:type="paragraph" w:styleId="Titolo1">
     <w:name w:val="heading 1"/>
-    <w:basedOn w:val="Normal"/>
-    <w:next w:val="Normal"/>
-    <w:link w:val="Heading1Char"/>
+    <w:basedOn w:val="Normale"/>
+    <w:next w:val="Normale"/>
+    <w:link w:val="Titolo1Carattere"/>
     <w:uiPriority w:val="9"/>
     <w:qFormat/>
     <w:rsid w:val="00D64F54"/>
@@ -11643,11 +10319,11 @@
       <w:szCs w:val="40"/>
     </w:rPr>
   </w:style>
-  <w:style w:type="paragraph" w:styleId="Heading2">
+  <w:style w:type="paragraph" w:styleId="Titolo2">
     <w:name w:val="heading 2"/>
-    <w:basedOn w:val="Normal"/>
-    <w:next w:val="Normal"/>
-    <w:link w:val="Heading2Char"/>
+    <w:basedOn w:val="Normale"/>
+    <w:next w:val="Normale"/>
+    <w:link w:val="Titolo2Carattere"/>
     <w:uiPriority w:val="9"/>
     <w:unhideWhenUsed/>
     <w:qFormat/>
@@ -11665,11 +10341,11 @@
       <w:szCs w:val="32"/>
     </w:rPr>
   </w:style>
-  <w:style w:type="paragraph" w:styleId="Heading3">
+  <w:style w:type="paragraph" w:styleId="Titolo3">
     <w:name w:val="heading 3"/>
-    <w:basedOn w:val="Normal"/>
-    <w:next w:val="Normal"/>
-    <w:link w:val="Heading3Char"/>
+    <w:basedOn w:val="Normale"/>
+    <w:next w:val="Normale"/>
+    <w:link w:val="Titolo3Carattere"/>
     <w:uiPriority w:val="9"/>
     <w:unhideWhenUsed/>
     <w:qFormat/>
@@ -11687,11 +10363,11 @@
       <w:szCs w:val="28"/>
     </w:rPr>
   </w:style>
-  <w:style w:type="paragraph" w:styleId="Heading4">
+  <w:style w:type="paragraph" w:styleId="Titolo4">
     <w:name w:val="heading 4"/>
-    <w:basedOn w:val="Normal"/>
-    <w:next w:val="Normal"/>
-    <w:link w:val="Heading4Char"/>
+    <w:basedOn w:val="Normale"/>
+    <w:next w:val="Normale"/>
+    <w:link w:val="Titolo4Carattere"/>
     <w:uiPriority w:val="9"/>
     <w:semiHidden/>
     <w:unhideWhenUsed/>
@@ -11710,11 +10386,11 @@
       <w:color w:val="0F4761" w:themeColor="accent1" w:themeShade="BF"/>
     </w:rPr>
   </w:style>
-  <w:style w:type="paragraph" w:styleId="Heading5">
+  <w:style w:type="paragraph" w:styleId="Titolo5">
     <w:name w:val="heading 5"/>
-    <w:basedOn w:val="Normal"/>
-    <w:next w:val="Normal"/>
-    <w:link w:val="Heading5Char"/>
+    <w:basedOn w:val="Normale"/>
+    <w:next w:val="Normale"/>
+    <w:link w:val="Titolo5Carattere"/>
     <w:uiPriority w:val="9"/>
     <w:semiHidden/>
     <w:unhideWhenUsed/>
@@ -11731,11 +10407,11 @@
       <w:color w:val="0F4761" w:themeColor="accent1" w:themeShade="BF"/>
     </w:rPr>
   </w:style>
-  <w:style w:type="paragraph" w:styleId="Heading6">
+  <w:style w:type="paragraph" w:styleId="Titolo6">
     <w:name w:val="heading 6"/>
-    <w:basedOn w:val="Normal"/>
-    <w:next w:val="Normal"/>
-    <w:link w:val="Heading6Char"/>
+    <w:basedOn w:val="Normale"/>
+    <w:next w:val="Normale"/>
+    <w:link w:val="Titolo6Carattere"/>
     <w:uiPriority w:val="9"/>
     <w:semiHidden/>
     <w:unhideWhenUsed/>
@@ -11754,11 +10430,11 @@
       <w:color w:val="595959" w:themeColor="text1" w:themeTint="A6"/>
     </w:rPr>
   </w:style>
-  <w:style w:type="paragraph" w:styleId="Heading7">
+  <w:style w:type="paragraph" w:styleId="Titolo7">
     <w:name w:val="heading 7"/>
-    <w:basedOn w:val="Normal"/>
-    <w:next w:val="Normal"/>
-    <w:link w:val="Heading7Char"/>
+    <w:basedOn w:val="Normale"/>
+    <w:next w:val="Normale"/>
+    <w:link w:val="Titolo7Carattere"/>
     <w:uiPriority w:val="9"/>
     <w:semiHidden/>
     <w:unhideWhenUsed/>
@@ -11775,11 +10451,11 @@
       <w:color w:val="595959" w:themeColor="text1" w:themeTint="A6"/>
     </w:rPr>
   </w:style>
-  <w:style w:type="paragraph" w:styleId="Heading8">
+  <w:style w:type="paragraph" w:styleId="Titolo8">
     <w:name w:val="heading 8"/>
-    <w:basedOn w:val="Normal"/>
-    <w:next w:val="Normal"/>
-    <w:link w:val="Heading8Char"/>
+    <w:basedOn w:val="Normale"/>
+    <w:next w:val="Normale"/>
+    <w:link w:val="Titolo8Carattere"/>
     <w:uiPriority w:val="9"/>
     <w:semiHidden/>
     <w:unhideWhenUsed/>
@@ -11798,11 +10474,11 @@
       <w:color w:val="272727" w:themeColor="text1" w:themeTint="D8"/>
     </w:rPr>
   </w:style>
-  <w:style w:type="paragraph" w:styleId="Heading9">
+  <w:style w:type="paragraph" w:styleId="Titolo9">
     <w:name w:val="heading 9"/>
-    <w:basedOn w:val="Normal"/>
-    <w:next w:val="Normal"/>
-    <w:link w:val="Heading9Char"/>
+    <w:basedOn w:val="Normale"/>
+    <w:next w:val="Normale"/>
+    <w:link w:val="Titolo9Carattere"/>
     <w:uiPriority w:val="9"/>
     <w:semiHidden/>
     <w:unhideWhenUsed/>
@@ -11819,13 +10495,12 @@
       <w:color w:val="272727" w:themeColor="text1" w:themeTint="D8"/>
     </w:rPr>
   </w:style>
-  <w:style w:type="character" w:default="1" w:styleId="DefaultParagraphFont">
+  <w:style w:type="character" w:default="1" w:styleId="Carpredefinitoparagrafo">
     <w:name w:val="Default Paragraph Font"/>
     <w:uiPriority w:val="1"/>
-    <w:semiHidden/>
     <w:unhideWhenUsed/>
   </w:style>
-  <w:style w:type="table" w:default="1" w:styleId="TableNormal">
+  <w:style w:type="table" w:default="1" w:styleId="Tabellanormale">
     <w:name w:val="Normal Table"/>
     <w:uiPriority w:val="99"/>
     <w:semiHidden/>
@@ -11840,16 +10515,16 @@
       </w:tblCellMar>
     </w:tblPr>
   </w:style>
-  <w:style w:type="numbering" w:default="1" w:styleId="NoList">
+  <w:style w:type="numbering" w:default="1" w:styleId="Nessunelenco">
     <w:name w:val="No List"/>
     <w:uiPriority w:val="99"/>
     <w:semiHidden/>
     <w:unhideWhenUsed/>
   </w:style>
-  <w:style w:type="character" w:customStyle="1" w:styleId="Heading1Char">
-    <w:name w:val="Heading 1 Char"/>
-    <w:basedOn w:val="DefaultParagraphFont"/>
-    <w:link w:val="Heading1"/>
+  <w:style w:type="character" w:customStyle="1" w:styleId="Titolo1Carattere">
+    <w:name w:val="Titolo 1 Carattere"/>
+    <w:basedOn w:val="Carpredefinitoparagrafo"/>
+    <w:link w:val="Titolo1"/>
     <w:uiPriority w:val="9"/>
     <w:rsid w:val="00D64F54"/>
     <w:rPr>
@@ -11859,10 +10534,10 @@
       <w:szCs w:val="40"/>
     </w:rPr>
   </w:style>
-  <w:style w:type="character" w:customStyle="1" w:styleId="Heading2Char">
-    <w:name w:val="Heading 2 Char"/>
-    <w:basedOn w:val="DefaultParagraphFont"/>
-    <w:link w:val="Heading2"/>
+  <w:style w:type="character" w:customStyle="1" w:styleId="Titolo2Carattere">
+    <w:name w:val="Titolo 2 Carattere"/>
+    <w:basedOn w:val="Carpredefinitoparagrafo"/>
+    <w:link w:val="Titolo2"/>
     <w:uiPriority w:val="9"/>
     <w:rsid w:val="00D64F54"/>
     <w:rPr>
@@ -11872,10 +10547,10 @@
       <w:szCs w:val="32"/>
     </w:rPr>
   </w:style>
-  <w:style w:type="character" w:customStyle="1" w:styleId="Heading3Char">
-    <w:name w:val="Heading 3 Char"/>
-    <w:basedOn w:val="DefaultParagraphFont"/>
-    <w:link w:val="Heading3"/>
+  <w:style w:type="character" w:customStyle="1" w:styleId="Titolo3Carattere">
+    <w:name w:val="Titolo 3 Carattere"/>
+    <w:basedOn w:val="Carpredefinitoparagrafo"/>
+    <w:link w:val="Titolo3"/>
     <w:uiPriority w:val="9"/>
     <w:rsid w:val="00D64F54"/>
     <w:rPr>
@@ -11885,10 +10560,10 @@
       <w:szCs w:val="28"/>
     </w:rPr>
   </w:style>
-  <w:style w:type="character" w:customStyle="1" w:styleId="Heading4Char">
-    <w:name w:val="Heading 4 Char"/>
-    <w:basedOn w:val="DefaultParagraphFont"/>
-    <w:link w:val="Heading4"/>
+  <w:style w:type="character" w:customStyle="1" w:styleId="Titolo4Carattere">
+    <w:name w:val="Titolo 4 Carattere"/>
+    <w:basedOn w:val="Carpredefinitoparagrafo"/>
+    <w:link w:val="Titolo4"/>
     <w:uiPriority w:val="9"/>
     <w:semiHidden/>
     <w:rsid w:val="00D64F54"/>
@@ -11899,10 +10574,10 @@
       <w:color w:val="0F4761" w:themeColor="accent1" w:themeShade="BF"/>
     </w:rPr>
   </w:style>
-  <w:style w:type="character" w:customStyle="1" w:styleId="Heading5Char">
-    <w:name w:val="Heading 5 Char"/>
-    <w:basedOn w:val="DefaultParagraphFont"/>
-    <w:link w:val="Heading5"/>
+  <w:style w:type="character" w:customStyle="1" w:styleId="Titolo5Carattere">
+    <w:name w:val="Titolo 5 Carattere"/>
+    <w:basedOn w:val="Carpredefinitoparagrafo"/>
+    <w:link w:val="Titolo5"/>
     <w:uiPriority w:val="9"/>
     <w:semiHidden/>
     <w:rsid w:val="00D64F54"/>
@@ -11911,10 +10586,10 @@
       <w:color w:val="0F4761" w:themeColor="accent1" w:themeShade="BF"/>
     </w:rPr>
   </w:style>
-  <w:style w:type="character" w:customStyle="1" w:styleId="Heading6Char">
-    <w:name w:val="Heading 6 Char"/>
-    <w:basedOn w:val="DefaultParagraphFont"/>
-    <w:link w:val="Heading6"/>
+  <w:style w:type="character" w:customStyle="1" w:styleId="Titolo6Carattere">
+    <w:name w:val="Titolo 6 Carattere"/>
+    <w:basedOn w:val="Carpredefinitoparagrafo"/>
+    <w:link w:val="Titolo6"/>
     <w:uiPriority w:val="9"/>
     <w:semiHidden/>
     <w:rsid w:val="00D64F54"/>
@@ -11925,10 +10600,10 @@
       <w:color w:val="595959" w:themeColor="text1" w:themeTint="A6"/>
     </w:rPr>
   </w:style>
-  <w:style w:type="character" w:customStyle="1" w:styleId="Heading7Char">
-    <w:name w:val="Heading 7 Char"/>
-    <w:basedOn w:val="DefaultParagraphFont"/>
-    <w:link w:val="Heading7"/>
+  <w:style w:type="character" w:customStyle="1" w:styleId="Titolo7Carattere">
+    <w:name w:val="Titolo 7 Carattere"/>
+    <w:basedOn w:val="Carpredefinitoparagrafo"/>
+    <w:link w:val="Titolo7"/>
     <w:uiPriority w:val="9"/>
     <w:semiHidden/>
     <w:rsid w:val="00D64F54"/>
@@ -11937,10 +10612,10 @@
       <w:color w:val="595959" w:themeColor="text1" w:themeTint="A6"/>
     </w:rPr>
   </w:style>
-  <w:style w:type="character" w:customStyle="1" w:styleId="Heading8Char">
-    <w:name w:val="Heading 8 Char"/>
-    <w:basedOn w:val="DefaultParagraphFont"/>
-    <w:link w:val="Heading8"/>
+  <w:style w:type="character" w:customStyle="1" w:styleId="Titolo8Carattere">
+    <w:name w:val="Titolo 8 Carattere"/>
+    <w:basedOn w:val="Carpredefinitoparagrafo"/>
+    <w:link w:val="Titolo8"/>
     <w:uiPriority w:val="9"/>
     <w:semiHidden/>
     <w:rsid w:val="00D64F54"/>
@@ -11951,10 +10626,10 @@
       <w:color w:val="272727" w:themeColor="text1" w:themeTint="D8"/>
     </w:rPr>
   </w:style>
-  <w:style w:type="character" w:customStyle="1" w:styleId="Heading9Char">
-    <w:name w:val="Heading 9 Char"/>
-    <w:basedOn w:val="DefaultParagraphFont"/>
-    <w:link w:val="Heading9"/>
+  <w:style w:type="character" w:customStyle="1" w:styleId="Titolo9Carattere">
+    <w:name w:val="Titolo 9 Carattere"/>
+    <w:basedOn w:val="Carpredefinitoparagrafo"/>
+    <w:link w:val="Titolo9"/>
     <w:uiPriority w:val="9"/>
     <w:semiHidden/>
     <w:rsid w:val="00D64F54"/>
@@ -11963,11 +10638,11 @@
       <w:color w:val="272727" w:themeColor="text1" w:themeTint="D8"/>
     </w:rPr>
   </w:style>
-  <w:style w:type="paragraph" w:styleId="Title">
+  <w:style w:type="paragraph" w:styleId="Titolo">
     <w:name w:val="Title"/>
-    <w:basedOn w:val="Normal"/>
-    <w:next w:val="Normal"/>
-    <w:link w:val="TitleChar"/>
+    <w:basedOn w:val="Normale"/>
+    <w:next w:val="Normale"/>
+    <w:link w:val="TitoloCarattere"/>
     <w:uiPriority w:val="10"/>
     <w:qFormat/>
     <w:rsid w:val="00D64F54"/>
@@ -11983,10 +10658,10 @@
       <w:szCs w:val="56"/>
     </w:rPr>
   </w:style>
-  <w:style w:type="character" w:customStyle="1" w:styleId="TitleChar">
-    <w:name w:val="Title Char"/>
-    <w:basedOn w:val="DefaultParagraphFont"/>
-    <w:link w:val="Title"/>
+  <w:style w:type="character" w:customStyle="1" w:styleId="TitoloCarattere">
+    <w:name w:val="Titolo Carattere"/>
+    <w:basedOn w:val="Carpredefinitoparagrafo"/>
+    <w:link w:val="Titolo"/>
     <w:uiPriority w:val="10"/>
     <w:rsid w:val="00D64F54"/>
     <w:rPr>
@@ -11997,11 +10672,11 @@
       <w:szCs w:val="56"/>
     </w:rPr>
   </w:style>
-  <w:style w:type="paragraph" w:styleId="Subtitle">
+  <w:style w:type="paragraph" w:styleId="Sottotitolo">
     <w:name w:val="Subtitle"/>
-    <w:basedOn w:val="Normal"/>
-    <w:next w:val="Normal"/>
-    <w:link w:val="SubtitleChar"/>
+    <w:basedOn w:val="Normale"/>
+    <w:next w:val="Normale"/>
+    <w:link w:val="SottotitoloCarattere"/>
     <w:uiPriority w:val="11"/>
     <w:qFormat/>
     <w:rsid w:val="00D64F54"/>
@@ -12018,10 +10693,10 @@
       <w:szCs w:val="28"/>
     </w:rPr>
   </w:style>
-  <w:style w:type="character" w:customStyle="1" w:styleId="SubtitleChar">
-    <w:name w:val="Subtitle Char"/>
-    <w:basedOn w:val="DefaultParagraphFont"/>
-    <w:link w:val="Subtitle"/>
+  <w:style w:type="character" w:customStyle="1" w:styleId="SottotitoloCarattere">
+    <w:name w:val="Sottotitolo Carattere"/>
+    <w:basedOn w:val="Carpredefinitoparagrafo"/>
+    <w:link w:val="Sottotitolo"/>
     <w:uiPriority w:val="11"/>
     <w:rsid w:val="00D64F54"/>
     <w:rPr>
@@ -12032,11 +10707,11 @@
       <w:szCs w:val="28"/>
     </w:rPr>
   </w:style>
-  <w:style w:type="paragraph" w:styleId="Quote">
+  <w:style w:type="paragraph" w:styleId="Citazione">
     <w:name w:val="Quote"/>
-    <w:basedOn w:val="Normal"/>
-    <w:next w:val="Normal"/>
-    <w:link w:val="QuoteChar"/>
+    <w:basedOn w:val="Normale"/>
+    <w:next w:val="Normale"/>
+    <w:link w:val="CitazioneCarattere"/>
     <w:uiPriority w:val="29"/>
     <w:qFormat/>
     <w:rsid w:val="00D64F54"/>
@@ -12050,10 +10725,10 @@
       <w:color w:val="404040" w:themeColor="text1" w:themeTint="BF"/>
     </w:rPr>
   </w:style>
-  <w:style w:type="character" w:customStyle="1" w:styleId="QuoteChar">
-    <w:name w:val="Quote Char"/>
-    <w:basedOn w:val="DefaultParagraphFont"/>
-    <w:link w:val="Quote"/>
+  <w:style w:type="character" w:customStyle="1" w:styleId="CitazioneCarattere">
+    <w:name w:val="Citazione Carattere"/>
+    <w:basedOn w:val="Carpredefinitoparagrafo"/>
+    <w:link w:val="Citazione"/>
     <w:uiPriority w:val="29"/>
     <w:rsid w:val="00D64F54"/>
     <w:rPr>
@@ -12062,9 +10737,9 @@
       <w:color w:val="404040" w:themeColor="text1" w:themeTint="BF"/>
     </w:rPr>
   </w:style>
-  <w:style w:type="paragraph" w:styleId="ListParagraph">
+  <w:style w:type="paragraph" w:styleId="Paragrafoelenco">
     <w:name w:val="List Paragraph"/>
-    <w:basedOn w:val="Normal"/>
+    <w:basedOn w:val="Normale"/>
     <w:uiPriority w:val="34"/>
     <w:qFormat/>
     <w:rsid w:val="00D64F54"/>
@@ -12073,9 +10748,9 @@
       <w:contextualSpacing/>
     </w:pPr>
   </w:style>
-  <w:style w:type="character" w:styleId="IntenseEmphasis">
+  <w:style w:type="character" w:styleId="Enfasiintensa">
     <w:name w:val="Intense Emphasis"/>
-    <w:basedOn w:val="DefaultParagraphFont"/>
+    <w:basedOn w:val="Carpredefinitoparagrafo"/>
     <w:uiPriority w:val="21"/>
     <w:qFormat/>
     <w:rsid w:val="00D64F54"/>
@@ -12085,11 +10760,11 @@
       <w:color w:val="0F4761" w:themeColor="accent1" w:themeShade="BF"/>
     </w:rPr>
   </w:style>
-  <w:style w:type="paragraph" w:styleId="IntenseQuote">
+  <w:style w:type="paragraph" w:styleId="Citazioneintensa">
     <w:name w:val="Intense Quote"/>
-    <w:basedOn w:val="Normal"/>
-    <w:next w:val="Normal"/>
-    <w:link w:val="IntenseQuoteChar"/>
+    <w:basedOn w:val="Normale"/>
+    <w:next w:val="Normale"/>
+    <w:link w:val="CitazioneintensaCarattere"/>
     <w:uiPriority w:val="30"/>
     <w:qFormat/>
     <w:rsid w:val="00D64F54"/>
@@ -12108,10 +10783,10 @@
       <w:color w:val="0F4761" w:themeColor="accent1" w:themeShade="BF"/>
     </w:rPr>
   </w:style>
-  <w:style w:type="character" w:customStyle="1" w:styleId="IntenseQuoteChar">
-    <w:name w:val="Intense Quote Char"/>
-    <w:basedOn w:val="DefaultParagraphFont"/>
-    <w:link w:val="IntenseQuote"/>
+  <w:style w:type="character" w:customStyle="1" w:styleId="CitazioneintensaCarattere">
+    <w:name w:val="Citazione intensa Carattere"/>
+    <w:basedOn w:val="Carpredefinitoparagrafo"/>
+    <w:link w:val="Citazioneintensa"/>
     <w:uiPriority w:val="30"/>
     <w:rsid w:val="00D64F54"/>
     <w:rPr>
@@ -12120,9 +10795,9 @@
       <w:color w:val="0F4761" w:themeColor="accent1" w:themeShade="BF"/>
     </w:rPr>
   </w:style>
-  <w:style w:type="character" w:styleId="IntenseReference">
+  <w:style w:type="character" w:styleId="Riferimentointenso">
     <w:name w:val="Intense Reference"/>
-    <w:basedOn w:val="DefaultParagraphFont"/>
+    <w:basedOn w:val="Carpredefinitoparagrafo"/>
     <w:uiPriority w:val="32"/>
     <w:qFormat/>
     <w:rsid w:val="00D64F54"/>
@@ -12134,9 +10809,9 @@
       <w:spacing w:val="5"/>
     </w:rPr>
   </w:style>
-  <w:style w:type="character" w:styleId="Hyperlink">
+  <w:style w:type="character" w:styleId="Collegamentoipertestuale">
     <w:name w:val="Hyperlink"/>
-    <w:basedOn w:val="DefaultParagraphFont"/>
+    <w:basedOn w:val="Carpredefinitoparagrafo"/>
     <w:uiPriority w:val="99"/>
     <w:unhideWhenUsed/>
     <w:rsid w:val="00D64F54"/>
@@ -12145,9 +10820,9 @@
       <w:u w:val="single"/>
     </w:rPr>
   </w:style>
-  <w:style w:type="character" w:styleId="UnresolvedMention">
+  <w:style w:type="character" w:styleId="Menzionenonrisolta">
     <w:name w:val="Unresolved Mention"/>
-    <w:basedOn w:val="DefaultParagraphFont"/>
+    <w:basedOn w:val="Carpredefinitoparagrafo"/>
     <w:uiPriority w:val="99"/>
     <w:semiHidden/>
     <w:unhideWhenUsed/>
@@ -12157,9 +10832,9 @@
       <w:shd w:val="clear" w:color="auto" w:fill="E1DFDD"/>
     </w:rPr>
   </w:style>
-  <w:style w:type="character" w:styleId="FollowedHyperlink">
+  <w:style w:type="character" w:styleId="Collegamentovisitato">
     <w:name w:val="FollowedHyperlink"/>
-    <w:basedOn w:val="DefaultParagraphFont"/>
+    <w:basedOn w:val="Carpredefinitoparagrafo"/>
     <w:uiPriority w:val="99"/>
     <w:semiHidden/>
     <w:unhideWhenUsed/>
